--- a/plantillas/ecoems_comprobante_registro.docx
+++ b/plantillas/ecoems_comprobante_registro.docx
@@ -1,38 +1,32 @@
 
 <file path=word/document.xml><?xml version="1.0" encoding="utf-8"?>
-<w:document xmlns:wpc="http://schemas.microsoft.com/office/word/2010/wordprocessingCanvas" xmlns:cx="http://schemas.microsoft.com/office/drawing/2014/chartex" xmlns:cx1="http://schemas.microsoft.com/office/drawing/2015/9/8/chartex" xmlns:cx2="http://schemas.microsoft.com/office/drawing/2015/10/21/chartex" xmlns:cx3="http://schemas.microsoft.com/office/drawing/2016/5/9/chartex" xmlns:cx4="http://schemas.microsoft.com/office/drawing/2016/5/10/chartex" xmlns:cx5="http://schemas.microsoft.com/office/drawing/2016/5/11/chartex" xmlns:cx6="http://schemas.microsoft.com/office/drawing/2016/5/12/chartex" xmlns:cx7="http://schemas.microsoft.com/office/drawing/2016/5/13/chartex" xmlns:cx8="http://schemas.microsoft.com/office/drawing/2016/5/14/chartex" xmlns:mc="http://schemas.openxmlformats.org/markup-compatibility/2006" xmlns:aink="http://schemas.microsoft.com/office/drawing/2016/ink" xmlns:am3d="http://schemas.microsoft.com/office/drawing/2017/model3d" xmlns:o="urn:schemas-microsoft-com:office:office" xmlns:oel="http://schemas.microsoft.com/office/2019/extlst" xmlns:r="http://schemas.openxmlformats.org/officeDocument/2006/relationships" xmlns:m="http://schemas.openxmlformats.org/officeDocument/2006/math" xmlns:v="urn:schemas-microsoft-com:vml" xmlns:wp14="http://schemas.microsoft.com/office/word/2010/wordprocessingDrawing" xmlns:wp="http://schemas.openxmlformats.org/drawingml/2006/wordprocessingDrawing" xmlns:w10="urn:schemas-microsoft-com:office:word" xmlns:w="http://schemas.openxmlformats.org/wordprocessingml/2006/main" xmlns:w14="http://schemas.microsoft.com/office/word/2010/wordml" xmlns:w15="http://schemas.microsoft.com/office/word/2012/wordml" xmlns:w16cex="http://schemas.microsoft.com/office/word/2018/wordml/cex" xmlns:w16cid="http://schemas.microsoft.com/office/word/2016/wordml/cid" xmlns:w16="http://schemas.microsoft.com/office/word/2018/wordml" xmlns:w16du="http://schemas.microsoft.com/office/word/2023/wordml/word16du" xmlns:w16sdtdh="http://schemas.microsoft.com/office/word/2020/wordml/sdtdatahash" xmlns:w16sdtfl="http://schemas.microsoft.com/office/word/2024/wordml/sdtformatlock" xmlns:w16se="http://schemas.microsoft.com/office/word/2015/wordml/symex" xmlns:wpg="http://schemas.microsoft.com/office/word/2010/wordprocessingGroup" xmlns:wpi="http://schemas.microsoft.com/office/word/2010/wordprocessingInk" xmlns:wne="http://schemas.microsoft.com/office/word/2006/wordml" xmlns:wps="http://schemas.microsoft.com/office/word/2010/wordprocessingShape" mc:Ignorable="w14 w15 w16se w16cid w16 w16cex w16sdtdh w16sdtfl w16du wp14">
+<w:document xmlns:o="urn:schemas-microsoft-com:office:office" xmlns:r="http://schemas.openxmlformats.org/officeDocument/2006/relationships" xmlns:v="urn:schemas-microsoft-com:vml" xmlns:w="http://schemas.openxmlformats.org/wordprocessingml/2006/main" xmlns:w10="urn:schemas-microsoft-com:office:word" xmlns:wp="http://schemas.openxmlformats.org/drawingml/2006/wordprocessingDrawing" xmlns:pic="http://schemas.openxmlformats.org/drawingml/2006/picture" xmlns:wps="http://schemas.microsoft.com/office/word/2010/wordprocessingShape" xmlns:wpg="http://schemas.microsoft.com/office/word/2010/wordprocessingGroup" xmlns:mc="http://schemas.openxmlformats.org/markup-compatibility/2006" xmlns:wp14="http://schemas.microsoft.com/office/word/2010/wordprocessingDrawing" xmlns:w14="http://schemas.microsoft.com/office/word/2010/wordml" xmlns:w15="http://schemas.microsoft.com/office/word/2012/wordml" mc:Ignorable="w14 wp14 w15">
   <w:body>
     <w:p>
       <w:pPr>
-        <w:spacing w:after="0" w:line="240" w:lineRule="auto"/>
-        <w:rPr>
-          <w:rFonts w:ascii="Avenir Next" w:hAnsi="Avenir Next"/>
-        </w:rPr>
-      </w:pPr>
-      <w:r>
-        <w:rPr>
-          <w:rFonts w:ascii="Avenir Next" w:hAnsi="Avenir Next"/>
-          <w:noProof/>
+        <w:pStyle w:val="Normal"/>
+        <w:spacing w:lineRule="auto" w:line="240" w:before="0" w:after="0"/>
+        <w:rPr>
+          <w:rFonts w:ascii="Avenir Next" w:hAnsi="Avenir Next"/>
+        </w:rPr>
+      </w:pPr>
+      <w:r>
+        <w:rPr>
+          <w:rFonts w:ascii="Avenir Next" w:hAnsi="Avenir Next"/>
         </w:rPr>
         <w:drawing>
-          <wp:anchor distT="0" distB="0" distL="114300" distR="114300" simplePos="0" relativeHeight="251660288" behindDoc="0" locked="0" layoutInCell="1" allowOverlap="1" wp14:anchorId="4EF735D9" wp14:editId="78D40788">
+          <wp:anchor behindDoc="0" distT="0" distB="0" distL="0" distR="0" simplePos="0" locked="0" layoutInCell="1" allowOverlap="1" relativeHeight="2">
             <wp:simplePos x="0" y="0"/>
             <wp:positionH relativeFrom="column">
-              <wp:posOffset>1595755</wp:posOffset>
+              <wp:posOffset>114300</wp:posOffset>
             </wp:positionH>
             <wp:positionV relativeFrom="paragraph">
-              <wp:posOffset>-169968</wp:posOffset>
+              <wp:posOffset>-304800</wp:posOffset>
             </wp:positionV>
-            <wp:extent cx="1353820" cy="841375"/>
+            <wp:extent cx="998220" cy="998220"/>
             <wp:effectExtent l="0" t="0" r="0" b="0"/>
             <wp:wrapNone/>
-            <wp:docPr id="1025" name="Picture 1">
-              <a:extLst xmlns:a="http://schemas.openxmlformats.org/drawingml/2006/main">
-                <a:ext uri="{FF2B5EF4-FFF2-40B4-BE49-F238E27FC236}">
-                  <a16:creationId xmlns:a16="http://schemas.microsoft.com/office/drawing/2014/main" id="{2B30C6ED-BE48-D7C5-1F7A-319A1F99F53B}"/>
-                </a:ext>
-              </a:extLst>
-            </wp:docPr>
+            <wp:docPr id="1" name="Imagen 49" descr=""/>
             <wp:cNvGraphicFramePr>
               <a:graphicFrameLocks xmlns:a="http://schemas.openxmlformats.org/drawingml/2006/main" noChangeAspect="1"/>
             </wp:cNvGraphicFramePr>
@@ -40,26 +34,59 @@
               <a:graphicData uri="http://schemas.openxmlformats.org/drawingml/2006/picture">
                 <pic:pic xmlns:pic="http://schemas.openxmlformats.org/drawingml/2006/picture">
                   <pic:nvPicPr>
-                    <pic:cNvPr id="1025" name="Picture 1">
-                      <a:extLst>
-                        <a:ext uri="{FF2B5EF4-FFF2-40B4-BE49-F238E27FC236}">
-                          <a16:creationId xmlns:a16="http://schemas.microsoft.com/office/drawing/2014/main" id="{2B30C6ED-BE48-D7C5-1F7A-319A1F99F53B}"/>
-                        </a:ext>
-                      </a:extLst>
-                    </pic:cNvPr>
+                    <pic:cNvPr id="1" name="Imagen 49" descr=""/>
                     <pic:cNvPicPr>
                       <a:picLocks noChangeAspect="1" noChangeArrowheads="1"/>
                     </pic:cNvPicPr>
                   </pic:nvPicPr>
                   <pic:blipFill>
-                    <a:blip r:embed="rId5" cstate="print">
-                      <a:extLst>
-                        <a:ext uri="{28A0092B-C50C-407E-A947-70E740481C1C}">
-                          <a14:useLocalDpi xmlns:a14="http://schemas.microsoft.com/office/drawing/2010/main" val="0"/>
-                        </a:ext>
-                      </a:extLst>
-                    </a:blip>
-                    <a:srcRect/>
+                    <a:blip r:embed="rId2"/>
+                    <a:stretch>
+                      <a:fillRect/>
+                    </a:stretch>
+                  </pic:blipFill>
+                  <pic:spPr bwMode="auto">
+                    <a:xfrm>
+                      <a:off x="0" y="0"/>
+                      <a:ext cx="998220" cy="998220"/>
+                    </a:xfrm>
+                    <a:prstGeom prst="rect">
+                      <a:avLst/>
+                    </a:prstGeom>
+                    <a:noFill/>
+                  </pic:spPr>
+                </pic:pic>
+              </a:graphicData>
+            </a:graphic>
+          </wp:anchor>
+        </w:drawing>
+        <w:drawing>
+          <wp:anchor behindDoc="0" distT="0" distB="0" distL="0" distR="0" simplePos="0" locked="0" layoutInCell="1" allowOverlap="1" relativeHeight="3">
+            <wp:simplePos x="0" y="0"/>
+            <wp:positionH relativeFrom="column">
+              <wp:posOffset>1595755</wp:posOffset>
+            </wp:positionH>
+            <wp:positionV relativeFrom="paragraph">
+              <wp:posOffset>-170180</wp:posOffset>
+            </wp:positionV>
+            <wp:extent cx="1353820" cy="841375"/>
+            <wp:effectExtent l="0" t="0" r="0" b="0"/>
+            <wp:wrapNone/>
+            <wp:docPr id="2" name="Picture 1" descr=""/>
+            <wp:cNvGraphicFramePr>
+              <a:graphicFrameLocks xmlns:a="http://schemas.openxmlformats.org/drawingml/2006/main" noChangeAspect="1"/>
+            </wp:cNvGraphicFramePr>
+            <a:graphic xmlns:a="http://schemas.openxmlformats.org/drawingml/2006/main">
+              <a:graphicData uri="http://schemas.openxmlformats.org/drawingml/2006/picture">
+                <pic:pic xmlns:pic="http://schemas.openxmlformats.org/drawingml/2006/picture">
+                  <pic:nvPicPr>
+                    <pic:cNvPr id="2" name="Picture 1" descr=""/>
+                    <pic:cNvPicPr>
+                      <a:picLocks noChangeAspect="1" noChangeArrowheads="1"/>
+                    </pic:cNvPicPr>
+                  </pic:nvPicPr>
+                  <pic:blipFill>
+                    <a:blip r:embed="rId3"/>
                     <a:stretch>
                       <a:fillRect/>
                     </a:stretch>
@@ -73,164 +100,203 @@
                       <a:avLst/>
                     </a:prstGeom>
                     <a:noFill/>
-                    <a:extLst>
-                      <a:ext uri="{909E8E84-426E-40DD-AFC4-6F175D3DCCD1}">
-                        <a14:hiddenFill xmlns:a14="http://schemas.microsoft.com/office/drawing/2010/main">
-                          <a:solidFill>
-                            <a:srgbClr val="FFFFFF"/>
-                          </a:solidFill>
-                        </a14:hiddenFill>
-                      </a:ext>
-                    </a:extLst>
                   </pic:spPr>
                 </pic:pic>
               </a:graphicData>
             </a:graphic>
           </wp:anchor>
         </w:drawing>
-      </w:r>
-      <w:r>
-        <w:rPr>
-          <w:rFonts w:ascii="Avenir Next" w:hAnsi="Avenir Next"/>
-          <w:noProof/>
-        </w:rPr>
         <mc:AlternateContent>
           <mc:Choice Requires="wps">
             <w:drawing>
-              <wp:anchor distT="0" distB="0" distL="114300" distR="114300" simplePos="0" relativeHeight="251662336" behindDoc="0" locked="0" layoutInCell="1" allowOverlap="1" wp14:anchorId="39B35670" wp14:editId="3007E64C">
+              <wp:anchor behindDoc="0" distT="0" distB="0" distL="0" distR="0" simplePos="0" locked="0" layoutInCell="1" allowOverlap="1" relativeHeight="4" wp14:anchorId="470E15C8">
                 <wp:simplePos x="0" y="0"/>
                 <wp:positionH relativeFrom="column">
-                  <wp:posOffset>-583988</wp:posOffset>
+                  <wp:posOffset>2138045</wp:posOffset>
                 </wp:positionH>
                 <wp:positionV relativeFrom="paragraph">
-                  <wp:posOffset>585470</wp:posOffset>
+                  <wp:posOffset>-311150</wp:posOffset>
                 </wp:positionV>
-                <wp:extent cx="1990164" cy="215444"/>
+                <wp:extent cx="5066665" cy="889635"/>
                 <wp:effectExtent l="0" t="0" r="0" b="0"/>
                 <wp:wrapNone/>
-                <wp:docPr id="6" name="Rectangle 4">
-                  <a:extLst xmlns:a="http://schemas.openxmlformats.org/drawingml/2006/main">
-                    <a:ext uri="{FF2B5EF4-FFF2-40B4-BE49-F238E27FC236}">
-                      <a16:creationId xmlns:a16="http://schemas.microsoft.com/office/drawing/2014/main" id="{E7C1E07F-0E38-2A21-018C-0331F4037E71}"/>
-                    </a:ext>
-                  </a:extLst>
-                </wp:docPr>
-                <wp:cNvGraphicFramePr>
-                  <a:graphicFrameLocks xmlns:a="http://schemas.openxmlformats.org/drawingml/2006/main"/>
-                </wp:cNvGraphicFramePr>
+                <wp:docPr id="3" name="Rectangle 4"/>
                 <a:graphic xmlns:a="http://schemas.openxmlformats.org/drawingml/2006/main">
                   <a:graphicData uri="http://schemas.microsoft.com/office/word/2010/wordprocessingShape">
                     <wps:wsp>
-                      <wps:cNvSpPr>
-                        <a:spLocks noChangeArrowheads="1"/>
-                      </wps:cNvSpPr>
-                      <wps:spPr bwMode="auto">
+                      <wps:cNvSpPr/>
+                      <wps:spPr>
                         <a:xfrm>
                           <a:off x="0" y="0"/>
-                          <a:ext cx="1990164" cy="215444"/>
+                          <a:ext cx="5066640" cy="889560"/>
                         </a:xfrm>
                         <a:prstGeom prst="rect">
                           <a:avLst/>
                         </a:prstGeom>
                         <a:noFill/>
-                        <a:ln>
+                        <a:ln w="0">
                           <a:noFill/>
                         </a:ln>
-                        <a:effectLst/>
-                        <a:extLst>
-                          <a:ext uri="{909E8E84-426E-40DD-AFC4-6F175D3DCCD1}">
-                            <a14:hiddenFill xmlns:a14="http://schemas.microsoft.com/office/drawing/2010/main">
-                              <a:solidFill>
-                                <a:schemeClr val="accent1"/>
-                              </a:solidFill>
-                            </a14:hiddenFill>
-                          </a:ext>
-                          <a:ext uri="{91240B29-F687-4F45-9708-019B960494DF}">
-                            <a14:hiddenLine xmlns:a14="http://schemas.microsoft.com/office/drawing/2010/main" w="9525">
-                              <a:solidFill>
-                                <a:schemeClr val="tx1"/>
-                              </a:solidFill>
-                              <a:miter lim="800000"/>
-                              <a:headEnd/>
-                              <a:tailEnd/>
-                            </a14:hiddenLine>
-                          </a:ext>
-                          <a:ext uri="{AF507438-7753-43E0-B8FC-AC1667EBCBE1}">
-                            <a14:hiddenEffects xmlns:a14="http://schemas.microsoft.com/office/drawing/2010/main">
-                              <a:effectLst>
-                                <a:outerShdw dist="35921" dir="2700000" algn="ctr" rotWithShape="0">
-                                  <a:schemeClr val="bg2"/>
-                                </a:outerShdw>
-                              </a:effectLst>
-                            </a14:hiddenEffects>
-                          </a:ext>
-                        </a:extLst>
                       </wps:spPr>
+                      <wps:style>
+                        <a:lnRef idx="0"/>
+                        <a:fillRef idx="0"/>
+                        <a:effectRef idx="0"/>
+                        <a:fontRef idx="minor"/>
+                      </wps:style>
                       <wps:txbx>
                         <w:txbxContent>
                           <w:p>
                             <w:pPr>
-                              <w:kinsoku w:val="0"/>
-                              <w:overflowPunct w:val="0"/>
+                              <w:pStyle w:val="Contenidodelmarco"/>
+                              <w:overflowPunct w:val="true"/>
+                              <w:spacing w:lineRule="auto" w:line="240" w:before="0" w:after="0"/>
                               <w:ind w:firstLine="706"/>
+                              <w:jc w:val="center"/>
                               <w:textAlignment w:val="baseline"/>
                               <w:rPr>
-                                <w:rFonts w:ascii="Aptos" w:eastAsia="Aptos" w:hAnsi="Aptos" w:cs="Arial"/>
+                                <w:rFonts w:ascii="Avenir Next" w:hAnsi="Avenir Next" w:eastAsia="Aptos" w:cs="Arial"/>
                                 <w:b/>
                                 <w:bCs/>
-                                <w:i/>
-                                <w:iCs/>
-                                <w:color w:val="000000"/>
-                                <w:kern w:val="24"/>
-                                <w:sz w:val="16"/>
-                                <w:szCs w:val="16"/>
+                                <w:color w:val="FF0000"/>
+                                <w:kern w:val="2"/>
+                                <w:sz w:val="36"/>
+                                <w:szCs w:val="36"/>
                               </w:rPr>
                             </w:pPr>
                             <w:r>
                               <w:rPr>
-                                <w:rFonts w:ascii="Aptos" w:eastAsia="Aptos" w:hAnsi="Aptos" w:cs="Arial"/>
+                                <w:rFonts w:eastAsia="Aptos" w:cs="Arial" w:ascii="Avenir Next" w:hAnsi="Avenir Next"/>
                                 <w:b/>
                                 <w:bCs/>
-                                <w:i/>
-                                <w:iCs/>
+                                <w:color w:val="FF0000"/>
+                                <w:kern w:val="2"/>
+                                <w:sz w:val="36"/>
+                                <w:szCs w:val="36"/>
+                              </w:rPr>
+                              <w:t xml:space="preserve">C.A.E.P. </w:t>
+                            </w:r>
+                          </w:p>
+                          <w:p>
+                            <w:pPr>
+                              <w:pStyle w:val="Contenidodelmarco"/>
+                              <w:overflowPunct w:val="true"/>
+                              <w:spacing w:lineRule="auto" w:line="240" w:before="0" w:after="0"/>
+                              <w:ind w:firstLine="706"/>
+                              <w:jc w:val="center"/>
+                              <w:textAlignment w:val="baseline"/>
+                              <w:rPr>
+                                <w:rFonts w:ascii="Avenir Next" w:hAnsi="Avenir Next" w:eastAsia="Aptos" w:cs="Arial"/>
+                                <w:b/>
+                                <w:bCs/>
                                 <w:color w:val="000000"/>
-                                <w:kern w:val="24"/>
-                                <w:sz w:val="16"/>
-                                <w:szCs w:val="16"/>
+                                <w:kern w:val="2"/>
+                                <w:sz w:val="24"/>
+                                <w:szCs w:val="24"/>
                               </w:rPr>
-                              <w:t>“</w:t>
+                            </w:pPr>
+                            <w:r>
+                              <w:rPr>
+                                <w:rFonts w:eastAsia="Aptos" w:cs="Arial" w:ascii="Avenir Next" w:hAnsi="Avenir Next"/>
+                                <w:b/>
+                                <w:bCs/>
+                                <w:color w:val="000000"/>
+                                <w:kern w:val="2"/>
+                                <w:sz w:val="24"/>
+                                <w:szCs w:val="24"/>
+                              </w:rPr>
+                              <w:t>Centro de Asesor</w:t>
                             </w:r>
                             <w:r>
                               <w:rPr>
-                                <w:rFonts w:ascii="Avenir Next" w:eastAsia="Aptos" w:hAnsi="Avenir Next" w:cs="Arial"/>
+                                <w:rFonts w:eastAsia="Aptos" w:cs="Arial" w:ascii="Aptos" w:hAnsi="Aptos"/>
                                 <w:b/>
                                 <w:bCs/>
                                 <w:color w:val="000000"/>
-                                <w:kern w:val="24"/>
-                                <w:sz w:val="16"/>
-                                <w:szCs w:val="16"/>
+                                <w:kern w:val="2"/>
+                                <w:sz w:val="24"/>
+                                <w:szCs w:val="24"/>
                               </w:rPr>
-                              <w:t>El futuro es tu presente</w:t>
+                              <w:t>í</w:t>
                             </w:r>
                             <w:r>
                               <w:rPr>
-                                <w:rFonts w:ascii="Aptos" w:eastAsia="Aptos" w:hAnsi="Aptos" w:cs="Arial"/>
+                                <w:rFonts w:eastAsia="Aptos" w:cs="Arial" w:ascii="Avenir Next" w:hAnsi="Avenir Next"/>
                                 <w:b/>
                                 <w:bCs/>
                                 <w:color w:val="000000"/>
-                                <w:kern w:val="24"/>
-                                <w:sz w:val="16"/>
-                                <w:szCs w:val="16"/>
+                                <w:kern w:val="2"/>
+                                <w:sz w:val="24"/>
+                                <w:szCs w:val="24"/>
                               </w:rPr>
-                              <w:t>”</w:t>
+                              <w:t>a Educativa Profesional</w:t>
+                            </w:r>
+                          </w:p>
+                          <w:p>
+                            <w:pPr>
+                              <w:pStyle w:val="Contenidodelmarco"/>
+                              <w:overflowPunct w:val="true"/>
+                              <w:spacing w:lineRule="auto" w:line="240" w:before="0" w:after="0"/>
+                              <w:ind w:firstLine="706"/>
+                              <w:jc w:val="center"/>
+                              <w:textAlignment w:val="baseline"/>
+                              <w:rPr>
+                                <w:rFonts w:ascii="Avenir Next" w:hAnsi="Avenir Next" w:eastAsia="Aptos" w:cs="Arial"/>
+                                <w:b/>
+                                <w:bCs/>
+                                <w:color w:val="000000"/>
+                                <w:kern w:val="2"/>
+                                <w:sz w:val="24"/>
+                                <w:szCs w:val="24"/>
+                              </w:rPr>
+                            </w:pPr>
+                            <w:r>
+                              <w:rPr>
+                                <w:rFonts w:eastAsia="Aptos" w:cs="Arial" w:ascii="Avenir Next" w:hAnsi="Avenir Next"/>
+                                <w:b/>
+                                <w:bCs/>
+                                <w:color w:val="000000"/>
+                                <w:kern w:val="2"/>
+                                <w:sz w:val="24"/>
+                                <w:szCs w:val="24"/>
+                              </w:rPr>
+                            </w:r>
+                          </w:p>
+                          <w:p>
+                            <w:pPr>
+                              <w:pStyle w:val="Contenidodelmarco"/>
+                              <w:overflowPunct w:val="true"/>
+                              <w:spacing w:lineRule="auto" w:line="240" w:before="0" w:after="0"/>
+                              <w:ind w:firstLine="706"/>
+                              <w:jc w:val="center"/>
+                              <w:textAlignment w:val="baseline"/>
+                              <w:rPr>
+                                <w:rFonts w:ascii="Avenir Next" w:hAnsi="Avenir Next" w:eastAsia="Aptos" w:cs="Arial"/>
+                                <w:b/>
+                                <w:bCs/>
+                                <w:color w:val="00B0F0"/>
+                                <w:kern w:val="2"/>
+                                <w:sz w:val="24"/>
+                                <w:szCs w:val="24"/>
+                              </w:rPr>
+                            </w:pPr>
+                            <w:r>
+                              <w:rPr>
+                                <w:rFonts w:eastAsia="Aptos" w:cs="Arial" w:ascii="Avenir Next" w:hAnsi="Avenir Next"/>
+                                <w:b/>
+                                <w:bCs/>
+                                <w:color w:val="00B0F0"/>
+                                <w:kern w:val="2"/>
+                                <w:sz w:val="24"/>
+                                <w:szCs w:val="24"/>
+                              </w:rPr>
+                              <w:t>CURSO ECOEMS 2026</w:t>
                             </w:r>
                           </w:p>
                         </w:txbxContent>
                       </wps:txbx>
-                      <wps:bodyPr vert="horz" wrap="square" lIns="91440" tIns="45720" rIns="91440" bIns="45720" numCol="1" anchor="ctr" anchorCtr="0" compatLnSpc="1">
-                        <a:prstTxWarp prst="textNoShape">
-                          <a:avLst/>
-                        </a:prstTxWarp>
+                      <wps:bodyPr anchor="ctr">
+                        <a:prstTxWarp prst="textNoShape"/>
                         <a:spAutoFit/>
                       </wps:bodyPr>
                     </wps:wsp>
@@ -241,375 +307,304 @@
           </mc:Choice>
           <mc:Fallback>
             <w:pict>
-              <v:rect w14:anchorId="39B35670" id="Rectangle 4" o:spid="_x0000_s1026" style="position:absolute;margin-left:-46pt;margin-top:46.1pt;width:156.7pt;height:16.95pt;z-index:251662336;visibility:visible;mso-wrap-style:square;mso-wrap-distance-left:9pt;mso-wrap-distance-top:0;mso-wrap-distance-right:9pt;mso-wrap-distance-bottom:0;mso-position-horizontal:absolute;mso-position-horizontal-relative:text;mso-position-vertical:absolute;mso-position-vertical-relative:text;v-text-anchor:middle" o:gfxdata="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" filled="f" fillcolor="#156082 [3204]" stroked="f" strokecolor="black [3213]">
-                <v:shadow color="#e8e8e8 [3214]"/>
-                <v:textbox style="mso-fit-shape-to-text:t">
+              <v:rect id="shape_0" ID="Rectangle 4" path="m0,0l-2147483645,0l-2147483645,-2147483646l0,-2147483646xe" stroked="f" o:allowincell="f" style="position:absolute;margin-left:168.35pt;margin-top:-24.5pt;width:398.9pt;height:70pt;mso-wrap-style:square;v-text-anchor:middle" wp14:anchorId="470E15C8">
+                <v:fill o:detectmouseclick="t" on="false"/>
+                <v:stroke color="#3465a4" joinstyle="round" endcap="flat"/>
+                <v:textbox>
                   <w:txbxContent>
                     <w:p>
                       <w:pPr>
-                        <w:kinsoku w:val="0"/>
-                        <w:overflowPunct w:val="0"/>
+                        <w:pStyle w:val="Contenidodelmarco"/>
+                        <w:overflowPunct w:val="true"/>
+                        <w:spacing w:lineRule="auto" w:line="240" w:before="0" w:after="0"/>
                         <w:ind w:firstLine="706"/>
+                        <w:jc w:val="center"/>
                         <w:textAlignment w:val="baseline"/>
                         <w:rPr>
-                          <w:rFonts w:ascii="Aptos" w:eastAsia="Aptos" w:hAnsi="Aptos" w:cs="Arial"/>
+                          <w:rFonts w:ascii="Avenir Next" w:hAnsi="Avenir Next" w:eastAsia="Aptos" w:cs="Arial"/>
                           <w:b/>
                           <w:bCs/>
-                          <w:i/>
-                          <w:iCs/>
-                          <w:color w:val="000000"/>
-                          <w:kern w:val="24"/>
-                          <w:sz w:val="16"/>
-                          <w:szCs w:val="16"/>
+                          <w:color w:val="FF0000"/>
+                          <w:kern w:val="2"/>
+                          <w:sz w:val="36"/>
+                          <w:szCs w:val="36"/>
                         </w:rPr>
                       </w:pPr>
                       <w:r>
                         <w:rPr>
-                          <w:rFonts w:ascii="Aptos" w:eastAsia="Aptos" w:hAnsi="Aptos" w:cs="Arial"/>
+                          <w:rFonts w:eastAsia="Aptos" w:cs="Arial" w:ascii="Avenir Next" w:hAnsi="Avenir Next"/>
                           <w:b/>
                           <w:bCs/>
-                          <w:i/>
-                          <w:iCs/>
+                          <w:color w:val="FF0000"/>
+                          <w:kern w:val="2"/>
+                          <w:sz w:val="36"/>
+                          <w:szCs w:val="36"/>
+                        </w:rPr>
+                        <w:t xml:space="preserve">C.A.E.P. </w:t>
+                      </w:r>
+                    </w:p>
+                    <w:p>
+                      <w:pPr>
+                        <w:pStyle w:val="Contenidodelmarco"/>
+                        <w:overflowPunct w:val="true"/>
+                        <w:spacing w:lineRule="auto" w:line="240" w:before="0" w:after="0"/>
+                        <w:ind w:firstLine="706"/>
+                        <w:jc w:val="center"/>
+                        <w:textAlignment w:val="baseline"/>
+                        <w:rPr>
+                          <w:rFonts w:ascii="Avenir Next" w:hAnsi="Avenir Next" w:eastAsia="Aptos" w:cs="Arial"/>
+                          <w:b/>
+                          <w:bCs/>
                           <w:color w:val="000000"/>
-                          <w:kern w:val="24"/>
-                          <w:sz w:val="16"/>
-                          <w:szCs w:val="16"/>
+                          <w:kern w:val="2"/>
+                          <w:sz w:val="24"/>
+                          <w:szCs w:val="24"/>
                         </w:rPr>
-                        <w:t>“</w:t>
+                      </w:pPr>
+                      <w:r>
+                        <w:rPr>
+                          <w:rFonts w:eastAsia="Aptos" w:cs="Arial" w:ascii="Avenir Next" w:hAnsi="Avenir Next"/>
+                          <w:b/>
+                          <w:bCs/>
+                          <w:color w:val="000000"/>
+                          <w:kern w:val="2"/>
+                          <w:sz w:val="24"/>
+                          <w:szCs w:val="24"/>
+                        </w:rPr>
+                        <w:t>Centro de Asesor</w:t>
                       </w:r>
                       <w:r>
                         <w:rPr>
-                          <w:rFonts w:ascii="Avenir Next" w:eastAsia="Aptos" w:hAnsi="Avenir Next" w:cs="Arial"/>
+                          <w:rFonts w:eastAsia="Aptos" w:cs="Arial" w:ascii="Aptos" w:hAnsi="Aptos"/>
                           <w:b/>
                           <w:bCs/>
                           <w:color w:val="000000"/>
-                          <w:kern w:val="24"/>
-                          <w:sz w:val="16"/>
-                          <w:szCs w:val="16"/>
+                          <w:kern w:val="2"/>
+                          <w:sz w:val="24"/>
+                          <w:szCs w:val="24"/>
                         </w:rPr>
-                        <w:t>El futuro es tu presente</w:t>
+                        <w:t>í</w:t>
                       </w:r>
                       <w:r>
                         <w:rPr>
-                          <w:rFonts w:ascii="Aptos" w:eastAsia="Aptos" w:hAnsi="Aptos" w:cs="Arial"/>
+                          <w:rFonts w:eastAsia="Aptos" w:cs="Arial" w:ascii="Avenir Next" w:hAnsi="Avenir Next"/>
                           <w:b/>
                           <w:bCs/>
                           <w:color w:val="000000"/>
-                          <w:kern w:val="24"/>
-                          <w:sz w:val="16"/>
-                          <w:szCs w:val="16"/>
+                          <w:kern w:val="2"/>
+                          <w:sz w:val="24"/>
+                          <w:szCs w:val="24"/>
                         </w:rPr>
-                        <w:t>”</w:t>
+                        <w:t>a Educativa Profesional</w:t>
+                      </w:r>
+                    </w:p>
+                    <w:p>
+                      <w:pPr>
+                        <w:pStyle w:val="Contenidodelmarco"/>
+                        <w:overflowPunct w:val="true"/>
+                        <w:spacing w:lineRule="auto" w:line="240" w:before="0" w:after="0"/>
+                        <w:ind w:firstLine="706"/>
+                        <w:jc w:val="center"/>
+                        <w:textAlignment w:val="baseline"/>
+                        <w:rPr>
+                          <w:rFonts w:ascii="Avenir Next" w:hAnsi="Avenir Next" w:eastAsia="Aptos" w:cs="Arial"/>
+                          <w:b/>
+                          <w:bCs/>
+                          <w:color w:val="000000"/>
+                          <w:kern w:val="2"/>
+                          <w:sz w:val="24"/>
+                          <w:szCs w:val="24"/>
+                        </w:rPr>
+                      </w:pPr>
+                      <w:r>
+                        <w:rPr>
+                          <w:rFonts w:eastAsia="Aptos" w:cs="Arial" w:ascii="Avenir Next" w:hAnsi="Avenir Next"/>
+                          <w:b/>
+                          <w:bCs/>
+                          <w:color w:val="000000"/>
+                          <w:kern w:val="2"/>
+                          <w:sz w:val="24"/>
+                          <w:szCs w:val="24"/>
+                        </w:rPr>
+                      </w:r>
+                    </w:p>
+                    <w:p>
+                      <w:pPr>
+                        <w:pStyle w:val="Contenidodelmarco"/>
+                        <w:overflowPunct w:val="true"/>
+                        <w:spacing w:lineRule="auto" w:line="240" w:before="0" w:after="0"/>
+                        <w:ind w:firstLine="706"/>
+                        <w:jc w:val="center"/>
+                        <w:textAlignment w:val="baseline"/>
+                        <w:rPr>
+                          <w:rFonts w:ascii="Avenir Next" w:hAnsi="Avenir Next" w:eastAsia="Aptos" w:cs="Arial"/>
+                          <w:b/>
+                          <w:bCs/>
+                          <w:color w:val="00B0F0"/>
+                          <w:kern w:val="2"/>
+                          <w:sz w:val="24"/>
+                          <w:szCs w:val="24"/>
+                        </w:rPr>
+                      </w:pPr>
+                      <w:r>
+                        <w:rPr>
+                          <w:rFonts w:eastAsia="Aptos" w:cs="Arial" w:ascii="Avenir Next" w:hAnsi="Avenir Next"/>
+                          <w:b/>
+                          <w:bCs/>
+                          <w:color w:val="00B0F0"/>
+                          <w:kern w:val="2"/>
+                          <w:sz w:val="24"/>
+                          <w:szCs w:val="24"/>
+                        </w:rPr>
+                        <w:t>CURSO ECOEMS 2026</w:t>
                       </w:r>
                     </w:p>
                   </w:txbxContent>
                 </v:textbox>
+                <w10:wrap type="none"/>
               </v:rect>
             </w:pict>
           </mc:Fallback>
         </mc:AlternateContent>
       </w:r>
-      <w:r>
-        <w:rPr>
-          <w:rFonts w:ascii="Avenir Next" w:hAnsi="Avenir Next"/>
-          <w:noProof/>
-        </w:rPr>
-        <w:drawing>
-          <wp:anchor distT="0" distB="0" distL="114300" distR="114300" simplePos="0" relativeHeight="251659264" behindDoc="0" locked="0" layoutInCell="1" allowOverlap="1" wp14:anchorId="3A1AC2C2" wp14:editId="32066B11">
-            <wp:simplePos x="0" y="0"/>
-            <wp:positionH relativeFrom="column">
-              <wp:posOffset>114088</wp:posOffset>
-            </wp:positionH>
-            <wp:positionV relativeFrom="paragraph">
-              <wp:posOffset>-304800</wp:posOffset>
-            </wp:positionV>
-            <wp:extent cx="998220" cy="998220"/>
-            <wp:effectExtent l="0" t="0" r="5080" b="5080"/>
-            <wp:wrapNone/>
-            <wp:docPr id="1026" name="Imagen 49">
-              <a:extLst xmlns:a="http://schemas.openxmlformats.org/drawingml/2006/main">
-                <a:ext uri="{FF2B5EF4-FFF2-40B4-BE49-F238E27FC236}">
-                  <a16:creationId xmlns:a16="http://schemas.microsoft.com/office/drawing/2014/main" id="{50F19BA2-877E-D0C6-8876-28D5ED91B779}"/>
-                </a:ext>
-              </a:extLst>
-            </wp:docPr>
-            <wp:cNvGraphicFramePr>
-              <a:graphicFrameLocks xmlns:a="http://schemas.openxmlformats.org/drawingml/2006/main" noChangeAspect="1"/>
-            </wp:cNvGraphicFramePr>
-            <a:graphic xmlns:a="http://schemas.openxmlformats.org/drawingml/2006/main">
-              <a:graphicData uri="http://schemas.openxmlformats.org/drawingml/2006/picture">
-                <pic:pic xmlns:pic="http://schemas.openxmlformats.org/drawingml/2006/picture">
-                  <pic:nvPicPr>
-                    <pic:cNvPr id="1026" name="Imagen 49">
-                      <a:extLst>
-                        <a:ext uri="{FF2B5EF4-FFF2-40B4-BE49-F238E27FC236}">
-                          <a16:creationId xmlns:a16="http://schemas.microsoft.com/office/drawing/2014/main" id="{50F19BA2-877E-D0C6-8876-28D5ED91B779}"/>
-                        </a:ext>
-                      </a:extLst>
-                    </pic:cNvPr>
-                    <pic:cNvPicPr>
-                      <a:picLocks noChangeAspect="1" noChangeArrowheads="1"/>
-                    </pic:cNvPicPr>
-                  </pic:nvPicPr>
-                  <pic:blipFill>
-                    <a:blip r:embed="rId6">
-                      <a:extLst>
-                        <a:ext uri="{28A0092B-C50C-407E-A947-70E740481C1C}">
-                          <a14:useLocalDpi xmlns:a14="http://schemas.microsoft.com/office/drawing/2010/main" val="0"/>
-                        </a:ext>
-                      </a:extLst>
-                    </a:blip>
-                    <a:srcRect/>
-                    <a:stretch>
-                      <a:fillRect/>
-                    </a:stretch>
-                  </pic:blipFill>
-                  <pic:spPr bwMode="auto">
-                    <a:xfrm>
-                      <a:off x="0" y="0"/>
-                      <a:ext cx="998220" cy="998220"/>
-                    </a:xfrm>
-                    <a:prstGeom prst="rect">
-                      <a:avLst/>
-                    </a:prstGeom>
-                    <a:noFill/>
-                    <a:extLst>
-                      <a:ext uri="{909E8E84-426E-40DD-AFC4-6F175D3DCCD1}">
-                        <a14:hiddenFill xmlns:a14="http://schemas.microsoft.com/office/drawing/2010/main">
-                          <a:solidFill>
-                            <a:srgbClr val="FFFFFF"/>
-                          </a:solidFill>
-                        </a14:hiddenFill>
-                      </a:ext>
-                    </a:extLst>
-                  </pic:spPr>
-                </pic:pic>
-              </a:graphicData>
-            </a:graphic>
-          </wp:anchor>
-        </w:drawing>
-      </w:r>
-      <w:r>
-        <w:rPr>
-          <w:rFonts w:ascii="Avenir Next" w:hAnsi="Avenir Next"/>
-          <w:noProof/>
+    </w:p>
+    <w:p>
+      <w:pPr>
+        <w:pStyle w:val="Normal"/>
+        <w:spacing w:lineRule="auto" w:line="240" w:before="0" w:after="0"/>
+        <w:rPr>
+          <w:rFonts w:ascii="Avenir Next" w:hAnsi="Avenir Next"/>
+          <w:sz w:val="24"/>
+          <w:szCs w:val="24"/>
+        </w:rPr>
+      </w:pPr>
+      <w:r>
+        <w:rPr>
+          <w:rFonts w:ascii="Avenir Next" w:hAnsi="Avenir Next"/>
+          <w:sz w:val="24"/>
+          <w:szCs w:val="24"/>
+        </w:rPr>
+      </w:r>
+    </w:p>
+    <w:p>
+      <w:pPr>
+        <w:pStyle w:val="Normal"/>
+        <w:spacing w:lineRule="auto" w:line="240" w:before="0" w:after="0"/>
+        <w:rPr>
+          <w:rFonts w:ascii="Avenir Next" w:hAnsi="Avenir Next"/>
+          <w:sz w:val="24"/>
+          <w:szCs w:val="24"/>
+        </w:rPr>
+      </w:pPr>
+      <w:r>
+        <w:rPr>
+          <w:rFonts w:ascii="Avenir Next" w:hAnsi="Avenir Next"/>
+          <w:sz w:val="24"/>
+          <w:szCs w:val="24"/>
         </w:rPr>
         <mc:AlternateContent>
           <mc:Choice Requires="wps">
             <w:drawing>
-              <wp:anchor distT="0" distB="0" distL="114300" distR="114300" simplePos="0" relativeHeight="251661312" behindDoc="0" locked="0" layoutInCell="1" allowOverlap="1" wp14:anchorId="470E15C8" wp14:editId="02667167">
+              <wp:anchor behindDoc="0" distT="0" distB="0" distL="0" distR="0" simplePos="0" locked="0" layoutInCell="1" allowOverlap="1" relativeHeight="6" wp14:anchorId="39B35670">
                 <wp:simplePos x="0" y="0"/>
                 <wp:positionH relativeFrom="column">
-                  <wp:posOffset>2138045</wp:posOffset>
+                  <wp:posOffset>-584200</wp:posOffset>
                 </wp:positionH>
                 <wp:positionV relativeFrom="paragraph">
-                  <wp:posOffset>-311573</wp:posOffset>
+                  <wp:posOffset>245110</wp:posOffset>
                 </wp:positionV>
-                <wp:extent cx="5066665" cy="1015365"/>
+                <wp:extent cx="2179320" cy="209550"/>
                 <wp:effectExtent l="0" t="0" r="0" b="0"/>
                 <wp:wrapNone/>
-                <wp:docPr id="5" name="Rectangle 4">
-                  <a:extLst xmlns:a="http://schemas.openxmlformats.org/drawingml/2006/main">
-                    <a:ext uri="{FF2B5EF4-FFF2-40B4-BE49-F238E27FC236}">
-                      <a16:creationId xmlns:a16="http://schemas.microsoft.com/office/drawing/2014/main" id="{43428B65-57AE-D2AB-36E5-D82E1FDFB2B5}"/>
-                    </a:ext>
-                  </a:extLst>
-                </wp:docPr>
-                <wp:cNvGraphicFramePr>
-                  <a:graphicFrameLocks xmlns:a="http://schemas.openxmlformats.org/drawingml/2006/main"/>
-                </wp:cNvGraphicFramePr>
+                <wp:docPr id="4" name="Rectangle 4"/>
                 <a:graphic xmlns:a="http://schemas.openxmlformats.org/drawingml/2006/main">
                   <a:graphicData uri="http://schemas.microsoft.com/office/word/2010/wordprocessingShape">
                     <wps:wsp>
-                      <wps:cNvSpPr>
-                        <a:spLocks noChangeArrowheads="1"/>
-                      </wps:cNvSpPr>
-                      <wps:spPr bwMode="auto">
+                      <wps:cNvSpPr/>
+                      <wps:spPr>
                         <a:xfrm>
                           <a:off x="0" y="0"/>
-                          <a:ext cx="5066665" cy="1015365"/>
+                          <a:ext cx="2179440" cy="209520"/>
                         </a:xfrm>
                         <a:prstGeom prst="rect">
                           <a:avLst/>
                         </a:prstGeom>
                         <a:noFill/>
-                        <a:ln>
+                        <a:ln w="0">
                           <a:noFill/>
                         </a:ln>
-                        <a:effectLst/>
-                        <a:extLst>
-                          <a:ext uri="{909E8E84-426E-40DD-AFC4-6F175D3DCCD1}">
-                            <a14:hiddenFill xmlns:a14="http://schemas.microsoft.com/office/drawing/2010/main">
-                              <a:solidFill>
-                                <a:schemeClr val="accent1"/>
-                              </a:solidFill>
-                            </a14:hiddenFill>
-                          </a:ext>
-                          <a:ext uri="{91240B29-F687-4F45-9708-019B960494DF}">
-                            <a14:hiddenLine xmlns:a14="http://schemas.microsoft.com/office/drawing/2010/main" w="9525">
-                              <a:solidFill>
-                                <a:schemeClr val="tx1"/>
-                              </a:solidFill>
-                              <a:miter lim="800000"/>
-                              <a:headEnd/>
-                              <a:tailEnd/>
-                            </a14:hiddenLine>
-                          </a:ext>
-                          <a:ext uri="{AF507438-7753-43E0-B8FC-AC1667EBCBE1}">
-                            <a14:hiddenEffects xmlns:a14="http://schemas.microsoft.com/office/drawing/2010/main">
-                              <a:effectLst>
-                                <a:outerShdw dist="35921" dir="2700000" algn="ctr" rotWithShape="0">
-                                  <a:schemeClr val="bg2"/>
-                                </a:outerShdw>
-                              </a:effectLst>
-                            </a14:hiddenEffects>
-                          </a:ext>
-                        </a:extLst>
                       </wps:spPr>
+                      <wps:style>
+                        <a:lnRef idx="0"/>
+                        <a:fillRef idx="0"/>
+                        <a:effectRef idx="0"/>
+                        <a:fontRef idx="minor"/>
+                      </wps:style>
                       <wps:txbx>
                         <w:txbxContent>
                           <w:p>
                             <w:pPr>
-                              <w:kinsoku w:val="0"/>
-                              <w:overflowPunct w:val="0"/>
-                              <w:spacing w:after="0" w:line="240" w:lineRule="auto"/>
+                              <w:pStyle w:val="Contenidodelmarco"/>
+                              <w:overflowPunct w:val="true"/>
+                              <w:spacing w:before="0" w:after="160"/>
                               <w:ind w:firstLine="706"/>
-                              <w:jc w:val="center"/>
                               <w:textAlignment w:val="baseline"/>
                               <w:rPr>
-                                <w:rFonts w:ascii="Avenir Next" w:eastAsia="Aptos" w:hAnsi="Avenir Next" w:cs="Arial"/>
+                                <w:rFonts w:ascii="Aptos" w:hAnsi="Aptos" w:eastAsia="Aptos" w:cs="Arial"/>
                                 <w:b/>
                                 <w:bCs/>
-                                <w:color w:val="FF0000"/>
-                                <w:kern w:val="24"/>
-                                <w:sz w:val="36"/>
-                                <w:szCs w:val="36"/>
+                                <w:i/>
+                                <w:i/>
+                                <w:iCs/>
+                                <w:color w:val="000000"/>
+                                <w:kern w:val="2"/>
+                                <w:sz w:val="16"/>
+                                <w:szCs w:val="16"/>
                               </w:rPr>
                             </w:pPr>
                             <w:r>
                               <w:rPr>
-                                <w:rFonts w:ascii="Avenir Next" w:eastAsia="Aptos" w:hAnsi="Avenir Next" w:cs="Arial"/>
+                                <w:rFonts w:eastAsia="Aptos" w:cs="Arial" w:ascii="Aptos" w:hAnsi="Aptos"/>
                                 <w:b/>
                                 <w:bCs/>
-                                <w:color w:val="FF0000"/>
-                                <w:kern w:val="24"/>
-                                <w:sz w:val="36"/>
-                                <w:szCs w:val="36"/>
+                                <w:i/>
+                                <w:iCs/>
+                                <w:color w:val="000000"/>
+                                <w:kern w:val="2"/>
+                                <w:sz w:val="16"/>
+                                <w:szCs w:val="16"/>
                               </w:rPr>
-                              <w:t xml:space="preserve">C.A.E.P. </w:t>
+                              <w:t>“</w:t>
                             </w:r>
-                          </w:p>
-                          <w:p>
-                            <w:pPr>
-                              <w:kinsoku w:val="0"/>
-                              <w:overflowPunct w:val="0"/>
-                              <w:spacing w:after="0" w:line="240" w:lineRule="auto"/>
-                              <w:ind w:firstLine="706"/>
-                              <w:jc w:val="center"/>
-                              <w:textAlignment w:val="baseline"/>
+                            <w:r>
                               <w:rPr>
-                                <w:rFonts w:ascii="Avenir Next" w:eastAsia="Aptos" w:hAnsi="Avenir Next" w:cs="Arial"/>
+                                <w:rFonts w:eastAsia="Aptos" w:cs="Arial" w:ascii="Avenir Next" w:hAnsi="Avenir Next"/>
                                 <w:b/>
                                 <w:bCs/>
                                 <w:color w:val="000000"/>
-                                <w:kern w:val="24"/>
-                                <w:sz w:val="24"/>
-                                <w:szCs w:val="24"/>
+                                <w:kern w:val="2"/>
+                                <w:sz w:val="16"/>
+                                <w:szCs w:val="16"/>
                               </w:rPr>
-                            </w:pPr>
+                              <w:t>El futuro es tu presente</w:t>
+                            </w:r>
                             <w:r>
                               <w:rPr>
-                                <w:rFonts w:ascii="Avenir Next" w:eastAsia="Aptos" w:hAnsi="Avenir Next" w:cs="Arial"/>
+                                <w:rFonts w:eastAsia="Aptos" w:cs="Arial" w:ascii="Aptos" w:hAnsi="Aptos"/>
                                 <w:b/>
                                 <w:bCs/>
                                 <w:color w:val="000000"/>
-                                <w:kern w:val="24"/>
-                                <w:sz w:val="24"/>
-                                <w:szCs w:val="24"/>
+                                <w:kern w:val="2"/>
+                                <w:sz w:val="16"/>
+                                <w:szCs w:val="16"/>
                               </w:rPr>
-                              <w:t>Centro de Asesor</w:t>
-                            </w:r>
-                            <w:r>
-                              <w:rPr>
-                                <w:rFonts w:ascii="Aptos" w:eastAsia="Aptos" w:hAnsi="Aptos" w:cs="Arial"/>
-                                <w:b/>
-                                <w:bCs/>
-                                <w:color w:val="000000"/>
-                                <w:kern w:val="24"/>
-                                <w:sz w:val="24"/>
-                                <w:szCs w:val="24"/>
-                              </w:rPr>
-                              <w:t>í</w:t>
-                            </w:r>
-                            <w:r>
-                              <w:rPr>
-                                <w:rFonts w:ascii="Avenir Next" w:eastAsia="Aptos" w:hAnsi="Avenir Next" w:cs="Arial"/>
-                                <w:b/>
-                                <w:bCs/>
-                                <w:color w:val="000000"/>
-                                <w:kern w:val="24"/>
-                                <w:sz w:val="24"/>
-                                <w:szCs w:val="24"/>
-                              </w:rPr>
-                              <w:t>a Educativa Profesional</w:t>
-                            </w:r>
-                          </w:p>
-                          <w:p>
-                            <w:pPr>
-                              <w:kinsoku w:val="0"/>
-                              <w:overflowPunct w:val="0"/>
-                              <w:spacing w:after="0" w:line="240" w:lineRule="auto"/>
-                              <w:ind w:firstLine="706"/>
-                              <w:jc w:val="center"/>
-                              <w:textAlignment w:val="baseline"/>
-                              <w:rPr>
-                                <w:rFonts w:ascii="Avenir Next" w:eastAsia="Aptos" w:hAnsi="Avenir Next" w:cs="Arial"/>
-                                <w:b/>
-                                <w:bCs/>
-                                <w:color w:val="000000"/>
-                                <w:kern w:val="24"/>
-                                <w:sz w:val="24"/>
-                                <w:szCs w:val="24"/>
-                              </w:rPr>
-                            </w:pPr>
-                          </w:p>
-                          <w:p>
-                            <w:pPr>
-                              <w:kinsoku w:val="0"/>
-                              <w:overflowPunct w:val="0"/>
-                              <w:spacing w:after="0" w:line="240" w:lineRule="auto"/>
-                              <w:ind w:firstLine="706"/>
-                              <w:jc w:val="center"/>
-                              <w:textAlignment w:val="baseline"/>
-                              <w:rPr>
-                                <w:rFonts w:ascii="Avenir Next" w:eastAsia="Aptos" w:hAnsi="Avenir Next" w:cs="Arial"/>
-                                <w:b/>
-                                <w:bCs/>
-                                <w:color w:val="00B0F0"/>
-                                <w:kern w:val="24"/>
-                                <w:sz w:val="24"/>
-                                <w:szCs w:val="24"/>
-                              </w:rPr>
-                            </w:pPr>
-                            <w:r>
-                              <w:rPr>
-                                <w:rFonts w:ascii="Avenir Next" w:eastAsia="Aptos" w:hAnsi="Avenir Next" w:cs="Arial"/>
-                                <w:b/>
-                                <w:bCs/>
-                                <w:color w:val="00B0F0"/>
-                                <w:kern w:val="24"/>
-                                <w:sz w:val="24"/>
-                                <w:szCs w:val="24"/>
-                              </w:rPr>
-                              <w:t>CURSO ECOEMS 2026</w:t>
+                              <w:t>”</w:t>
                             </w:r>
                           </w:p>
                         </w:txbxContent>
                       </wps:txbx>
-                      <wps:bodyPr vert="horz" wrap="square" lIns="91440" tIns="45720" rIns="91440" bIns="45720" numCol="1" anchor="ctr" anchorCtr="0" compatLnSpc="1">
-                        <a:prstTxWarp prst="textNoShape">
-                          <a:avLst/>
-                        </a:prstTxWarp>
+                      <wps:bodyPr anchor="ctr">
+                        <a:prstTxWarp prst="textNoShape"/>
                         <a:spAutoFit/>
                       </wps:bodyPr>
                     </wps:wsp>
@@ -620,148 +615,73 @@
           </mc:Choice>
           <mc:Fallback>
             <w:pict>
-              <v:rect w14:anchorId="470E15C8" id="_x0000_s1027" style="position:absolute;margin-left:168.35pt;margin-top:-24.55pt;width:398.95pt;height:79.95pt;z-index:251661312;visibility:visible;mso-wrap-style:square;mso-wrap-distance-left:9pt;mso-wrap-distance-top:0;mso-wrap-distance-right:9pt;mso-wrap-distance-bottom:0;mso-position-horizontal:absolute;mso-position-horizontal-relative:text;mso-position-vertical:absolute;mso-position-vertical-relative:text;v-text-anchor:middle" o:gfxdata="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" filled="f" fillcolor="#156082 [3204]" stroked="f" strokecolor="black [3213]">
-                <v:shadow color="#e8e8e8 [3214]"/>
-                <v:textbox style="mso-fit-shape-to-text:t">
+              <v:rect id="shape_0" ID="Rectangle 4" path="m0,0l-2147483645,0l-2147483645,-2147483646l0,-2147483646xe" stroked="f" o:allowincell="f" style="position:absolute;margin-left:-46pt;margin-top:19.3pt;width:171.55pt;height:16.45pt;mso-wrap-style:square;v-text-anchor:middle" wp14:anchorId="39B35670">
+                <v:fill o:detectmouseclick="t" on="false"/>
+                <v:stroke color="#3465a4" joinstyle="round" endcap="flat"/>
+                <v:textbox>
                   <w:txbxContent>
                     <w:p>
                       <w:pPr>
-                        <w:kinsoku w:val="0"/>
-                        <w:overflowPunct w:val="0"/>
-                        <w:spacing w:after="0" w:line="240" w:lineRule="auto"/>
+                        <w:pStyle w:val="Contenidodelmarco"/>
+                        <w:overflowPunct w:val="true"/>
+                        <w:spacing w:before="0" w:after="160"/>
                         <w:ind w:firstLine="706"/>
-                        <w:jc w:val="center"/>
                         <w:textAlignment w:val="baseline"/>
                         <w:rPr>
-                          <w:rFonts w:ascii="Avenir Next" w:eastAsia="Aptos" w:hAnsi="Avenir Next" w:cs="Arial"/>
+                          <w:rFonts w:ascii="Aptos" w:hAnsi="Aptos" w:eastAsia="Aptos" w:cs="Arial"/>
                           <w:b/>
                           <w:bCs/>
-                          <w:color w:val="FF0000"/>
-                          <w:kern w:val="24"/>
-                          <w:sz w:val="36"/>
-                          <w:szCs w:val="36"/>
+                          <w:i/>
+                          <w:i/>
+                          <w:iCs/>
+                          <w:color w:val="000000"/>
+                          <w:kern w:val="2"/>
+                          <w:sz w:val="16"/>
+                          <w:szCs w:val="16"/>
                         </w:rPr>
                       </w:pPr>
                       <w:r>
                         <w:rPr>
-                          <w:rFonts w:ascii="Avenir Next" w:eastAsia="Aptos" w:hAnsi="Avenir Next" w:cs="Arial"/>
+                          <w:rFonts w:eastAsia="Aptos" w:cs="Arial" w:ascii="Aptos" w:hAnsi="Aptos"/>
                           <w:b/>
                           <w:bCs/>
-                          <w:color w:val="FF0000"/>
-                          <w:kern w:val="24"/>
-                          <w:sz w:val="36"/>
-                          <w:szCs w:val="36"/>
+                          <w:i/>
+                          <w:iCs/>
+                          <w:color w:val="000000"/>
+                          <w:kern w:val="2"/>
+                          <w:sz w:val="16"/>
+                          <w:szCs w:val="16"/>
                         </w:rPr>
-                        <w:t xml:space="preserve">C.A.E.P. </w:t>
+                        <w:t>“</w:t>
                       </w:r>
-                    </w:p>
-                    <w:p>
-                      <w:pPr>
-                        <w:kinsoku w:val="0"/>
-                        <w:overflowPunct w:val="0"/>
-                        <w:spacing w:after="0" w:line="240" w:lineRule="auto"/>
-                        <w:ind w:firstLine="706"/>
-                        <w:jc w:val="center"/>
-                        <w:textAlignment w:val="baseline"/>
+                      <w:r>
                         <w:rPr>
-                          <w:rFonts w:ascii="Avenir Next" w:eastAsia="Aptos" w:hAnsi="Avenir Next" w:cs="Arial"/>
+                          <w:rFonts w:eastAsia="Aptos" w:cs="Arial" w:ascii="Avenir Next" w:hAnsi="Avenir Next"/>
                           <w:b/>
                           <w:bCs/>
                           <w:color w:val="000000"/>
-                          <w:kern w:val="24"/>
-                          <w:sz w:val="24"/>
-                          <w:szCs w:val="24"/>
+                          <w:kern w:val="2"/>
+                          <w:sz w:val="16"/>
+                          <w:szCs w:val="16"/>
                         </w:rPr>
-                      </w:pPr>
+                        <w:t>El futuro es tu presente</w:t>
+                      </w:r>
                       <w:r>
                         <w:rPr>
-                          <w:rFonts w:ascii="Avenir Next" w:eastAsia="Aptos" w:hAnsi="Avenir Next" w:cs="Arial"/>
+                          <w:rFonts w:eastAsia="Aptos" w:cs="Arial" w:ascii="Aptos" w:hAnsi="Aptos"/>
                           <w:b/>
                           <w:bCs/>
                           <w:color w:val="000000"/>
-                          <w:kern w:val="24"/>
-                          <w:sz w:val="24"/>
-                          <w:szCs w:val="24"/>
+                          <w:kern w:val="2"/>
+                          <w:sz w:val="16"/>
+                          <w:szCs w:val="16"/>
                         </w:rPr>
-                        <w:t>Centro de Asesor</w:t>
-                      </w:r>
-                      <w:r>
-                        <w:rPr>
-                          <w:rFonts w:ascii="Aptos" w:eastAsia="Aptos" w:hAnsi="Aptos" w:cs="Arial"/>
-                          <w:b/>
-                          <w:bCs/>
-                          <w:color w:val="000000"/>
-                          <w:kern w:val="24"/>
-                          <w:sz w:val="24"/>
-                          <w:szCs w:val="24"/>
-                        </w:rPr>
-                        <w:t>í</w:t>
-                      </w:r>
-                      <w:r>
-                        <w:rPr>
-                          <w:rFonts w:ascii="Avenir Next" w:eastAsia="Aptos" w:hAnsi="Avenir Next" w:cs="Arial"/>
-                          <w:b/>
-                          <w:bCs/>
-                          <w:color w:val="000000"/>
-                          <w:kern w:val="24"/>
-                          <w:sz w:val="24"/>
-                          <w:szCs w:val="24"/>
-                        </w:rPr>
-                        <w:t>a Educativa Profesional</w:t>
-                      </w:r>
-                    </w:p>
-                    <w:p>
-                      <w:pPr>
-                        <w:kinsoku w:val="0"/>
-                        <w:overflowPunct w:val="0"/>
-                        <w:spacing w:after="0" w:line="240" w:lineRule="auto"/>
-                        <w:ind w:firstLine="706"/>
-                        <w:jc w:val="center"/>
-                        <w:textAlignment w:val="baseline"/>
-                        <w:rPr>
-                          <w:rFonts w:ascii="Avenir Next" w:eastAsia="Aptos" w:hAnsi="Avenir Next" w:cs="Arial"/>
-                          <w:b/>
-                          <w:bCs/>
-                          <w:color w:val="000000"/>
-                          <w:kern w:val="24"/>
-                          <w:sz w:val="24"/>
-                          <w:szCs w:val="24"/>
-                        </w:rPr>
-                      </w:pPr>
-                    </w:p>
-                    <w:p>
-                      <w:pPr>
-                        <w:kinsoku w:val="0"/>
-                        <w:overflowPunct w:val="0"/>
-                        <w:spacing w:after="0" w:line="240" w:lineRule="auto"/>
-                        <w:ind w:firstLine="706"/>
-                        <w:jc w:val="center"/>
-                        <w:textAlignment w:val="baseline"/>
-                        <w:rPr>
-                          <w:rFonts w:ascii="Avenir Next" w:eastAsia="Aptos" w:hAnsi="Avenir Next" w:cs="Arial"/>
-                          <w:b/>
-                          <w:bCs/>
-                          <w:color w:val="00B0F0"/>
-                          <w:kern w:val="24"/>
-                          <w:sz w:val="24"/>
-                          <w:szCs w:val="24"/>
-                        </w:rPr>
-                      </w:pPr>
-                      <w:r>
-                        <w:rPr>
-                          <w:rFonts w:ascii="Avenir Next" w:eastAsia="Aptos" w:hAnsi="Avenir Next" w:cs="Arial"/>
-                          <w:b/>
-                          <w:bCs/>
-                          <w:color w:val="00B0F0"/>
-                          <w:kern w:val="24"/>
-                          <w:sz w:val="24"/>
-                          <w:szCs w:val="24"/>
-                        </w:rPr>
-                        <w:t>CURSO ECOEMS 2026</w:t>
+                        <w:t>”</w:t>
                       </w:r>
                     </w:p>
                   </w:txbxContent>
                 </v:textbox>
+                <w10:wrap type="none"/>
               </v:rect>
             </w:pict>
           </mc:Fallback>
@@ -770,57 +690,57 @@
     </w:p>
     <w:p>
       <w:pPr>
-        <w:spacing w:after="0" w:line="240" w:lineRule="auto"/>
-        <w:rPr>
-          <w:rFonts w:ascii="Avenir Next" w:hAnsi="Avenir Next"/>
-          <w:sz w:val="24"/>
-          <w:szCs w:val="24"/>
-        </w:rPr>
-      </w:pPr>
-    </w:p>
-    <w:p>
-      <w:pPr>
-        <w:spacing w:after="0" w:line="240" w:lineRule="auto"/>
-        <w:rPr>
-          <w:rFonts w:ascii="Avenir Next" w:hAnsi="Avenir Next"/>
-          <w:sz w:val="24"/>
-          <w:szCs w:val="24"/>
-        </w:rPr>
-      </w:pPr>
-    </w:p>
-    <w:p>
-      <w:pPr>
-        <w:spacing w:line="240" w:lineRule="auto"/>
-        <w:rPr>
-          <w:rFonts w:ascii="Avenir Next" w:hAnsi="Avenir Next"/>
-          <w:sz w:val="20"/>
-          <w:szCs w:val="20"/>
-        </w:rPr>
-      </w:pPr>
+        <w:pStyle w:val="Normal"/>
+        <w:spacing w:lineRule="auto" w:line="240"/>
+        <w:rPr>
+          <w:rFonts w:ascii="Avenir Next" w:hAnsi="Avenir Next"/>
+          <w:sz w:val="20"/>
+          <w:szCs w:val="20"/>
+        </w:rPr>
+      </w:pPr>
+      <w:r>
+        <w:rPr>
+          <w:rFonts w:ascii="Avenir Next" w:hAnsi="Avenir Next"/>
+          <w:sz w:val="20"/>
+          <w:szCs w:val="20"/>
+        </w:rPr>
+      </w:r>
     </w:p>
     <w:tbl>
       <w:tblPr>
         <w:tblStyle w:val="Tablaconcuadrcula"/>
-        <w:tblW w:w="0" w:type="auto"/>
-        <w:tblLook w:val="04A0" w:firstRow="1" w:lastRow="0" w:firstColumn="1" w:lastColumn="0" w:noHBand="0" w:noVBand="1"/>
+        <w:tblW w:w="10790" w:type="dxa"/>
+        <w:jc w:val="left"/>
+        <w:tblInd w:w="0" w:type="dxa"/>
+        <w:tblLayout w:type="fixed"/>
+        <w:tblCellMar>
+          <w:top w:w="0" w:type="dxa"/>
+          <w:left w:w="108" w:type="dxa"/>
+          <w:bottom w:w="0" w:type="dxa"/>
+          <w:right w:w="108" w:type="dxa"/>
+        </w:tblCellMar>
+        <w:tblLook w:val="04a0" w:noHBand="0" w:noVBand="1" w:firstColumn="1" w:lastRow="0" w:lastColumn="0" w:firstRow="1"/>
       </w:tblPr>
       <w:tblGrid>
         <w:gridCol w:w="10790"/>
       </w:tblGrid>
       <w:tr>
+        <w:trPr/>
         <w:tc>
           <w:tcPr>
             <w:tcW w:w="10790" w:type="dxa"/>
             <w:tcBorders>
-              <w:top w:val="single" w:sz="12" w:space="0" w:color="auto"/>
+              <w:top w:val="single" w:sz="12" w:space="0" w:color="000000"/>
               <w:left w:val="nil"/>
-              <w:bottom w:val="single" w:sz="12" w:space="0" w:color="auto"/>
+              <w:bottom w:val="single" w:sz="12" w:space="0" w:color="000000"/>
               <w:right w:val="nil"/>
             </w:tcBorders>
           </w:tcPr>
           <w:p>
             <w:pPr>
-              <w:spacing w:line="240" w:lineRule="auto"/>
+              <w:pStyle w:val="Normal"/>
+              <w:widowControl/>
+              <w:spacing w:lineRule="auto" w:line="240" w:before="0" w:after="0"/>
               <w:jc w:val="center"/>
               <w:rPr>
                 <w:rFonts w:ascii="Avenir Next" w:hAnsi="Avenir Next"/>
@@ -832,11 +752,12 @@
             </w:pPr>
             <w:r>
               <w:rPr>
-                <w:rFonts w:ascii="Avenir Next" w:hAnsi="Avenir Next"/>
+                <w:rFonts w:eastAsia="Aptos" w:cs="" w:ascii="Avenir Next" w:hAnsi="Avenir Next"/>
                 <w:b/>
                 <w:bCs/>
                 <w:sz w:val="32"/>
                 <w:szCs w:val="32"/>
+                <w:lang w:val="es-MX" w:eastAsia="en-US" w:bidi="ar-SA"/>
               </w:rPr>
               <w:t>Comprobante de registro</w:t>
             </w:r>
@@ -846,17 +767,26 @@
     </w:tbl>
     <w:p>
       <w:pPr>
-        <w:spacing w:after="0" w:line="240" w:lineRule="auto"/>
-        <w:rPr>
-          <w:rFonts w:ascii="Avenir Next" w:hAnsi="Avenir Next"/>
-          <w:sz w:val="20"/>
-          <w:szCs w:val="20"/>
-        </w:rPr>
-      </w:pPr>
+        <w:pStyle w:val="Normal"/>
+        <w:spacing w:lineRule="auto" w:line="240" w:before="0" w:after="0"/>
+        <w:rPr>
+          <w:rFonts w:ascii="Avenir Next" w:hAnsi="Avenir Next"/>
+          <w:sz w:val="20"/>
+          <w:szCs w:val="20"/>
+        </w:rPr>
+      </w:pPr>
+      <w:r>
+        <w:rPr>
+          <w:rFonts w:ascii="Avenir Next" w:hAnsi="Avenir Next"/>
+          <w:sz w:val="20"/>
+          <w:szCs w:val="20"/>
+        </w:rPr>
+      </w:r>
     </w:p>
     <w:p>
       <w:pPr>
-        <w:spacing w:after="0" w:line="240" w:lineRule="auto"/>
+        <w:pStyle w:val="Normal"/>
+        <w:spacing w:lineRule="auto" w:line="240" w:before="0" w:after="0"/>
         <w:jc w:val="center"/>
         <w:rPr>
           <w:rFonts w:ascii="Avenir Next" w:hAnsi="Avenir Next"/>
@@ -874,47 +804,64 @@
           <w:sz w:val="24"/>
           <w:szCs w:val="24"/>
         </w:rPr>
-        <w:t xml:space="preserve">DATOS DE LA PERSONA </w:t>
-      </w:r>
-      <w:r>
-        <w:rPr>
-          <w:rFonts w:ascii="Avenir Next" w:hAnsi="Avenir Next"/>
-          <w:b/>
-          <w:bCs/>
-          <w:sz w:val="24"/>
-          <w:szCs w:val="24"/>
-        </w:rPr>
-        <w:t>INSCRITA</w:t>
+        <w:t>DATOS DE LA PERSONA INSCRITA</w:t>
       </w:r>
     </w:p>
     <w:p>
       <w:pPr>
-        <w:spacing w:after="0" w:line="240" w:lineRule="auto"/>
-        <w:rPr>
-          <w:rFonts w:ascii="Avenir Next" w:hAnsi="Avenir Next"/>
-          <w:sz w:val="20"/>
-          <w:szCs w:val="20"/>
-        </w:rPr>
-      </w:pPr>
+        <w:pStyle w:val="Normal"/>
+        <w:spacing w:lineRule="auto" w:line="240" w:before="0" w:after="0"/>
+        <w:rPr>
+          <w:rFonts w:ascii="Avenir Next" w:hAnsi="Avenir Next"/>
+          <w:sz w:val="20"/>
+          <w:szCs w:val="20"/>
+        </w:rPr>
+      </w:pPr>
+      <w:r>
+        <w:rPr>
+          <w:rFonts w:ascii="Avenir Next" w:hAnsi="Avenir Next"/>
+          <w:sz w:val="20"/>
+          <w:szCs w:val="20"/>
+        </w:rPr>
+      </w:r>
     </w:p>
     <w:tbl>
       <w:tblPr>
         <w:tblStyle w:val="Tablaconcuadrcula"/>
-        <w:tblW w:w="0" w:type="auto"/>
-        <w:tblLook w:val="04A0" w:firstRow="1" w:lastRow="0" w:firstColumn="1" w:lastColumn="0" w:noHBand="0" w:noVBand="1"/>
+        <w:tblW w:w="10790" w:type="dxa"/>
+        <w:jc w:val="left"/>
+        <w:tblInd w:w="5" w:type="dxa"/>
+        <w:tblLayout w:type="fixed"/>
+        <w:tblCellMar>
+          <w:top w:w="55" w:type="dxa"/>
+          <w:left w:w="108" w:type="dxa"/>
+          <w:bottom w:w="55" w:type="dxa"/>
+          <w:right w:w="108" w:type="dxa"/>
+        </w:tblCellMar>
+        <w:tblLook w:val="04a0" w:noHBand="0" w:noVBand="1" w:firstColumn="1" w:lastRow="0" w:lastColumn="0" w:firstRow="1"/>
       </w:tblPr>
       <w:tblGrid>
-        <w:gridCol w:w="2263"/>
+        <w:gridCol w:w="2262"/>
         <w:gridCol w:w="8527"/>
       </w:tblGrid>
       <w:tr>
+        <w:trPr/>
         <w:tc>
           <w:tcPr>
-            <w:tcW w:w="2263" w:type="dxa"/>
+            <w:tcW w:w="2262" w:type="dxa"/>
+            <w:tcBorders>
+              <w:top w:val="nil"/>
+              <w:left w:val="nil"/>
+              <w:bottom w:val="nil"/>
+              <w:right w:val="nil"/>
+            </w:tcBorders>
           </w:tcPr>
           <w:p>
             <w:pPr>
-              <w:spacing w:line="276" w:lineRule="auto"/>
+              <w:pStyle w:val="Normal"/>
+              <w:widowControl/>
+              <w:spacing w:lineRule="auto" w:line="276" w:before="0" w:after="0"/>
+              <w:jc w:val="left"/>
               <w:rPr>
                 <w:rFonts w:ascii="Avenir Next" w:hAnsi="Avenir Next"/>
                 <w:sz w:val="20"/>
@@ -923,9 +870,10 @@
             </w:pPr>
             <w:r>
               <w:rPr>
-                <w:rFonts w:ascii="Avenir Next" w:hAnsi="Avenir Next"/>
+                <w:rFonts w:eastAsia="Aptos" w:cs="" w:ascii="Avenir Next" w:hAnsi="Avenir Next"/>
                 <w:sz w:val="20"/>
                 <w:szCs w:val="20"/>
+                <w:lang w:val="es-MX" w:eastAsia="en-US" w:bidi="ar-SA"/>
               </w:rPr>
               <w:t>Folio de Registro:</w:t>
             </w:r>
@@ -934,10 +882,19 @@
         <w:tc>
           <w:tcPr>
             <w:tcW w:w="8527" w:type="dxa"/>
+            <w:tcBorders>
+              <w:top w:val="nil"/>
+              <w:left w:val="nil"/>
+              <w:bottom w:val="nil"/>
+              <w:right w:val="nil"/>
+            </w:tcBorders>
           </w:tcPr>
           <w:p>
             <w:pPr>
-              <w:spacing w:line="276" w:lineRule="auto"/>
+              <w:pStyle w:val="Normal"/>
+              <w:widowControl/>
+              <w:spacing w:lineRule="auto" w:line="276" w:before="0" w:after="0"/>
+              <w:jc w:val="left"/>
               <w:rPr>
                 <w:rFonts w:ascii="Avenir Next" w:hAnsi="Avenir Next"/>
                 <w:b/>
@@ -949,12 +906,12 @@
             </w:pPr>
             <w:r>
               <w:rPr>
-                <w:rFonts w:ascii="Avenir Next" w:hAnsi="Avenir Next"/>
+                <w:rFonts w:eastAsia="Aptos" w:cs="" w:ascii="Avenir Next" w:hAnsi="Avenir Next"/>
                 <w:b/>
                 <w:bCs/>
                 <w:sz w:val="20"/>
                 <w:szCs w:val="20"/>
-                <w:lang w:val="es-ES_tradnl"/>
+                <w:lang w:val="es-ES_tradnl" w:eastAsia="en-US" w:bidi="ar-SA"/>
               </w:rPr>
               <w:t>{{ folio_alumno }}</w:t>
             </w:r>
@@ -962,13 +919,23 @@
         </w:tc>
       </w:tr>
       <w:tr>
+        <w:trPr/>
         <w:tc>
           <w:tcPr>
-            <w:tcW w:w="2263" w:type="dxa"/>
+            <w:tcW w:w="2262" w:type="dxa"/>
+            <w:tcBorders>
+              <w:top w:val="nil"/>
+              <w:left w:val="nil"/>
+              <w:bottom w:val="nil"/>
+              <w:right w:val="nil"/>
+            </w:tcBorders>
           </w:tcPr>
           <w:p>
             <w:pPr>
-              <w:spacing w:line="276" w:lineRule="auto"/>
+              <w:pStyle w:val="Normal"/>
+              <w:widowControl/>
+              <w:spacing w:lineRule="auto" w:line="276" w:before="0" w:after="0"/>
+              <w:jc w:val="left"/>
               <w:rPr>
                 <w:rFonts w:ascii="Avenir Next" w:hAnsi="Avenir Next"/>
                 <w:sz w:val="20"/>
@@ -977,9 +944,10 @@
             </w:pPr>
             <w:r>
               <w:rPr>
-                <w:rFonts w:ascii="Avenir Next" w:hAnsi="Avenir Next"/>
+                <w:rFonts w:eastAsia="Aptos" w:cs="" w:ascii="Avenir Next" w:hAnsi="Avenir Next"/>
                 <w:sz w:val="20"/>
                 <w:szCs w:val="20"/>
+                <w:lang w:val="es-MX" w:eastAsia="en-US" w:bidi="ar-SA"/>
               </w:rPr>
               <w:t>Nombre:</w:t>
             </w:r>
@@ -988,10 +956,19 @@
         <w:tc>
           <w:tcPr>
             <w:tcW w:w="8527" w:type="dxa"/>
+            <w:tcBorders>
+              <w:top w:val="nil"/>
+              <w:left w:val="nil"/>
+              <w:bottom w:val="nil"/>
+              <w:right w:val="nil"/>
+            </w:tcBorders>
           </w:tcPr>
           <w:p>
             <w:pPr>
-              <w:spacing w:line="276" w:lineRule="auto"/>
+              <w:pStyle w:val="Normal"/>
+              <w:widowControl/>
+              <w:spacing w:lineRule="auto" w:line="276" w:before="0" w:after="0"/>
+              <w:jc w:val="left"/>
               <w:rPr>
                 <w:rFonts w:ascii="Avenir Next" w:hAnsi="Avenir Next"/>
                 <w:b/>
@@ -1002,12 +979,12 @@
             </w:pPr>
             <w:r>
               <w:rPr>
-                <w:rFonts w:ascii="Avenir Next" w:hAnsi="Avenir Next"/>
+                <w:rFonts w:eastAsia="Aptos" w:cs="" w:ascii="Avenir Next" w:hAnsi="Avenir Next"/>
                 <w:b/>
                 <w:bCs/>
                 <w:sz w:val="20"/>
                 <w:szCs w:val="20"/>
-                <w:lang w:val="es-ES_tradnl"/>
+                <w:lang w:val="es-ES_tradnl" w:eastAsia="en-US" w:bidi="ar-SA"/>
               </w:rPr>
               <w:t>{{ nombre_alumno }}</w:t>
             </w:r>
@@ -1015,28 +992,55 @@
         </w:tc>
       </w:tr>
       <w:tr>
+        <w:trPr/>
         <w:tc>
           <w:tcPr>
-            <w:tcW w:w="2263" w:type="dxa"/>
+            <w:tcW w:w="2262" w:type="dxa"/>
+            <w:tcBorders>
+              <w:top w:val="nil"/>
+              <w:left w:val="nil"/>
+              <w:bottom w:val="nil"/>
+              <w:right w:val="nil"/>
+            </w:tcBorders>
           </w:tcPr>
           <w:p>
             <w:pPr>
-              <w:spacing w:line="240" w:lineRule="auto"/>
+              <w:pStyle w:val="Normal"/>
+              <w:widowControl/>
+              <w:spacing w:lineRule="auto" w:line="240" w:before="0" w:after="0"/>
+              <w:jc w:val="left"/>
               <w:rPr>
                 <w:rFonts w:ascii="Avenir Next" w:hAnsi="Avenir Next"/>
                 <w:sz w:val="10"/>
                 <w:szCs w:val="10"/>
               </w:rPr>
             </w:pPr>
+            <w:r>
+              <w:rPr>
+                <w:rFonts w:eastAsia="Aptos" w:cs="" w:ascii="Avenir Next" w:hAnsi="Avenir Next"/>
+                <w:sz w:val="10"/>
+                <w:szCs w:val="10"/>
+                <w:lang w:val="es-MX" w:eastAsia="en-US" w:bidi="ar-SA"/>
+              </w:rPr>
+            </w:r>
           </w:p>
         </w:tc>
         <w:tc>
           <w:tcPr>
             <w:tcW w:w="8527" w:type="dxa"/>
+            <w:tcBorders>
+              <w:top w:val="nil"/>
+              <w:left w:val="nil"/>
+              <w:bottom w:val="nil"/>
+              <w:right w:val="nil"/>
+            </w:tcBorders>
           </w:tcPr>
           <w:p>
             <w:pPr>
-              <w:spacing w:line="240" w:lineRule="auto"/>
+              <w:pStyle w:val="Normal"/>
+              <w:widowControl/>
+              <w:spacing w:lineRule="auto" w:line="240" w:before="0" w:after="0"/>
+              <w:jc w:val="left"/>
               <w:rPr>
                 <w:rFonts w:ascii="Avenir Next" w:hAnsi="Avenir Next"/>
                 <w:b/>
@@ -1045,17 +1049,37 @@
                 <w:szCs w:val="10"/>
               </w:rPr>
             </w:pPr>
+            <w:r>
+              <w:rPr>
+                <w:rFonts w:eastAsia="Aptos" w:cs="" w:ascii="Avenir Next" w:hAnsi="Avenir Next"/>
+                <w:b/>
+                <w:bCs/>
+                <w:sz w:val="10"/>
+                <w:szCs w:val="10"/>
+                <w:lang w:val="es-MX" w:eastAsia="en-US" w:bidi="ar-SA"/>
+              </w:rPr>
+            </w:r>
           </w:p>
         </w:tc>
       </w:tr>
       <w:tr>
+        <w:trPr/>
         <w:tc>
           <w:tcPr>
-            <w:tcW w:w="2263" w:type="dxa"/>
+            <w:tcW w:w="2262" w:type="dxa"/>
+            <w:tcBorders>
+              <w:top w:val="nil"/>
+              <w:left w:val="nil"/>
+              <w:bottom w:val="nil"/>
+              <w:right w:val="nil"/>
+            </w:tcBorders>
           </w:tcPr>
           <w:p>
             <w:pPr>
-              <w:spacing w:line="276" w:lineRule="auto"/>
+              <w:pStyle w:val="Normal"/>
+              <w:widowControl/>
+              <w:spacing w:lineRule="auto" w:line="276" w:before="0" w:after="0"/>
+              <w:jc w:val="left"/>
               <w:rPr>
                 <w:rFonts w:ascii="Avenir Next" w:hAnsi="Avenir Next"/>
                 <w:sz w:val="20"/>
@@ -1064,9 +1088,10 @@
             </w:pPr>
             <w:r>
               <w:rPr>
-                <w:rFonts w:ascii="Avenir Next" w:hAnsi="Avenir Next"/>
+                <w:rFonts w:eastAsia="Aptos" w:cs="" w:ascii="Avenir Next" w:hAnsi="Avenir Next"/>
                 <w:sz w:val="20"/>
                 <w:szCs w:val="20"/>
+                <w:lang w:val="es-MX" w:eastAsia="en-US" w:bidi="ar-SA"/>
               </w:rPr>
               <w:t>Usuario:</w:t>
             </w:r>
@@ -1075,10 +1100,19 @@
         <w:tc>
           <w:tcPr>
             <w:tcW w:w="8527" w:type="dxa"/>
+            <w:tcBorders>
+              <w:top w:val="nil"/>
+              <w:left w:val="nil"/>
+              <w:bottom w:val="nil"/>
+              <w:right w:val="nil"/>
+            </w:tcBorders>
           </w:tcPr>
           <w:p>
             <w:pPr>
-              <w:spacing w:line="276" w:lineRule="auto"/>
+              <w:pStyle w:val="Normal"/>
+              <w:widowControl/>
+              <w:spacing w:lineRule="auto" w:line="276" w:before="0" w:after="0"/>
+              <w:jc w:val="left"/>
               <w:rPr>
                 <w:rFonts w:ascii="Avenir Next" w:hAnsi="Avenir Next"/>
                 <w:b/>
@@ -1089,12 +1123,12 @@
             </w:pPr>
             <w:r>
               <w:rPr>
-                <w:rFonts w:ascii="Avenir Next" w:hAnsi="Avenir Next"/>
+                <w:rFonts w:eastAsia="Aptos" w:cs="" w:ascii="Avenir Next" w:hAnsi="Avenir Next"/>
                 <w:b/>
                 <w:bCs/>
                 <w:sz w:val="20"/>
                 <w:szCs w:val="20"/>
-                <w:lang w:val="es-ES_tradnl"/>
+                <w:lang w:val="es-ES_tradnl" w:eastAsia="en-US" w:bidi="ar-SA"/>
               </w:rPr>
               <w:t>{{ usuario_alumno }}</w:t>
             </w:r>
@@ -1102,13 +1136,23 @@
         </w:tc>
       </w:tr>
       <w:tr>
+        <w:trPr/>
         <w:tc>
           <w:tcPr>
-            <w:tcW w:w="2263" w:type="dxa"/>
+            <w:tcW w:w="2262" w:type="dxa"/>
+            <w:tcBorders>
+              <w:top w:val="nil"/>
+              <w:left w:val="nil"/>
+              <w:bottom w:val="nil"/>
+              <w:right w:val="nil"/>
+            </w:tcBorders>
           </w:tcPr>
           <w:p>
             <w:pPr>
-              <w:spacing w:line="276" w:lineRule="auto"/>
+              <w:pStyle w:val="Normal"/>
+              <w:widowControl/>
+              <w:spacing w:lineRule="auto" w:line="276" w:before="0" w:after="0"/>
+              <w:jc w:val="left"/>
               <w:rPr>
                 <w:rFonts w:ascii="Avenir Next" w:hAnsi="Avenir Next"/>
                 <w:sz w:val="20"/>
@@ -1117,9 +1161,10 @@
             </w:pPr>
             <w:r>
               <w:rPr>
-                <w:rFonts w:ascii="Avenir Next" w:hAnsi="Avenir Next"/>
+                <w:rFonts w:eastAsia="Aptos" w:cs="" w:ascii="Avenir Next" w:hAnsi="Avenir Next"/>
                 <w:sz w:val="20"/>
                 <w:szCs w:val="20"/>
+                <w:lang w:val="es-MX" w:eastAsia="en-US" w:bidi="ar-SA"/>
               </w:rPr>
               <w:t>Contraseña:</w:t>
             </w:r>
@@ -1128,10 +1173,19 @@
         <w:tc>
           <w:tcPr>
             <w:tcW w:w="8527" w:type="dxa"/>
+            <w:tcBorders>
+              <w:top w:val="nil"/>
+              <w:left w:val="nil"/>
+              <w:bottom w:val="nil"/>
+              <w:right w:val="nil"/>
+            </w:tcBorders>
           </w:tcPr>
           <w:p>
             <w:pPr>
-              <w:spacing w:line="276" w:lineRule="auto"/>
+              <w:pStyle w:val="Normal"/>
+              <w:widowControl/>
+              <w:spacing w:lineRule="auto" w:line="276" w:before="0" w:after="0"/>
+              <w:jc w:val="left"/>
               <w:rPr>
                 <w:rFonts w:ascii="Avenir Next" w:hAnsi="Avenir Next"/>
                 <w:b/>
@@ -1142,12 +1196,12 @@
             </w:pPr>
             <w:r>
               <w:rPr>
-                <w:rFonts w:ascii="Avenir Next" w:hAnsi="Avenir Next"/>
+                <w:rFonts w:eastAsia="Aptos" w:cs="" w:ascii="Avenir Next" w:hAnsi="Avenir Next"/>
                 <w:b/>
                 <w:bCs/>
                 <w:sz w:val="20"/>
                 <w:szCs w:val="20"/>
-                <w:lang w:val="es-ES_tradnl"/>
+                <w:lang w:val="es-ES_tradnl" w:eastAsia="en-US" w:bidi="ar-SA"/>
               </w:rPr>
               <w:t>{{ contraseña_alumno }}</w:t>
             </w:r>
@@ -1157,37 +1211,57 @@
     </w:tbl>
     <w:p>
       <w:pPr>
-        <w:spacing w:line="240" w:lineRule="auto"/>
+        <w:pStyle w:val="Normal"/>
+        <w:spacing w:lineRule="auto" w:line="240"/>
         <w:rPr>
           <w:rFonts w:ascii="Avenir Next" w:hAnsi="Avenir Next"/>
           <w:sz w:val="16"/>
           <w:szCs w:val="16"/>
         </w:rPr>
       </w:pPr>
+      <w:r>
+        <w:rPr>
+          <w:rFonts w:ascii="Avenir Next" w:hAnsi="Avenir Next"/>
+          <w:sz w:val="16"/>
+          <w:szCs w:val="16"/>
+        </w:rPr>
+      </w:r>
     </w:p>
     <w:tbl>
       <w:tblPr>
         <w:tblStyle w:val="Tablaconcuadrcula"/>
-        <w:tblW w:w="0" w:type="auto"/>
-        <w:tblLook w:val="04A0" w:firstRow="1" w:lastRow="0" w:firstColumn="1" w:lastColumn="0" w:noHBand="0" w:noVBand="1"/>
+        <w:tblW w:w="10790" w:type="dxa"/>
+        <w:jc w:val="left"/>
+        <w:tblInd w:w="0" w:type="dxa"/>
+        <w:tblLayout w:type="fixed"/>
+        <w:tblCellMar>
+          <w:top w:w="0" w:type="dxa"/>
+          <w:left w:w="108" w:type="dxa"/>
+          <w:bottom w:w="0" w:type="dxa"/>
+          <w:right w:w="108" w:type="dxa"/>
+        </w:tblCellMar>
+        <w:tblLook w:val="04a0" w:noHBand="0" w:noVBand="1" w:firstColumn="1" w:lastRow="0" w:lastColumn="0" w:firstRow="1"/>
       </w:tblPr>
       <w:tblGrid>
         <w:gridCol w:w="10790"/>
       </w:tblGrid>
       <w:tr>
+        <w:trPr/>
         <w:tc>
           <w:tcPr>
             <w:tcW w:w="10790" w:type="dxa"/>
             <w:tcBorders>
-              <w:top w:val="single" w:sz="12" w:space="0" w:color="auto"/>
+              <w:top w:val="single" w:sz="12" w:space="0" w:color="000000"/>
               <w:left w:val="nil"/>
-              <w:bottom w:val="single" w:sz="12" w:space="0" w:color="auto"/>
+              <w:bottom w:val="single" w:sz="12" w:space="0" w:color="000000"/>
               <w:right w:val="nil"/>
             </w:tcBorders>
           </w:tcPr>
           <w:p>
             <w:pPr>
-              <w:spacing w:line="240" w:lineRule="auto"/>
+              <w:pStyle w:val="Normal"/>
+              <w:widowControl/>
+              <w:spacing w:lineRule="auto" w:line="240" w:before="0" w:after="0"/>
               <w:jc w:val="center"/>
               <w:rPr>
                 <w:rFonts w:ascii="Avenir Next" w:hAnsi="Avenir Next"/>
@@ -1199,11 +1273,12 @@
             </w:pPr>
             <w:r>
               <w:rPr>
-                <w:rFonts w:ascii="Avenir Next" w:hAnsi="Avenir Next"/>
+                <w:rFonts w:eastAsia="Aptos" w:cs="" w:ascii="Avenir Next" w:hAnsi="Avenir Next"/>
                 <w:b/>
                 <w:bCs/>
                 <w:sz w:val="24"/>
                 <w:szCs w:val="24"/>
+                <w:lang w:val="es-MX" w:eastAsia="en-US" w:bidi="ar-SA"/>
               </w:rPr>
               <w:t>INSTRUCCIONES Y CRONOGRAMA PARA PRESENTAR LOS EXÁMENES EN LÍNEA</w:t>
             </w:r>
@@ -1213,7 +1288,8 @@
     </w:tbl>
     <w:p>
       <w:pPr>
-        <w:spacing w:after="0" w:line="240" w:lineRule="auto"/>
+        <w:pStyle w:val="Normal"/>
+        <w:spacing w:lineRule="auto" w:line="240" w:before="0" w:after="0"/>
         <w:jc w:val="both"/>
         <w:rPr>
           <w:rFonts w:ascii="Avenir Next" w:hAnsi="Avenir Next"/>
@@ -1221,10 +1297,18 @@
           <w:szCs w:val="20"/>
         </w:rPr>
       </w:pPr>
+      <w:r>
+        <w:rPr>
+          <w:rFonts w:ascii="Avenir Next" w:hAnsi="Avenir Next"/>
+          <w:sz w:val="20"/>
+          <w:szCs w:val="20"/>
+        </w:rPr>
+      </w:r>
     </w:p>
     <w:p>
       <w:pPr>
-        <w:spacing w:after="0" w:line="240" w:lineRule="auto"/>
+        <w:pStyle w:val="Normal"/>
+        <w:spacing w:lineRule="auto" w:line="240" w:before="0" w:after="0"/>
         <w:jc w:val="both"/>
         <w:rPr>
           <w:rFonts w:ascii="Avenir Next" w:hAnsi="Avenir Next"/>
@@ -1248,68 +1332,21 @@
           <w:sz w:val="20"/>
           <w:szCs w:val="20"/>
         </w:rPr>
-        <w:t xml:space="preserve"> con sistema operativo Windows 11 o superior, macOS 26 o superior</w:t>
-      </w:r>
-      <w:r>
-        <w:rPr>
-          <w:rFonts w:ascii="Avenir Next" w:hAnsi="Avenir Next"/>
-          <w:sz w:val="20"/>
-          <w:szCs w:val="20"/>
-        </w:rPr>
-        <w:t>, de igual modo se admite Linux en cualquiera de sus distribuciones, 4GB de RAM</w:t>
-      </w:r>
-      <w:r>
-        <w:rPr>
-          <w:rFonts w:ascii="Avenir Next" w:hAnsi="Avenir Next"/>
-          <w:sz w:val="20"/>
-          <w:szCs w:val="20"/>
-        </w:rPr>
-        <w:t>,</w:t>
-      </w:r>
-      <w:r>
-        <w:rPr>
-          <w:rFonts w:ascii="Avenir Next" w:hAnsi="Avenir Next"/>
-          <w:sz w:val="20"/>
-          <w:szCs w:val="20"/>
-        </w:rPr>
-        <w:t xml:space="preserve"> 10GB de espacio disponible de almacenamiento, conexión a red Wi-Fi, indispensable cámara o micrófono. </w:t>
-      </w:r>
-      <w:r>
-        <w:rPr>
-          <w:rFonts w:ascii="Avenir Next" w:hAnsi="Avenir Next"/>
-          <w:sz w:val="20"/>
-          <w:szCs w:val="20"/>
-        </w:rPr>
-        <w:t>(</w:t>
-      </w:r>
-      <w:r>
-        <w:rPr>
-          <w:rFonts w:ascii="Avenir Next" w:hAnsi="Avenir Next"/>
-          <w:sz w:val="20"/>
-          <w:szCs w:val="20"/>
-        </w:rPr>
-        <w:t>P</w:t>
-      </w:r>
-      <w:r>
-        <w:rPr>
-          <w:rFonts w:ascii="Avenir Next" w:hAnsi="Avenir Next"/>
-          <w:sz w:val="20"/>
-          <w:szCs w:val="20"/>
-        </w:rPr>
-        <w:t xml:space="preserve">referentemente una laptop, ya que </w:t>
-      </w:r>
-      <w:r>
-        <w:rPr>
-          <w:rFonts w:ascii="Avenir Next" w:hAnsi="Avenir Next"/>
-          <w:sz w:val="20"/>
-          <w:szCs w:val="20"/>
-        </w:rPr>
-        <w:t>en el examen verdadero solo se admiten estos y no puedes acceder desde algún dispositivo móvil como una tablet o celular).</w:t>
+        <w:t xml:space="preserve"> con sistema operativo Windows 11 o superior, macOS 26 o superior, de igual modo se admite Linux en cualquiera de sus distribuciones, 4GB de RAM, 10GB de espacio disponible de almacenamiento, conexión a red Wi-Fi, indispensable cámara o micrófono. (Preferentemente</w:t>
+      </w:r>
+      <w:r>
+        <w:rPr>
+          <w:rFonts w:ascii="Avenir Next" w:hAnsi="Avenir Next"/>
+          <w:sz w:val="20"/>
+          <w:szCs w:val="20"/>
+        </w:rPr>
+        <w:t xml:space="preserve"> una laptop, ya que en el examen verdadero solo se admiten estos y no puedes acceder desde algún dispositivo móvil como una tablet o celular).</w:t>
       </w:r>
     </w:p>
     <w:p>
       <w:pPr>
-        <w:spacing w:after="0" w:line="240" w:lineRule="auto"/>
+        <w:pStyle w:val="Normal"/>
+        <w:spacing w:lineRule="auto" w:line="240" w:before="0" w:after="0"/>
         <w:jc w:val="both"/>
         <w:rPr>
           <w:rFonts w:ascii="Avenir Next" w:hAnsi="Avenir Next"/>
@@ -1317,10 +1354,18 @@
           <w:szCs w:val="16"/>
         </w:rPr>
       </w:pPr>
+      <w:r>
+        <w:rPr>
+          <w:rFonts w:ascii="Avenir Next" w:hAnsi="Avenir Next"/>
+          <w:sz w:val="16"/>
+          <w:szCs w:val="16"/>
+        </w:rPr>
+      </w:r>
     </w:p>
     <w:p>
       <w:pPr>
-        <w:spacing w:after="0" w:line="240" w:lineRule="auto"/>
+        <w:pStyle w:val="Normal"/>
+        <w:spacing w:lineRule="auto" w:line="240" w:before="0" w:after="0"/>
         <w:jc w:val="both"/>
         <w:rPr>
           <w:rFonts w:ascii="Avenir Next" w:hAnsi="Avenir Next"/>
@@ -1349,7 +1394,8 @@
     </w:p>
     <w:p>
       <w:pPr>
-        <w:spacing w:after="0" w:line="240" w:lineRule="auto"/>
+        <w:pStyle w:val="Normal"/>
+        <w:spacing w:lineRule="auto" w:line="240" w:before="0" w:after="0"/>
         <w:jc w:val="both"/>
         <w:rPr>
           <w:rFonts w:ascii="Avenir Next" w:hAnsi="Avenir Next"/>
@@ -1357,10 +1403,18 @@
           <w:szCs w:val="16"/>
         </w:rPr>
       </w:pPr>
+      <w:r>
+        <w:rPr>
+          <w:rFonts w:ascii="Avenir Next" w:hAnsi="Avenir Next"/>
+          <w:sz w:val="16"/>
+          <w:szCs w:val="16"/>
+        </w:rPr>
+      </w:r>
     </w:p>
     <w:p>
       <w:pPr>
-        <w:spacing w:after="0" w:line="240" w:lineRule="auto"/>
+        <w:pStyle w:val="Normal"/>
+        <w:spacing w:lineRule="auto" w:line="240" w:before="0" w:after="0"/>
         <w:jc w:val="both"/>
         <w:rPr>
           <w:rFonts w:ascii="Avenir Next" w:hAnsi="Avenir Next"/>
@@ -1389,7 +1443,8 @@
     </w:p>
     <w:p>
       <w:pPr>
-        <w:spacing w:after="0" w:line="240" w:lineRule="auto"/>
+        <w:pStyle w:val="Normal"/>
+        <w:spacing w:lineRule="auto" w:line="240" w:before="0" w:after="0"/>
         <w:jc w:val="both"/>
         <w:rPr>
           <w:rFonts w:ascii="Avenir Next" w:hAnsi="Avenir Next"/>
@@ -1397,10 +1452,18 @@
           <w:szCs w:val="16"/>
         </w:rPr>
       </w:pPr>
+      <w:r>
+        <w:rPr>
+          <w:rFonts w:ascii="Avenir Next" w:hAnsi="Avenir Next"/>
+          <w:sz w:val="16"/>
+          <w:szCs w:val="16"/>
+        </w:rPr>
+      </w:r>
     </w:p>
     <w:p>
       <w:pPr>
-        <w:spacing w:after="0" w:line="240" w:lineRule="auto"/>
+        <w:pStyle w:val="Normal"/>
+        <w:spacing w:lineRule="auto" w:line="240" w:before="0" w:after="0"/>
         <w:jc w:val="both"/>
         <w:rPr>
           <w:rFonts w:ascii="Avenir Next" w:hAnsi="Avenir Next"/>
@@ -1429,7 +1492,8 @@
     </w:p>
     <w:p>
       <w:pPr>
-        <w:spacing w:after="0" w:line="240" w:lineRule="auto"/>
+        <w:pStyle w:val="Normal"/>
+        <w:spacing w:lineRule="auto" w:line="240" w:before="0" w:after="0"/>
         <w:jc w:val="both"/>
         <w:rPr>
           <w:rFonts w:ascii="Avenir Next" w:hAnsi="Avenir Next"/>
@@ -1437,10 +1501,18 @@
           <w:szCs w:val="16"/>
         </w:rPr>
       </w:pPr>
+      <w:r>
+        <w:rPr>
+          <w:rFonts w:ascii="Avenir Next" w:hAnsi="Avenir Next"/>
+          <w:sz w:val="16"/>
+          <w:szCs w:val="16"/>
+        </w:rPr>
+      </w:r>
     </w:p>
     <w:p>
       <w:pPr>
-        <w:spacing w:after="0" w:line="240" w:lineRule="auto"/>
+        <w:pStyle w:val="Normal"/>
+        <w:spacing w:lineRule="auto" w:line="240" w:before="0" w:after="0"/>
         <w:jc w:val="both"/>
         <w:rPr>
           <w:rFonts w:ascii="Avenir Next" w:hAnsi="Avenir Next"/>
@@ -1469,7 +1541,8 @@
     </w:p>
     <w:p>
       <w:pPr>
-        <w:spacing w:after="0" w:line="240" w:lineRule="auto"/>
+        <w:pStyle w:val="Normal"/>
+        <w:spacing w:lineRule="auto" w:line="240" w:before="0" w:after="0"/>
         <w:jc w:val="both"/>
         <w:rPr>
           <w:rFonts w:ascii="Avenir Next" w:hAnsi="Avenir Next"/>
@@ -1477,10 +1550,18 @@
           <w:szCs w:val="16"/>
         </w:rPr>
       </w:pPr>
+      <w:r>
+        <w:rPr>
+          <w:rFonts w:ascii="Avenir Next" w:hAnsi="Avenir Next"/>
+          <w:sz w:val="16"/>
+          <w:szCs w:val="16"/>
+        </w:rPr>
+      </w:r>
     </w:p>
     <w:p>
       <w:pPr>
-        <w:spacing w:after="0" w:line="240" w:lineRule="auto"/>
+        <w:pStyle w:val="Normal"/>
+        <w:spacing w:lineRule="auto" w:line="240" w:before="0" w:after="0"/>
         <w:jc w:val="both"/>
         <w:rPr>
           <w:rFonts w:ascii="Avenir Next" w:hAnsi="Avenir Next"/>
@@ -1503,7 +1584,8 @@
     </w:p>
     <w:p>
       <w:pPr>
-        <w:spacing w:after="0" w:line="240" w:lineRule="auto"/>
+        <w:pStyle w:val="Normal"/>
+        <w:spacing w:lineRule="auto" w:line="240" w:before="0" w:after="0"/>
         <w:jc w:val="both"/>
         <w:rPr>
           <w:rFonts w:ascii="Avenir Next" w:hAnsi="Avenir Next"/>
@@ -1511,10 +1593,18 @@
           <w:szCs w:val="16"/>
         </w:rPr>
       </w:pPr>
+      <w:r>
+        <w:rPr>
+          <w:rFonts w:ascii="Avenir Next" w:hAnsi="Avenir Next"/>
+          <w:sz w:val="16"/>
+          <w:szCs w:val="16"/>
+        </w:rPr>
+      </w:r>
     </w:p>
     <w:p>
       <w:pPr>
-        <w:spacing w:after="0" w:line="240" w:lineRule="auto"/>
+        <w:pStyle w:val="Normal"/>
+        <w:spacing w:lineRule="auto" w:line="240" w:before="0" w:after="0"/>
         <w:jc w:val="both"/>
         <w:rPr>
           <w:rFonts w:ascii="Avenir Next" w:hAnsi="Avenir Next"/>
@@ -1528,23 +1618,7 @@
           <w:sz w:val="20"/>
           <w:szCs w:val="20"/>
         </w:rPr>
-        <w:t xml:space="preserve">Antes de las fechas y horarios de los exámenes a </w:t>
-      </w:r>
-      <w:r>
-        <w:rPr>
-          <w:rFonts w:ascii="Avenir Next" w:hAnsi="Avenir Next"/>
-          <w:sz w:val="20"/>
-          <w:szCs w:val="20"/>
-        </w:rPr>
-        <w:t>a</w:t>
-      </w:r>
-      <w:r>
-        <w:rPr>
-          <w:rFonts w:ascii="Avenir Next" w:hAnsi="Avenir Next"/>
-          <w:sz w:val="20"/>
-          <w:szCs w:val="20"/>
-        </w:rPr>
-        <w:t xml:space="preserve">plicar contarás con el apoyo de </w:t>
+        <w:t xml:space="preserve">Antes de las fechas y horarios de los exámenes a aplicar contarás con el apoyo de </w:t>
       </w:r>
       <w:r>
         <w:rPr>
@@ -1567,7 +1641,8 @@
     </w:p>
     <w:p>
       <w:pPr>
-        <w:spacing w:after="0" w:line="240" w:lineRule="auto"/>
+        <w:pStyle w:val="Normal"/>
+        <w:spacing w:lineRule="auto" w:line="240" w:before="0" w:after="0"/>
         <w:jc w:val="both"/>
         <w:rPr>
           <w:rFonts w:ascii="Avenir Next" w:hAnsi="Avenir Next"/>
@@ -1575,15 +1650,23 @@
           <w:szCs w:val="16"/>
         </w:rPr>
       </w:pPr>
+      <w:r>
+        <w:rPr>
+          <w:rFonts w:ascii="Avenir Next" w:hAnsi="Avenir Next"/>
+          <w:sz w:val="16"/>
+          <w:szCs w:val="16"/>
+        </w:rPr>
+      </w:r>
     </w:p>
     <w:p>
       <w:pPr>
-        <w:pStyle w:val="Prrafodelista"/>
+        <w:pStyle w:val="ListParagraph"/>
         <w:numPr>
           <w:ilvl w:val="0"/>
           <w:numId w:val="1"/>
         </w:numPr>
-        <w:spacing w:after="0" w:line="240" w:lineRule="auto"/>
+        <w:spacing w:lineRule="auto" w:line="240" w:before="0" w:after="0"/>
+        <w:contextualSpacing/>
         <w:jc w:val="both"/>
         <w:rPr>
           <w:rFonts w:ascii="Avenir Next" w:hAnsi="Avenir Next"/>
@@ -1599,10 +1682,10 @@
         </w:rPr>
         <w:t xml:space="preserve">Correo electrónico: </w:t>
       </w:r>
-      <w:hyperlink r:id="rId7" w:history="1">
+      <w:hyperlink r:id="rId4">
         <w:r>
           <w:rPr>
-            <w:rStyle w:val="Hipervnculo"/>
+            <w:rStyle w:val="Hyperlink"/>
             <w:rFonts w:ascii="Avenir Next" w:hAnsi="Avenir Next"/>
             <w:sz w:val="20"/>
             <w:szCs w:val="20"/>
@@ -1613,12 +1696,13 @@
     </w:p>
     <w:p>
       <w:pPr>
-        <w:pStyle w:val="Prrafodelista"/>
+        <w:pStyle w:val="ListParagraph"/>
         <w:numPr>
           <w:ilvl w:val="0"/>
           <w:numId w:val="1"/>
         </w:numPr>
-        <w:spacing w:after="0" w:line="240" w:lineRule="auto"/>
+        <w:spacing w:lineRule="auto" w:line="240" w:before="0" w:after="0"/>
+        <w:contextualSpacing/>
         <w:jc w:val="both"/>
         <w:rPr>
           <w:rFonts w:ascii="Avenir Next" w:hAnsi="Avenir Next"/>
@@ -1637,12 +1721,13 @@
     </w:p>
     <w:p>
       <w:pPr>
-        <w:pStyle w:val="Prrafodelista"/>
+        <w:pStyle w:val="ListParagraph"/>
         <w:numPr>
           <w:ilvl w:val="0"/>
           <w:numId w:val="1"/>
         </w:numPr>
-        <w:spacing w:after="0" w:line="240" w:lineRule="auto"/>
+        <w:spacing w:lineRule="auto" w:line="240" w:before="0" w:after="0"/>
+        <w:contextualSpacing/>
         <w:jc w:val="both"/>
         <w:rPr>
           <w:rFonts w:ascii="Avenir Next" w:hAnsi="Avenir Next"/>
@@ -1661,7 +1746,8 @@
     </w:p>
     <w:p>
       <w:pPr>
-        <w:spacing w:after="0" w:line="240" w:lineRule="auto"/>
+        <w:pStyle w:val="Normal"/>
+        <w:spacing w:lineRule="auto" w:line="240" w:before="0" w:after="0"/>
         <w:jc w:val="both"/>
         <w:rPr>
           <w:rFonts w:ascii="Avenir Next" w:hAnsi="Avenir Next"/>
@@ -1669,10 +1755,18 @@
           <w:szCs w:val="16"/>
         </w:rPr>
       </w:pPr>
+      <w:r>
+        <w:rPr>
+          <w:rFonts w:ascii="Avenir Next" w:hAnsi="Avenir Next"/>
+          <w:sz w:val="16"/>
+          <w:szCs w:val="16"/>
+        </w:rPr>
+      </w:r>
     </w:p>
     <w:p>
       <w:pPr>
-        <w:spacing w:after="0" w:line="240" w:lineRule="auto"/>
+        <w:pStyle w:val="Normal"/>
+        <w:spacing w:lineRule="auto" w:line="240" w:before="0" w:after="0"/>
         <w:jc w:val="both"/>
         <w:rPr>
           <w:rFonts w:ascii="Avenir Next" w:hAnsi="Avenir Next"/>
@@ -1690,142 +1784,291 @@
       </w:r>
     </w:p>
     <w:sectPr>
+      <w:type w:val="nextPage"/>
       <w:pgSz w:w="12240" w:h="15840"/>
-      <w:pgMar w:top="720" w:right="720" w:bottom="720" w:left="720" w:header="708" w:footer="708" w:gutter="0"/>
-      <w:cols w:space="708"/>
-      <w:docGrid w:linePitch="360"/>
+      <w:pgMar w:left="720" w:right="720" w:gutter="0" w:header="0" w:top="720" w:footer="0" w:bottom="720"/>
+      <w:pgNumType w:fmt="decimal"/>
+      <w:formProt w:val="false"/>
+      <w:textDirection w:val="lrTb"/>
+      <w:docGrid w:type="default" w:linePitch="360" w:charSpace="0"/>
     </w:sectPr>
   </w:body>
 </w:document>
 </file>
 
 <file path=word/numbering.xml><?xml version="1.0" encoding="utf-8"?>
-<w:numbering xmlns:wpc="http://schemas.microsoft.com/office/word/2010/wordprocessingCanvas" xmlns:cx="http://schemas.microsoft.com/office/drawing/2014/chartex" xmlns:cx1="http://schemas.microsoft.com/office/drawing/2015/9/8/chartex" xmlns:cx2="http://schemas.microsoft.com/office/drawing/2015/10/21/chartex" xmlns:cx3="http://schemas.microsoft.com/office/drawing/2016/5/9/chartex" xmlns:cx4="http://schemas.microsoft.com/office/drawing/2016/5/10/chartex" xmlns:cx5="http://schemas.microsoft.com/office/drawing/2016/5/11/chartex" xmlns:cx6="http://schemas.microsoft.com/office/drawing/2016/5/12/chartex" xmlns:cx7="http://schemas.microsoft.com/office/drawing/2016/5/13/chartex" xmlns:cx8="http://schemas.microsoft.com/office/drawing/2016/5/14/chartex" xmlns:mc="http://schemas.openxmlformats.org/markup-compatibility/2006" xmlns:aink="http://schemas.microsoft.com/office/drawing/2016/ink" xmlns:am3d="http://schemas.microsoft.com/office/drawing/2017/model3d" xmlns:o="urn:schemas-microsoft-com:office:office" xmlns:oel="http://schemas.microsoft.com/office/2019/extlst" xmlns:r="http://schemas.openxmlformats.org/officeDocument/2006/relationships" xmlns:m="http://schemas.openxmlformats.org/officeDocument/2006/math" xmlns:v="urn:schemas-microsoft-com:vml" xmlns:wp14="http://schemas.microsoft.com/office/word/2010/wordprocessingDrawing" xmlns:wp="http://schemas.openxmlformats.org/drawingml/2006/wordprocessingDrawing" xmlns:w10="urn:schemas-microsoft-com:office:word" xmlns:w="http://schemas.openxmlformats.org/wordprocessingml/2006/main" xmlns:w14="http://schemas.microsoft.com/office/word/2010/wordml" xmlns:w15="http://schemas.microsoft.com/office/word/2012/wordml" xmlns:w16cex="http://schemas.microsoft.com/office/word/2018/wordml/cex" xmlns:w16cid="http://schemas.microsoft.com/office/word/2016/wordml/cid" xmlns:w16="http://schemas.microsoft.com/office/word/2018/wordml" xmlns:w16du="http://schemas.microsoft.com/office/word/2023/wordml/word16du" xmlns:w16sdtdh="http://schemas.microsoft.com/office/word/2020/wordml/sdtdatahash" xmlns:w16sdtfl="http://schemas.microsoft.com/office/word/2024/wordml/sdtformatlock" xmlns:w16se="http://schemas.microsoft.com/office/word/2015/wordml/symex" xmlns:wpg="http://schemas.microsoft.com/office/word/2010/wordprocessingGroup" xmlns:wpi="http://schemas.microsoft.com/office/word/2010/wordprocessingInk" xmlns:wne="http://schemas.microsoft.com/office/word/2006/wordml" xmlns:wps="http://schemas.microsoft.com/office/word/2010/wordprocessingShape" mc:Ignorable="w14 w15 w16se w16cid w16 w16cex w16sdtdh w16sdtfl w16du wp14">
-  <w:abstractNum w:abstractNumId="0" w15:restartNumberingAfterBreak="0">
-    <w:nsid w:val="51590E1D"/>
-    <w:multiLevelType w:val="hybridMultilevel"/>
-    <w:tmpl w:val="5BC02AF2"/>
-    <w:lvl w:ilvl="0" w:tplc="080A0001">
+<w:numbering xmlns:w="http://schemas.openxmlformats.org/wordprocessingml/2006/main" xmlns:o="urn:schemas-microsoft-com:office:office" xmlns:r="http://schemas.openxmlformats.org/officeDocument/2006/relationships" xmlns:v="urn:schemas-microsoft-com:vml" xmlns:mc="http://schemas.openxmlformats.org/markup-compatibility/2006" xmlns:w14="http://schemas.microsoft.com/office/word/2010/wordml" mc:Ignorable="w14">
+  <w:abstractNum w:abstractNumId="1">
+    <w:lvl w:ilvl="0">
       <w:start w:val="1"/>
       <w:numFmt w:val="bullet"/>
       <w:lvlText w:val=""/>
       <w:lvlJc w:val="left"/>
       <w:pPr>
+        <w:tabs>
+          <w:tab w:val="num" w:pos="0"/>
+        </w:tabs>
         <w:ind w:left="720" w:hanging="360"/>
       </w:pPr>
       <w:rPr>
-        <w:rFonts w:ascii="Symbol" w:hAnsi="Symbol" w:hint="default"/>
+        <w:rFonts w:ascii="Symbol" w:hAnsi="Symbol" w:cs="Symbol" w:hint="default"/>
       </w:rPr>
     </w:lvl>
-    <w:lvl w:ilvl="1" w:tplc="080A0003" w:tentative="1">
+    <w:lvl w:ilvl="1">
       <w:start w:val="1"/>
       <w:numFmt w:val="bullet"/>
       <w:lvlText w:val="o"/>
       <w:lvlJc w:val="left"/>
       <w:pPr>
+        <w:tabs>
+          <w:tab w:val="num" w:pos="0"/>
+        </w:tabs>
         <w:ind w:left="1440" w:hanging="360"/>
       </w:pPr>
       <w:rPr>
         <w:rFonts w:ascii="Courier New" w:hAnsi="Courier New" w:cs="Courier New" w:hint="default"/>
       </w:rPr>
     </w:lvl>
-    <w:lvl w:ilvl="2" w:tplc="080A0005" w:tentative="1">
+    <w:lvl w:ilvl="2">
       <w:start w:val="1"/>
       <w:numFmt w:val="bullet"/>
       <w:lvlText w:val=""/>
       <w:lvlJc w:val="left"/>
       <w:pPr>
+        <w:tabs>
+          <w:tab w:val="num" w:pos="0"/>
+        </w:tabs>
         <w:ind w:left="2160" w:hanging="360"/>
       </w:pPr>
       <w:rPr>
-        <w:rFonts w:ascii="Wingdings" w:hAnsi="Wingdings" w:hint="default"/>
+        <w:rFonts w:ascii="Wingdings" w:hAnsi="Wingdings" w:cs="Wingdings" w:hint="default"/>
       </w:rPr>
     </w:lvl>
-    <w:lvl w:ilvl="3" w:tplc="080A0001" w:tentative="1">
+    <w:lvl w:ilvl="3">
       <w:start w:val="1"/>
       <w:numFmt w:val="bullet"/>
       <w:lvlText w:val=""/>
       <w:lvlJc w:val="left"/>
       <w:pPr>
+        <w:tabs>
+          <w:tab w:val="num" w:pos="0"/>
+        </w:tabs>
         <w:ind w:left="2880" w:hanging="360"/>
       </w:pPr>
       <w:rPr>
-        <w:rFonts w:ascii="Symbol" w:hAnsi="Symbol" w:hint="default"/>
+        <w:rFonts w:ascii="Symbol" w:hAnsi="Symbol" w:cs="Symbol" w:hint="default"/>
       </w:rPr>
     </w:lvl>
-    <w:lvl w:ilvl="4" w:tplc="080A0003" w:tentative="1">
+    <w:lvl w:ilvl="4">
       <w:start w:val="1"/>
       <w:numFmt w:val="bullet"/>
       <w:lvlText w:val="o"/>
       <w:lvlJc w:val="left"/>
       <w:pPr>
+        <w:tabs>
+          <w:tab w:val="num" w:pos="0"/>
+        </w:tabs>
         <w:ind w:left="3600" w:hanging="360"/>
       </w:pPr>
       <w:rPr>
         <w:rFonts w:ascii="Courier New" w:hAnsi="Courier New" w:cs="Courier New" w:hint="default"/>
       </w:rPr>
     </w:lvl>
-    <w:lvl w:ilvl="5" w:tplc="080A0005" w:tentative="1">
+    <w:lvl w:ilvl="5">
       <w:start w:val="1"/>
       <w:numFmt w:val="bullet"/>
       <w:lvlText w:val=""/>
       <w:lvlJc w:val="left"/>
       <w:pPr>
+        <w:tabs>
+          <w:tab w:val="num" w:pos="0"/>
+        </w:tabs>
         <w:ind w:left="4320" w:hanging="360"/>
       </w:pPr>
       <w:rPr>
-        <w:rFonts w:ascii="Wingdings" w:hAnsi="Wingdings" w:hint="default"/>
+        <w:rFonts w:ascii="Wingdings" w:hAnsi="Wingdings" w:cs="Wingdings" w:hint="default"/>
       </w:rPr>
     </w:lvl>
-    <w:lvl w:ilvl="6" w:tplc="080A0001" w:tentative="1">
+    <w:lvl w:ilvl="6">
       <w:start w:val="1"/>
       <w:numFmt w:val="bullet"/>
       <w:lvlText w:val=""/>
       <w:lvlJc w:val="left"/>
       <w:pPr>
+        <w:tabs>
+          <w:tab w:val="num" w:pos="0"/>
+        </w:tabs>
         <w:ind w:left="5040" w:hanging="360"/>
       </w:pPr>
       <w:rPr>
-        <w:rFonts w:ascii="Symbol" w:hAnsi="Symbol" w:hint="default"/>
+        <w:rFonts w:ascii="Symbol" w:hAnsi="Symbol" w:cs="Symbol" w:hint="default"/>
       </w:rPr>
     </w:lvl>
-    <w:lvl w:ilvl="7" w:tplc="080A0003" w:tentative="1">
+    <w:lvl w:ilvl="7">
       <w:start w:val="1"/>
       <w:numFmt w:val="bullet"/>
       <w:lvlText w:val="o"/>
       <w:lvlJc w:val="left"/>
       <w:pPr>
+        <w:tabs>
+          <w:tab w:val="num" w:pos="0"/>
+        </w:tabs>
         <w:ind w:left="5760" w:hanging="360"/>
       </w:pPr>
       <w:rPr>
         <w:rFonts w:ascii="Courier New" w:hAnsi="Courier New" w:cs="Courier New" w:hint="default"/>
       </w:rPr>
     </w:lvl>
-    <w:lvl w:ilvl="8" w:tplc="080A0005" w:tentative="1">
+    <w:lvl w:ilvl="8">
       <w:start w:val="1"/>
       <w:numFmt w:val="bullet"/>
       <w:lvlText w:val=""/>
       <w:lvlJc w:val="left"/>
       <w:pPr>
+        <w:tabs>
+          <w:tab w:val="num" w:pos="0"/>
+        </w:tabs>
         <w:ind w:left="6480" w:hanging="360"/>
       </w:pPr>
       <w:rPr>
-        <w:rFonts w:ascii="Wingdings" w:hAnsi="Wingdings" w:hint="default"/>
+        <w:rFonts w:ascii="Wingdings" w:hAnsi="Wingdings" w:cs="Wingdings" w:hint="default"/>
       </w:rPr>
     </w:lvl>
   </w:abstractNum>
-  <w:num w:numId="1" w16cid:durableId="1060984165">
-    <w:abstractNumId w:val="0"/>
+  <w:abstractNum w:abstractNumId="2">
+    <w:lvl w:ilvl="0">
+      <w:start w:val="1"/>
+      <w:numFmt w:val="none"/>
+      <w:suff w:val="nothing"/>
+      <w:lvlText w:val=""/>
+      <w:lvlJc w:val="left"/>
+      <w:pPr>
+        <w:tabs>
+          <w:tab w:val="num" w:pos="0"/>
+        </w:tabs>
+        <w:ind w:left="0" w:hanging="0"/>
+      </w:pPr>
+    </w:lvl>
+    <w:lvl w:ilvl="1">
+      <w:start w:val="1"/>
+      <w:numFmt w:val="none"/>
+      <w:suff w:val="nothing"/>
+      <w:lvlText w:val=""/>
+      <w:lvlJc w:val="left"/>
+      <w:pPr>
+        <w:tabs>
+          <w:tab w:val="num" w:pos="0"/>
+        </w:tabs>
+        <w:ind w:left="0" w:hanging="0"/>
+      </w:pPr>
+    </w:lvl>
+    <w:lvl w:ilvl="2">
+      <w:start w:val="1"/>
+      <w:numFmt w:val="none"/>
+      <w:suff w:val="nothing"/>
+      <w:lvlText w:val=""/>
+      <w:lvlJc w:val="left"/>
+      <w:pPr>
+        <w:tabs>
+          <w:tab w:val="num" w:pos="0"/>
+        </w:tabs>
+        <w:ind w:left="0" w:hanging="0"/>
+      </w:pPr>
+    </w:lvl>
+    <w:lvl w:ilvl="3">
+      <w:start w:val="1"/>
+      <w:numFmt w:val="none"/>
+      <w:suff w:val="nothing"/>
+      <w:lvlText w:val=""/>
+      <w:lvlJc w:val="left"/>
+      <w:pPr>
+        <w:tabs>
+          <w:tab w:val="num" w:pos="0"/>
+        </w:tabs>
+        <w:ind w:left="0" w:hanging="0"/>
+      </w:pPr>
+    </w:lvl>
+    <w:lvl w:ilvl="4">
+      <w:start w:val="1"/>
+      <w:numFmt w:val="none"/>
+      <w:suff w:val="nothing"/>
+      <w:lvlText w:val=""/>
+      <w:lvlJc w:val="left"/>
+      <w:pPr>
+        <w:tabs>
+          <w:tab w:val="num" w:pos="0"/>
+        </w:tabs>
+        <w:ind w:left="0" w:hanging="0"/>
+      </w:pPr>
+    </w:lvl>
+    <w:lvl w:ilvl="5">
+      <w:start w:val="1"/>
+      <w:numFmt w:val="none"/>
+      <w:suff w:val="nothing"/>
+      <w:lvlText w:val=""/>
+      <w:lvlJc w:val="left"/>
+      <w:pPr>
+        <w:tabs>
+          <w:tab w:val="num" w:pos="0"/>
+        </w:tabs>
+        <w:ind w:left="0" w:hanging="0"/>
+      </w:pPr>
+    </w:lvl>
+    <w:lvl w:ilvl="6">
+      <w:start w:val="1"/>
+      <w:numFmt w:val="none"/>
+      <w:suff w:val="nothing"/>
+      <w:lvlText w:val=""/>
+      <w:lvlJc w:val="left"/>
+      <w:pPr>
+        <w:tabs>
+          <w:tab w:val="num" w:pos="0"/>
+        </w:tabs>
+        <w:ind w:left="0" w:hanging="0"/>
+      </w:pPr>
+    </w:lvl>
+    <w:lvl w:ilvl="7">
+      <w:start w:val="1"/>
+      <w:numFmt w:val="none"/>
+      <w:suff w:val="nothing"/>
+      <w:lvlText w:val=""/>
+      <w:lvlJc w:val="left"/>
+      <w:pPr>
+        <w:tabs>
+          <w:tab w:val="num" w:pos="0"/>
+        </w:tabs>
+        <w:ind w:left="0" w:hanging="0"/>
+      </w:pPr>
+    </w:lvl>
+    <w:lvl w:ilvl="8">
+      <w:start w:val="1"/>
+      <w:numFmt w:val="none"/>
+      <w:suff w:val="nothing"/>
+      <w:lvlText w:val=""/>
+      <w:lvlJc w:val="left"/>
+      <w:pPr>
+        <w:tabs>
+          <w:tab w:val="num" w:pos="0"/>
+        </w:tabs>
+        <w:ind w:left="0" w:hanging="0"/>
+      </w:pPr>
+    </w:lvl>
+  </w:abstractNum>
+  <w:num w:numId="1">
+    <w:abstractNumId w:val="1"/>
+  </w:num>
+  <w:num w:numId="2">
+    <w:abstractNumId w:val="2"/>
   </w:num>
 </w:numbering>
 </file>
 
 <file path=word/styles.xml><?xml version="1.0" encoding="utf-8"?>
-<w:styles xmlns:mc="http://schemas.openxmlformats.org/markup-compatibility/2006" xmlns:r="http://schemas.openxmlformats.org/officeDocument/2006/relationships" xmlns:w="http://schemas.openxmlformats.org/wordprocessingml/2006/main" xmlns:w14="http://schemas.microsoft.com/office/word/2010/wordml" xmlns:w15="http://schemas.microsoft.com/office/word/2012/wordml" xmlns:w16cex="http://schemas.microsoft.com/office/word/2018/wordml/cex" xmlns:w16cid="http://schemas.microsoft.com/office/word/2016/wordml/cid" xmlns:w16="http://schemas.microsoft.com/office/word/2018/wordml" xmlns:w16du="http://schemas.microsoft.com/office/word/2023/wordml/word16du" xmlns:w16sdtdh="http://schemas.microsoft.com/office/word/2020/wordml/sdtdatahash" xmlns:w16sdtfl="http://schemas.microsoft.com/office/word/2024/wordml/sdtformatlock" xmlns:w16se="http://schemas.microsoft.com/office/word/2015/wordml/symex" mc:Ignorable="w14 w15 w16se w16cid w16 w16cex w16sdtdh w16sdtfl w16du">
+<w:styles xmlns:w="http://schemas.openxmlformats.org/wordprocessingml/2006/main" xmlns:w14="http://schemas.microsoft.com/office/word/2010/wordml" xmlns:mc="http://schemas.openxmlformats.org/markup-compatibility/2006" mc:Ignorable="w14">
   <w:docDefaults>
     <w:rPrDefault>
       <w:rPr>
-        <w:rFonts w:asciiTheme="minorHAnsi" w:eastAsiaTheme="minorHAnsi" w:hAnsiTheme="minorHAnsi" w:cstheme="minorBidi"/>
+        <w:rFonts w:ascii="Aptos" w:hAnsi="Aptos" w:eastAsia="Aptos" w:cs="" w:asciiTheme="minorHAnsi" w:cstheme="minorBidi" w:eastAsiaTheme="minorHAnsi" w:hAnsiTheme="minorHAnsi"/>
         <w:kern w:val="2"/>
         <w:sz w:val="24"/>
         <w:szCs w:val="24"/>
@@ -1835,21 +2078,21 @@
     </w:rPrDefault>
     <w:pPrDefault>
       <w:pPr>
-        <w:spacing w:after="160" w:line="278" w:lineRule="auto"/>
+        <w:suppressAutoHyphens w:val="true"/>
       </w:pPr>
     </w:pPrDefault>
   </w:docDefaults>
   <w:latentStyles w:defLockedState="0" w:defUIPriority="99" w:defSemiHidden="0" w:defUnhideWhenUsed="0" w:defQFormat="0" w:count="376">
     <w:lsdException w:name="Normal" w:uiPriority="0" w:qFormat="1"/>
     <w:lsdException w:name="heading 1" w:uiPriority="9" w:qFormat="1"/>
-    <w:lsdException w:name="heading 2" w:semiHidden="1" w:uiPriority="9" w:unhideWhenUsed="1" w:qFormat="1"/>
-    <w:lsdException w:name="heading 3" w:semiHidden="1" w:uiPriority="9" w:unhideWhenUsed="1" w:qFormat="1"/>
-    <w:lsdException w:name="heading 4" w:semiHidden="1" w:uiPriority="9" w:unhideWhenUsed="1" w:qFormat="1"/>
-    <w:lsdException w:name="heading 5" w:semiHidden="1" w:uiPriority="9" w:unhideWhenUsed="1" w:qFormat="1"/>
-    <w:lsdException w:name="heading 6" w:semiHidden="1" w:uiPriority="9" w:unhideWhenUsed="1" w:qFormat="1"/>
-    <w:lsdException w:name="heading 7" w:semiHidden="1" w:uiPriority="9" w:unhideWhenUsed="1" w:qFormat="1"/>
-    <w:lsdException w:name="heading 8" w:semiHidden="1" w:uiPriority="9" w:unhideWhenUsed="1" w:qFormat="1"/>
-    <w:lsdException w:name="heading 9" w:semiHidden="1" w:uiPriority="9" w:unhideWhenUsed="1" w:qFormat="1"/>
+    <w:lsdException w:name="heading 2" w:uiPriority="9" w:semiHidden="1" w:unhideWhenUsed="1" w:qFormat="1"/>
+    <w:lsdException w:name="heading 3" w:uiPriority="9" w:semiHidden="1" w:unhideWhenUsed="1" w:qFormat="1"/>
+    <w:lsdException w:name="heading 4" w:uiPriority="9" w:semiHidden="1" w:unhideWhenUsed="1" w:qFormat="1"/>
+    <w:lsdException w:name="heading 5" w:uiPriority="9" w:semiHidden="1" w:unhideWhenUsed="1" w:qFormat="1"/>
+    <w:lsdException w:name="heading 6" w:uiPriority="9" w:semiHidden="1" w:unhideWhenUsed="1" w:qFormat="1"/>
+    <w:lsdException w:name="heading 7" w:uiPriority="9" w:semiHidden="1" w:unhideWhenUsed="1" w:qFormat="1"/>
+    <w:lsdException w:name="heading 8" w:uiPriority="9" w:semiHidden="1" w:unhideWhenUsed="1" w:qFormat="1"/>
+    <w:lsdException w:name="heading 9" w:uiPriority="9" w:semiHidden="1" w:unhideWhenUsed="1" w:qFormat="1"/>
     <w:lsdException w:name="index 1" w:semiHidden="1" w:unhideWhenUsed="1"/>
     <w:lsdException w:name="index 2" w:semiHidden="1" w:unhideWhenUsed="1"/>
     <w:lsdException w:name="index 3" w:semiHidden="1" w:unhideWhenUsed="1"/>
@@ -1859,22 +2102,22 @@
     <w:lsdException w:name="index 7" w:semiHidden="1" w:unhideWhenUsed="1"/>
     <w:lsdException w:name="index 8" w:semiHidden="1" w:unhideWhenUsed="1"/>
     <w:lsdException w:name="index 9" w:semiHidden="1" w:unhideWhenUsed="1"/>
-    <w:lsdException w:name="toc 1" w:semiHidden="1" w:uiPriority="39" w:unhideWhenUsed="1"/>
-    <w:lsdException w:name="toc 2" w:semiHidden="1" w:uiPriority="39" w:unhideWhenUsed="1"/>
-    <w:lsdException w:name="toc 3" w:semiHidden="1" w:uiPriority="39" w:unhideWhenUsed="1"/>
-    <w:lsdException w:name="toc 4" w:semiHidden="1" w:uiPriority="39" w:unhideWhenUsed="1"/>
-    <w:lsdException w:name="toc 5" w:semiHidden="1" w:uiPriority="39" w:unhideWhenUsed="1"/>
-    <w:lsdException w:name="toc 6" w:semiHidden="1" w:uiPriority="39" w:unhideWhenUsed="1"/>
-    <w:lsdException w:name="toc 7" w:semiHidden="1" w:uiPriority="39" w:unhideWhenUsed="1"/>
-    <w:lsdException w:name="toc 8" w:semiHidden="1" w:uiPriority="39" w:unhideWhenUsed="1"/>
-    <w:lsdException w:name="toc 9" w:semiHidden="1" w:uiPriority="39" w:unhideWhenUsed="1"/>
+    <w:lsdException w:name="toc 1" w:uiPriority="39" w:semiHidden="1" w:unhideWhenUsed="1"/>
+    <w:lsdException w:name="toc 2" w:uiPriority="39" w:semiHidden="1" w:unhideWhenUsed="1"/>
+    <w:lsdException w:name="toc 3" w:uiPriority="39" w:semiHidden="1" w:unhideWhenUsed="1"/>
+    <w:lsdException w:name="toc 4" w:uiPriority="39" w:semiHidden="1" w:unhideWhenUsed="1"/>
+    <w:lsdException w:name="toc 5" w:uiPriority="39" w:semiHidden="1" w:unhideWhenUsed="1"/>
+    <w:lsdException w:name="toc 6" w:uiPriority="39" w:semiHidden="1" w:unhideWhenUsed="1"/>
+    <w:lsdException w:name="toc 7" w:uiPriority="39" w:semiHidden="1" w:unhideWhenUsed="1"/>
+    <w:lsdException w:name="toc 8" w:uiPriority="39" w:semiHidden="1" w:unhideWhenUsed="1"/>
+    <w:lsdException w:name="toc 9" w:uiPriority="39" w:semiHidden="1" w:unhideWhenUsed="1"/>
     <w:lsdException w:name="Normal Indent" w:semiHidden="1" w:unhideWhenUsed="1"/>
     <w:lsdException w:name="footnote text" w:semiHidden="1" w:unhideWhenUsed="1"/>
     <w:lsdException w:name="annotation text" w:semiHidden="1" w:unhideWhenUsed="1"/>
     <w:lsdException w:name="header" w:semiHidden="1" w:unhideWhenUsed="1"/>
     <w:lsdException w:name="footer" w:semiHidden="1" w:unhideWhenUsed="1"/>
     <w:lsdException w:name="index heading" w:semiHidden="1" w:unhideWhenUsed="1"/>
-    <w:lsdException w:name="caption" w:semiHidden="1" w:uiPriority="35" w:unhideWhenUsed="1" w:qFormat="1"/>
+    <w:lsdException w:name="caption" w:uiPriority="35" w:semiHidden="1" w:unhideWhenUsed="1" w:qFormat="1"/>
     <w:lsdException w:name="table of figures" w:semiHidden="1" w:unhideWhenUsed="1"/>
     <w:lsdException w:name="envelope address" w:semiHidden="1" w:unhideWhenUsed="1"/>
     <w:lsdException w:name="envelope return" w:semiHidden="1" w:unhideWhenUsed="1"/>
@@ -1905,7 +2148,7 @@
     <w:lsdException w:name="Title" w:uiPriority="10" w:qFormat="1"/>
     <w:lsdException w:name="Closing" w:semiHidden="1" w:unhideWhenUsed="1"/>
     <w:lsdException w:name="Signature" w:semiHidden="1" w:unhideWhenUsed="1"/>
-    <w:lsdException w:name="Default Paragraph Font" w:semiHidden="1" w:uiPriority="1" w:unhideWhenUsed="1"/>
+    <w:lsdException w:name="Default Paragraph Font" w:uiPriority="1" w:semiHidden="1" w:unhideWhenUsed="1"/>
     <w:lsdException w:name="Body Text" w:semiHidden="1" w:unhideWhenUsed="1"/>
     <w:lsdException w:name="Body Text Indent" w:semiHidden="1" w:unhideWhenUsed="1"/>
     <w:lsdException w:name="List Continue" w:semiHidden="1" w:unhideWhenUsed="1"/>
@@ -2105,8 +2348,8 @@
     <w:lsdException w:name="Subtle Reference" w:uiPriority="31" w:qFormat="1"/>
     <w:lsdException w:name="Intense Reference" w:uiPriority="32" w:qFormat="1"/>
     <w:lsdException w:name="Book Title" w:uiPriority="33" w:qFormat="1"/>
-    <w:lsdException w:name="Bibliography" w:semiHidden="1" w:uiPriority="37" w:unhideWhenUsed="1"/>
-    <w:lsdException w:name="TOC Heading" w:semiHidden="1" w:uiPriority="39" w:unhideWhenUsed="1" w:qFormat="1"/>
+    <w:lsdException w:name="Bibliography" w:uiPriority="37" w:semiHidden="1" w:unhideWhenUsed="1"/>
+    <w:lsdException w:name="TOC Heading" w:uiPriority="39" w:semiHidden="1" w:unhideWhenUsed="1" w:qFormat="1"/>
     <w:lsdException w:name="Plain Table 1" w:uiPriority="41"/>
     <w:lsdException w:name="Plain Table 2" w:uiPriority="42"/>
     <w:lsdException w:name="Plain Table 3" w:uiPriority="43"/>
@@ -2217,44 +2460,50 @@
     <w:lsdException w:name="Unresolved Mention" w:semiHidden="1" w:unhideWhenUsed="1"/>
     <w:lsdException w:name="Smart Link" w:semiHidden="1" w:unhideWhenUsed="1"/>
   </w:latentStyles>
-  <w:style w:type="paragraph" w:default="1" w:styleId="Normal">
+  <w:style w:type="paragraph" w:styleId="Normal" w:default="1">
     <w:name w:val="Normal"/>
     <w:qFormat/>
-    <w:rsid w:val="00890EAB"/>
+    <w:rsid w:val="00890eab"/>
     <w:pPr>
-      <w:spacing w:line="259" w:lineRule="auto"/>
+      <w:widowControl/>
+      <w:bidi w:val="0"/>
+      <w:spacing w:lineRule="auto" w:line="259" w:before="0" w:after="160"/>
+      <w:jc w:val="left"/>
     </w:pPr>
     <w:rPr>
+      <w:rFonts w:ascii="Aptos" w:hAnsi="Aptos" w:eastAsia="Aptos" w:cs=""/>
+      <w:color w:val="auto"/>
       <w:kern w:val="0"/>
       <w:sz w:val="22"/>
       <w:szCs w:val="22"/>
+      <w:lang w:val="es-MX" w:eastAsia="en-US" w:bidi="ar-SA"/>
       <w14:ligatures w14:val="none"/>
     </w:rPr>
   </w:style>
-  <w:style w:type="paragraph" w:styleId="Ttulo1">
+  <w:style w:type="paragraph" w:styleId="Heading1">
     <w:name w:val="heading 1"/>
     <w:basedOn w:val="Normal"/>
     <w:next w:val="Normal"/>
     <w:link w:val="Ttulo1Car"/>
     <w:uiPriority w:val="9"/>
     <w:qFormat/>
-    <w:rsid w:val="00890EAB"/>
+    <w:rsid w:val="00890eab"/>
     <w:pPr>
-      <w:keepNext/>
+      <w:keepNext w:val="true"/>
       <w:keepLines/>
-      <w:spacing w:before="360" w:after="80" w:line="278" w:lineRule="auto"/>
+      <w:spacing w:lineRule="auto" w:line="278" w:before="360" w:after="80"/>
       <w:outlineLvl w:val="0"/>
     </w:pPr>
     <w:rPr>
-      <w:rFonts w:asciiTheme="majorHAnsi" w:eastAsiaTheme="majorEastAsia" w:hAnsiTheme="majorHAnsi" w:cstheme="majorBidi"/>
-      <w:color w:val="0F4761" w:themeColor="accent1" w:themeShade="BF"/>
+      <w:rFonts w:ascii="Aptos Display" w:hAnsi="Aptos Display" w:eastAsia="" w:cs="" w:asciiTheme="majorHAnsi" w:cstheme="majorBidi" w:eastAsiaTheme="majorEastAsia" w:hAnsiTheme="majorHAnsi"/>
+      <w:color w:themeColor="accent1" w:themeShade="bf" w:val="0F4761"/>
       <w:kern w:val="2"/>
       <w:sz w:val="40"/>
       <w:szCs w:val="40"/>
       <w14:ligatures w14:val="standardContextual"/>
     </w:rPr>
   </w:style>
-  <w:style w:type="paragraph" w:styleId="Ttulo2">
+  <w:style w:type="paragraph" w:styleId="Heading2">
     <w:name w:val="heading 2"/>
     <w:basedOn w:val="Normal"/>
     <w:next w:val="Normal"/>
@@ -2263,23 +2512,23 @@
     <w:semiHidden/>
     <w:unhideWhenUsed/>
     <w:qFormat/>
-    <w:rsid w:val="00890EAB"/>
+    <w:rsid w:val="00890eab"/>
     <w:pPr>
-      <w:keepNext/>
+      <w:keepNext w:val="true"/>
       <w:keepLines/>
-      <w:spacing w:before="160" w:after="80" w:line="278" w:lineRule="auto"/>
+      <w:spacing w:lineRule="auto" w:line="278" w:before="160" w:after="80"/>
       <w:outlineLvl w:val="1"/>
     </w:pPr>
     <w:rPr>
-      <w:rFonts w:asciiTheme="majorHAnsi" w:eastAsiaTheme="majorEastAsia" w:hAnsiTheme="majorHAnsi" w:cstheme="majorBidi"/>
-      <w:color w:val="0F4761" w:themeColor="accent1" w:themeShade="BF"/>
+      <w:rFonts w:ascii="Aptos Display" w:hAnsi="Aptos Display" w:eastAsia="" w:cs="" w:asciiTheme="majorHAnsi" w:cstheme="majorBidi" w:eastAsiaTheme="majorEastAsia" w:hAnsiTheme="majorHAnsi"/>
+      <w:color w:themeColor="accent1" w:themeShade="bf" w:val="0F4761"/>
       <w:kern w:val="2"/>
       <w:sz w:val="32"/>
       <w:szCs w:val="32"/>
       <w14:ligatures w14:val="standardContextual"/>
     </w:rPr>
   </w:style>
-  <w:style w:type="paragraph" w:styleId="Ttulo3">
+  <w:style w:type="paragraph" w:styleId="Heading3">
     <w:name w:val="heading 3"/>
     <w:basedOn w:val="Normal"/>
     <w:next w:val="Normal"/>
@@ -2288,23 +2537,23 @@
     <w:semiHidden/>
     <w:unhideWhenUsed/>
     <w:qFormat/>
-    <w:rsid w:val="00890EAB"/>
+    <w:rsid w:val="00890eab"/>
     <w:pPr>
-      <w:keepNext/>
+      <w:keepNext w:val="true"/>
       <w:keepLines/>
-      <w:spacing w:before="160" w:after="80" w:line="278" w:lineRule="auto"/>
+      <w:spacing w:lineRule="auto" w:line="278" w:before="160" w:after="80"/>
       <w:outlineLvl w:val="2"/>
     </w:pPr>
     <w:rPr>
-      <w:rFonts w:eastAsiaTheme="majorEastAsia" w:cstheme="majorBidi"/>
-      <w:color w:val="0F4761" w:themeColor="accent1" w:themeShade="BF"/>
+      <w:rFonts w:eastAsia="" w:cs="" w:cstheme="majorBidi" w:eastAsiaTheme="majorEastAsia"/>
+      <w:color w:themeColor="accent1" w:themeShade="bf" w:val="0F4761"/>
       <w:kern w:val="2"/>
       <w:sz w:val="28"/>
       <w:szCs w:val="28"/>
       <w14:ligatures w14:val="standardContextual"/>
     </w:rPr>
   </w:style>
-  <w:style w:type="paragraph" w:styleId="Ttulo4">
+  <w:style w:type="paragraph" w:styleId="Heading4">
     <w:name w:val="heading 4"/>
     <w:basedOn w:val="Normal"/>
     <w:next w:val="Normal"/>
@@ -2313,25 +2562,25 @@
     <w:semiHidden/>
     <w:unhideWhenUsed/>
     <w:qFormat/>
-    <w:rsid w:val="00890EAB"/>
+    <w:rsid w:val="00890eab"/>
     <w:pPr>
-      <w:keepNext/>
+      <w:keepNext w:val="true"/>
       <w:keepLines/>
-      <w:spacing w:before="80" w:after="40" w:line="278" w:lineRule="auto"/>
+      <w:spacing w:lineRule="auto" w:line="278" w:before="80" w:after="40"/>
       <w:outlineLvl w:val="3"/>
     </w:pPr>
     <w:rPr>
-      <w:rFonts w:eastAsiaTheme="majorEastAsia" w:cstheme="majorBidi"/>
+      <w:rFonts w:eastAsia="" w:cs="" w:cstheme="majorBidi" w:eastAsiaTheme="majorEastAsia"/>
       <w:i/>
       <w:iCs/>
-      <w:color w:val="0F4761" w:themeColor="accent1" w:themeShade="BF"/>
+      <w:color w:themeColor="accent1" w:themeShade="bf" w:val="0F4761"/>
       <w:kern w:val="2"/>
       <w:sz w:val="24"/>
       <w:szCs w:val="24"/>
       <w14:ligatures w14:val="standardContextual"/>
     </w:rPr>
   </w:style>
-  <w:style w:type="paragraph" w:styleId="Ttulo5">
+  <w:style w:type="paragraph" w:styleId="Heading5">
     <w:name w:val="heading 5"/>
     <w:basedOn w:val="Normal"/>
     <w:next w:val="Normal"/>
@@ -2340,23 +2589,23 @@
     <w:semiHidden/>
     <w:unhideWhenUsed/>
     <w:qFormat/>
-    <w:rsid w:val="00890EAB"/>
+    <w:rsid w:val="00890eab"/>
     <w:pPr>
-      <w:keepNext/>
+      <w:keepNext w:val="true"/>
       <w:keepLines/>
-      <w:spacing w:before="80" w:after="40" w:line="278" w:lineRule="auto"/>
+      <w:spacing w:lineRule="auto" w:line="278" w:before="80" w:after="40"/>
       <w:outlineLvl w:val="4"/>
     </w:pPr>
     <w:rPr>
-      <w:rFonts w:eastAsiaTheme="majorEastAsia" w:cstheme="majorBidi"/>
-      <w:color w:val="0F4761" w:themeColor="accent1" w:themeShade="BF"/>
+      <w:rFonts w:eastAsia="" w:cs="" w:cstheme="majorBidi" w:eastAsiaTheme="majorEastAsia"/>
+      <w:color w:themeColor="accent1" w:themeShade="bf" w:val="0F4761"/>
       <w:kern w:val="2"/>
       <w:sz w:val="24"/>
       <w:szCs w:val="24"/>
       <w14:ligatures w14:val="standardContextual"/>
     </w:rPr>
   </w:style>
-  <w:style w:type="paragraph" w:styleId="Ttulo6">
+  <w:style w:type="paragraph" w:styleId="Heading6">
     <w:name w:val="heading 6"/>
     <w:basedOn w:val="Normal"/>
     <w:next w:val="Normal"/>
@@ -2365,25 +2614,25 @@
     <w:semiHidden/>
     <w:unhideWhenUsed/>
     <w:qFormat/>
-    <w:rsid w:val="00890EAB"/>
+    <w:rsid w:val="00890eab"/>
     <w:pPr>
-      <w:keepNext/>
+      <w:keepNext w:val="true"/>
       <w:keepLines/>
-      <w:spacing w:before="40" w:after="0" w:line="278" w:lineRule="auto"/>
+      <w:spacing w:lineRule="auto" w:line="278" w:before="40" w:after="0"/>
       <w:outlineLvl w:val="5"/>
     </w:pPr>
     <w:rPr>
-      <w:rFonts w:eastAsiaTheme="majorEastAsia" w:cstheme="majorBidi"/>
+      <w:rFonts w:eastAsia="" w:cs="" w:cstheme="majorBidi" w:eastAsiaTheme="majorEastAsia"/>
       <w:i/>
       <w:iCs/>
-      <w:color w:val="595959" w:themeColor="text1" w:themeTint="A6"/>
+      <w:color w:themeColor="text1" w:themeTint="a6" w:val="595959"/>
       <w:kern w:val="2"/>
       <w:sz w:val="24"/>
       <w:szCs w:val="24"/>
       <w14:ligatures w14:val="standardContextual"/>
     </w:rPr>
   </w:style>
-  <w:style w:type="paragraph" w:styleId="Ttulo7">
+  <w:style w:type="paragraph" w:styleId="Heading7">
     <w:name w:val="heading 7"/>
     <w:basedOn w:val="Normal"/>
     <w:next w:val="Normal"/>
@@ -2392,23 +2641,23 @@
     <w:semiHidden/>
     <w:unhideWhenUsed/>
     <w:qFormat/>
-    <w:rsid w:val="00890EAB"/>
+    <w:rsid w:val="00890eab"/>
     <w:pPr>
-      <w:keepNext/>
+      <w:keepNext w:val="true"/>
       <w:keepLines/>
-      <w:spacing w:before="40" w:after="0" w:line="278" w:lineRule="auto"/>
+      <w:spacing w:lineRule="auto" w:line="278" w:before="40" w:after="0"/>
       <w:outlineLvl w:val="6"/>
     </w:pPr>
     <w:rPr>
-      <w:rFonts w:eastAsiaTheme="majorEastAsia" w:cstheme="majorBidi"/>
-      <w:color w:val="595959" w:themeColor="text1" w:themeTint="A6"/>
+      <w:rFonts w:eastAsia="" w:cs="" w:cstheme="majorBidi" w:eastAsiaTheme="majorEastAsia"/>
+      <w:color w:themeColor="text1" w:themeTint="a6" w:val="595959"/>
       <w:kern w:val="2"/>
       <w:sz w:val="24"/>
       <w:szCs w:val="24"/>
       <w14:ligatures w14:val="standardContextual"/>
     </w:rPr>
   </w:style>
-  <w:style w:type="paragraph" w:styleId="Ttulo8">
+  <w:style w:type="paragraph" w:styleId="Heading8">
     <w:name w:val="heading 8"/>
     <w:basedOn w:val="Normal"/>
     <w:next w:val="Normal"/>
@@ -2417,25 +2666,25 @@
     <w:semiHidden/>
     <w:unhideWhenUsed/>
     <w:qFormat/>
-    <w:rsid w:val="00890EAB"/>
+    <w:rsid w:val="00890eab"/>
     <w:pPr>
-      <w:keepNext/>
+      <w:keepNext w:val="true"/>
       <w:keepLines/>
-      <w:spacing w:after="0" w:line="278" w:lineRule="auto"/>
+      <w:spacing w:lineRule="auto" w:line="278" w:before="0" w:after="0"/>
       <w:outlineLvl w:val="7"/>
     </w:pPr>
     <w:rPr>
-      <w:rFonts w:eastAsiaTheme="majorEastAsia" w:cstheme="majorBidi"/>
+      <w:rFonts w:eastAsia="" w:cs="" w:cstheme="majorBidi" w:eastAsiaTheme="majorEastAsia"/>
       <w:i/>
       <w:iCs/>
-      <w:color w:val="272727" w:themeColor="text1" w:themeTint="D8"/>
+      <w:color w:themeColor="text1" w:themeTint="d8" w:val="272727"/>
       <w:kern w:val="2"/>
       <w:sz w:val="24"/>
       <w:szCs w:val="24"/>
       <w14:ligatures w14:val="standardContextual"/>
     </w:rPr>
   </w:style>
-  <w:style w:type="paragraph" w:styleId="Ttulo9">
+  <w:style w:type="paragraph" w:styleId="Heading9">
     <w:name w:val="heading 9"/>
     <w:basedOn w:val="Normal"/>
     <w:next w:val="Normal"/>
@@ -2444,27 +2693,451 @@
     <w:semiHidden/>
     <w:unhideWhenUsed/>
     <w:qFormat/>
-    <w:rsid w:val="00890EAB"/>
+    <w:rsid w:val="00890eab"/>
     <w:pPr>
-      <w:keepNext/>
+      <w:keepNext w:val="true"/>
       <w:keepLines/>
-      <w:spacing w:after="0" w:line="278" w:lineRule="auto"/>
+      <w:spacing w:lineRule="auto" w:line="278" w:before="0" w:after="0"/>
       <w:outlineLvl w:val="8"/>
     </w:pPr>
     <w:rPr>
-      <w:rFonts w:eastAsiaTheme="majorEastAsia" w:cstheme="majorBidi"/>
-      <w:color w:val="272727" w:themeColor="text1" w:themeTint="D8"/>
+      <w:rFonts w:eastAsia="" w:cs="" w:cstheme="majorBidi" w:eastAsiaTheme="majorEastAsia"/>
+      <w:color w:themeColor="text1" w:themeTint="d8" w:val="272727"/>
       <w:kern w:val="2"/>
       <w:sz w:val="24"/>
       <w:szCs w:val="24"/>
       <w14:ligatures w14:val="standardContextual"/>
     </w:rPr>
   </w:style>
-  <w:style w:type="character" w:default="1" w:styleId="Fuentedeprrafopredeter">
+  <w:style w:type="character" w:styleId="DefaultParagraphFont" w:default="1">
     <w:name w:val="Default Paragraph Font"/>
     <w:uiPriority w:val="1"/>
     <w:semiHidden/>
     <w:unhideWhenUsed/>
+    <w:qFormat/>
+    <w:rPr/>
+  </w:style>
+  <w:style w:type="character" w:styleId="Ttulo1Car" w:customStyle="1">
+    <w:name w:val="Título 1 Car"/>
+    <w:basedOn w:val="DefaultParagraphFont"/>
+    <w:uiPriority w:val="9"/>
+    <w:qFormat/>
+    <w:rsid w:val="00890eab"/>
+    <w:rPr>
+      <w:rFonts w:ascii="Aptos Display" w:hAnsi="Aptos Display" w:eastAsia="" w:cs="" w:asciiTheme="majorHAnsi" w:cstheme="majorBidi" w:eastAsiaTheme="majorEastAsia" w:hAnsiTheme="majorHAnsi"/>
+      <w:color w:themeColor="accent1" w:themeShade="bf" w:val="0F4761"/>
+      <w:sz w:val="40"/>
+      <w:szCs w:val="40"/>
+    </w:rPr>
+  </w:style>
+  <w:style w:type="character" w:styleId="Ttulo2Car" w:customStyle="1">
+    <w:name w:val="Título 2 Car"/>
+    <w:basedOn w:val="DefaultParagraphFont"/>
+    <w:uiPriority w:val="9"/>
+    <w:semiHidden/>
+    <w:qFormat/>
+    <w:rsid w:val="00890eab"/>
+    <w:rPr>
+      <w:rFonts w:ascii="Aptos Display" w:hAnsi="Aptos Display" w:eastAsia="" w:cs="" w:asciiTheme="majorHAnsi" w:cstheme="majorBidi" w:eastAsiaTheme="majorEastAsia" w:hAnsiTheme="majorHAnsi"/>
+      <w:color w:themeColor="accent1" w:themeShade="bf" w:val="0F4761"/>
+      <w:sz w:val="32"/>
+      <w:szCs w:val="32"/>
+    </w:rPr>
+  </w:style>
+  <w:style w:type="character" w:styleId="Ttulo3Car" w:customStyle="1">
+    <w:name w:val="Título 3 Car"/>
+    <w:basedOn w:val="DefaultParagraphFont"/>
+    <w:uiPriority w:val="9"/>
+    <w:semiHidden/>
+    <w:qFormat/>
+    <w:rsid w:val="00890eab"/>
+    <w:rPr>
+      <w:rFonts w:eastAsia="" w:cs="" w:cstheme="majorBidi" w:eastAsiaTheme="majorEastAsia"/>
+      <w:color w:themeColor="accent1" w:themeShade="bf" w:val="0F4761"/>
+      <w:sz w:val="28"/>
+      <w:szCs w:val="28"/>
+    </w:rPr>
+  </w:style>
+  <w:style w:type="character" w:styleId="Ttulo4Car" w:customStyle="1">
+    <w:name w:val="Título 4 Car"/>
+    <w:basedOn w:val="DefaultParagraphFont"/>
+    <w:uiPriority w:val="9"/>
+    <w:semiHidden/>
+    <w:qFormat/>
+    <w:rsid w:val="00890eab"/>
+    <w:rPr>
+      <w:rFonts w:eastAsia="" w:cs="" w:cstheme="majorBidi" w:eastAsiaTheme="majorEastAsia"/>
+      <w:i/>
+      <w:iCs/>
+      <w:color w:themeColor="accent1" w:themeShade="bf" w:val="0F4761"/>
+    </w:rPr>
+  </w:style>
+  <w:style w:type="character" w:styleId="Ttulo5Car" w:customStyle="1">
+    <w:name w:val="Título 5 Car"/>
+    <w:basedOn w:val="DefaultParagraphFont"/>
+    <w:uiPriority w:val="9"/>
+    <w:semiHidden/>
+    <w:qFormat/>
+    <w:rsid w:val="00890eab"/>
+    <w:rPr>
+      <w:rFonts w:eastAsia="" w:cs="" w:cstheme="majorBidi" w:eastAsiaTheme="majorEastAsia"/>
+      <w:color w:themeColor="accent1" w:themeShade="bf" w:val="0F4761"/>
+    </w:rPr>
+  </w:style>
+  <w:style w:type="character" w:styleId="Ttulo6Car" w:customStyle="1">
+    <w:name w:val="Título 6 Car"/>
+    <w:basedOn w:val="DefaultParagraphFont"/>
+    <w:uiPriority w:val="9"/>
+    <w:semiHidden/>
+    <w:qFormat/>
+    <w:rsid w:val="00890eab"/>
+    <w:rPr>
+      <w:rFonts w:eastAsia="" w:cs="" w:cstheme="majorBidi" w:eastAsiaTheme="majorEastAsia"/>
+      <w:i/>
+      <w:iCs/>
+      <w:color w:themeColor="text1" w:themeTint="a6" w:val="595959"/>
+    </w:rPr>
+  </w:style>
+  <w:style w:type="character" w:styleId="Ttulo7Car" w:customStyle="1">
+    <w:name w:val="Título 7 Car"/>
+    <w:basedOn w:val="DefaultParagraphFont"/>
+    <w:uiPriority w:val="9"/>
+    <w:semiHidden/>
+    <w:qFormat/>
+    <w:rsid w:val="00890eab"/>
+    <w:rPr>
+      <w:rFonts w:eastAsia="" w:cs="" w:cstheme="majorBidi" w:eastAsiaTheme="majorEastAsia"/>
+      <w:color w:themeColor="text1" w:themeTint="a6" w:val="595959"/>
+    </w:rPr>
+  </w:style>
+  <w:style w:type="character" w:styleId="Ttulo8Car" w:customStyle="1">
+    <w:name w:val="Título 8 Car"/>
+    <w:basedOn w:val="DefaultParagraphFont"/>
+    <w:uiPriority w:val="9"/>
+    <w:semiHidden/>
+    <w:qFormat/>
+    <w:rsid w:val="00890eab"/>
+    <w:rPr>
+      <w:rFonts w:eastAsia="" w:cs="" w:cstheme="majorBidi" w:eastAsiaTheme="majorEastAsia"/>
+      <w:i/>
+      <w:iCs/>
+      <w:color w:themeColor="text1" w:themeTint="d8" w:val="272727"/>
+    </w:rPr>
+  </w:style>
+  <w:style w:type="character" w:styleId="Ttulo9Car" w:customStyle="1">
+    <w:name w:val="Título 9 Car"/>
+    <w:basedOn w:val="DefaultParagraphFont"/>
+    <w:uiPriority w:val="9"/>
+    <w:semiHidden/>
+    <w:qFormat/>
+    <w:rsid w:val="00890eab"/>
+    <w:rPr>
+      <w:rFonts w:eastAsia="" w:cs="" w:cstheme="majorBidi" w:eastAsiaTheme="majorEastAsia"/>
+      <w:color w:themeColor="text1" w:themeTint="d8" w:val="272727"/>
+    </w:rPr>
+  </w:style>
+  <w:style w:type="character" w:styleId="TtuloCar" w:customStyle="1">
+    <w:name w:val="Título Car"/>
+    <w:basedOn w:val="DefaultParagraphFont"/>
+    <w:uiPriority w:val="10"/>
+    <w:qFormat/>
+    <w:rsid w:val="00890eab"/>
+    <w:rPr>
+      <w:rFonts w:ascii="Aptos Display" w:hAnsi="Aptos Display" w:eastAsia="" w:cs="" w:asciiTheme="majorHAnsi" w:cstheme="majorBidi" w:eastAsiaTheme="majorEastAsia" w:hAnsiTheme="majorHAnsi"/>
+      <w:spacing w:val="-10"/>
+      <w:kern w:val="2"/>
+      <w:sz w:val="56"/>
+      <w:szCs w:val="56"/>
+    </w:rPr>
+  </w:style>
+  <w:style w:type="character" w:styleId="SubttuloCar" w:customStyle="1">
+    <w:name w:val="Subtítulo Car"/>
+    <w:basedOn w:val="DefaultParagraphFont"/>
+    <w:uiPriority w:val="11"/>
+    <w:qFormat/>
+    <w:rsid w:val="00890eab"/>
+    <w:rPr>
+      <w:rFonts w:eastAsia="" w:cs="" w:cstheme="majorBidi" w:eastAsiaTheme="majorEastAsia"/>
+      <w:color w:themeColor="text1" w:themeTint="a6" w:val="595959"/>
+      <w:spacing w:val="15"/>
+      <w:sz w:val="28"/>
+      <w:szCs w:val="28"/>
+    </w:rPr>
+  </w:style>
+  <w:style w:type="character" w:styleId="CitaCar" w:customStyle="1">
+    <w:name w:val="Cita Car"/>
+    <w:basedOn w:val="DefaultParagraphFont"/>
+    <w:link w:val="Quote"/>
+    <w:uiPriority w:val="29"/>
+    <w:qFormat/>
+    <w:rsid w:val="00890eab"/>
+    <w:rPr>
+      <w:i/>
+      <w:iCs/>
+      <w:color w:themeColor="text1" w:themeTint="bf" w:val="404040"/>
+    </w:rPr>
+  </w:style>
+  <w:style w:type="character" w:styleId="IntenseEmphasis">
+    <w:name w:val="Intense Emphasis"/>
+    <w:basedOn w:val="DefaultParagraphFont"/>
+    <w:uiPriority w:val="21"/>
+    <w:qFormat/>
+    <w:rsid w:val="00890eab"/>
+    <w:rPr>
+      <w:i/>
+      <w:iCs/>
+      <w:color w:themeColor="accent1" w:themeShade="bf" w:val="0F4761"/>
+    </w:rPr>
+  </w:style>
+  <w:style w:type="character" w:styleId="CitadestacadaCar" w:customStyle="1">
+    <w:name w:val="Cita destacada Car"/>
+    <w:basedOn w:val="DefaultParagraphFont"/>
+    <w:link w:val="IntenseQuote"/>
+    <w:uiPriority w:val="30"/>
+    <w:qFormat/>
+    <w:rsid w:val="00890eab"/>
+    <w:rPr>
+      <w:i/>
+      <w:iCs/>
+      <w:color w:themeColor="accent1" w:themeShade="bf" w:val="0F4761"/>
+    </w:rPr>
+  </w:style>
+  <w:style w:type="character" w:styleId="IntenseReference">
+    <w:name w:val="Intense Reference"/>
+    <w:basedOn w:val="DefaultParagraphFont"/>
+    <w:uiPriority w:val="32"/>
+    <w:qFormat/>
+    <w:rsid w:val="00890eab"/>
+    <w:rPr>
+      <w:b/>
+      <w:bCs/>
+      <w:smallCaps/>
+      <w:color w:themeColor="accent1" w:themeShade="bf" w:val="0F4761"/>
+      <w:spacing w:val="5"/>
+    </w:rPr>
+  </w:style>
+  <w:style w:type="character" w:styleId="Hyperlink">
+    <w:name w:val="Hyperlink"/>
+    <w:basedOn w:val="DefaultParagraphFont"/>
+    <w:uiPriority w:val="99"/>
+    <w:unhideWhenUsed/>
+    <w:rsid w:val="003c5ed0"/>
+    <w:rPr>
+      <w:color w:themeColor="hyperlink" w:val="467886"/>
+      <w:u w:val="single"/>
+    </w:rPr>
+  </w:style>
+  <w:style w:type="character" w:styleId="UnresolvedMention">
+    <w:name w:val="Unresolved Mention"/>
+    <w:basedOn w:val="DefaultParagraphFont"/>
+    <w:uiPriority w:val="99"/>
+    <w:semiHidden/>
+    <w:unhideWhenUsed/>
+    <w:qFormat/>
+    <w:rsid w:val="003c5ed0"/>
+    <w:rPr>
+      <w:color w:val="605E5C"/>
+      <w:shd w:fill="E1DFDD" w:val="clear"/>
+    </w:rPr>
+  </w:style>
+  <w:style w:type="paragraph" w:styleId="Ttulo">
+    <w:name w:val="Título"/>
+    <w:basedOn w:val="Normal"/>
+    <w:next w:val="BodyText"/>
+    <w:qFormat/>
+    <w:pPr>
+      <w:keepNext w:val="true"/>
+      <w:spacing w:before="240" w:after="120"/>
+    </w:pPr>
+    <w:rPr>
+      <w:rFonts w:ascii="Liberation Sans" w:hAnsi="Liberation Sans" w:eastAsia="DejaVu Sans" w:cs="DejaVu Sans"/>
+      <w:sz w:val="28"/>
+      <w:szCs w:val="28"/>
+    </w:rPr>
+  </w:style>
+  <w:style w:type="paragraph" w:styleId="BodyText">
+    <w:name w:val="Body Text"/>
+    <w:basedOn w:val="Normal"/>
+    <w:pPr>
+      <w:spacing w:lineRule="auto" w:line="276" w:before="0" w:after="140"/>
+    </w:pPr>
+    <w:rPr/>
+  </w:style>
+  <w:style w:type="paragraph" w:styleId="List">
+    <w:name w:val="List"/>
+    <w:basedOn w:val="BodyText"/>
+    <w:pPr/>
+    <w:rPr/>
+  </w:style>
+  <w:style w:type="paragraph" w:styleId="Caption">
+    <w:name w:val="caption"/>
+    <w:basedOn w:val="Normal"/>
+    <w:qFormat/>
+    <w:pPr>
+      <w:suppressLineNumbers/>
+      <w:spacing w:before="120" w:after="120"/>
+    </w:pPr>
+    <w:rPr>
+      <w:i/>
+      <w:iCs/>
+      <w:sz w:val="24"/>
+      <w:szCs w:val="24"/>
+    </w:rPr>
+  </w:style>
+  <w:style w:type="paragraph" w:styleId="ndice">
+    <w:name w:val="Índice"/>
+    <w:basedOn w:val="Normal"/>
+    <w:qFormat/>
+    <w:pPr>
+      <w:suppressLineNumbers/>
+    </w:pPr>
+    <w:rPr/>
+  </w:style>
+  <w:style w:type="paragraph" w:styleId="Title">
+    <w:name w:val="Title"/>
+    <w:basedOn w:val="Normal"/>
+    <w:next w:val="Normal"/>
+    <w:link w:val="TtuloCar"/>
+    <w:uiPriority w:val="10"/>
+    <w:qFormat/>
+    <w:rsid w:val="00890eab"/>
+    <w:pPr>
+      <w:spacing w:lineRule="auto" w:line="240" w:before="0" w:after="80"/>
+      <w:contextualSpacing/>
+    </w:pPr>
+    <w:rPr>
+      <w:rFonts w:ascii="Aptos Display" w:hAnsi="Aptos Display" w:eastAsia="" w:cs="" w:asciiTheme="majorHAnsi" w:cstheme="majorBidi" w:eastAsiaTheme="majorEastAsia" w:hAnsiTheme="majorHAnsi"/>
+      <w:spacing w:val="-10"/>
+      <w:kern w:val="2"/>
+      <w:sz w:val="56"/>
+      <w:szCs w:val="56"/>
+      <w14:ligatures w14:val="standardContextual"/>
+    </w:rPr>
+  </w:style>
+  <w:style w:type="paragraph" w:styleId="Subtitle">
+    <w:name w:val="Subtitle"/>
+    <w:basedOn w:val="Normal"/>
+    <w:next w:val="Normal"/>
+    <w:link w:val="SubttuloCar"/>
+    <w:uiPriority w:val="11"/>
+    <w:qFormat/>
+    <w:rsid w:val="00890eab"/>
+    <w:pPr>
+      <w:spacing w:lineRule="auto" w:line="278"/>
+    </w:pPr>
+    <w:rPr>
+      <w:rFonts w:eastAsia="" w:cs="" w:cstheme="majorBidi" w:eastAsiaTheme="majorEastAsia"/>
+      <w:color w:themeColor="text1" w:themeTint="a6" w:val="595959"/>
+      <w:spacing w:val="15"/>
+      <w:kern w:val="2"/>
+      <w:sz w:val="28"/>
+      <w:szCs w:val="28"/>
+      <w14:ligatures w14:val="standardContextual"/>
+    </w:rPr>
+  </w:style>
+  <w:style w:type="paragraph" w:styleId="Quote">
+    <w:name w:val="Quote"/>
+    <w:basedOn w:val="Normal"/>
+    <w:next w:val="Normal"/>
+    <w:link w:val="CitaCar"/>
+    <w:uiPriority w:val="29"/>
+    <w:qFormat/>
+    <w:rsid w:val="00890eab"/>
+    <w:pPr>
+      <w:spacing w:lineRule="auto" w:line="278" w:before="160" w:after="160"/>
+      <w:jc w:val="center"/>
+    </w:pPr>
+    <w:rPr>
+      <w:i/>
+      <w:iCs/>
+      <w:color w:themeColor="text1" w:themeTint="bf" w:val="404040"/>
+      <w:kern w:val="2"/>
+      <w:sz w:val="24"/>
+      <w:szCs w:val="24"/>
+      <w14:ligatures w14:val="standardContextual"/>
+    </w:rPr>
+  </w:style>
+  <w:style w:type="paragraph" w:styleId="ListParagraph">
+    <w:name w:val="List Paragraph"/>
+    <w:basedOn w:val="Normal"/>
+    <w:uiPriority w:val="34"/>
+    <w:qFormat/>
+    <w:rsid w:val="00890eab"/>
+    <w:pPr>
+      <w:spacing w:lineRule="auto" w:line="278" w:before="0" w:after="160"/>
+      <w:ind w:left="720"/>
+      <w:contextualSpacing/>
+    </w:pPr>
+    <w:rPr>
+      <w:kern w:val="2"/>
+      <w:sz w:val="24"/>
+      <w:szCs w:val="24"/>
+      <w14:ligatures w14:val="standardContextual"/>
+    </w:rPr>
+  </w:style>
+  <w:style w:type="paragraph" w:styleId="IntenseQuote">
+    <w:name w:val="Intense Quote"/>
+    <w:basedOn w:val="Normal"/>
+    <w:next w:val="Normal"/>
+    <w:link w:val="CitadestacadaCar"/>
+    <w:uiPriority w:val="30"/>
+    <w:qFormat/>
+    <w:rsid w:val="00890eab"/>
+    <w:pPr>
+      <w:pBdr>
+        <w:top w:val="single" w:sz="4" w:space="10" w:color="0F4761" w:themeColor="accent1" w:themeShade="bf"/>
+        <w:bottom w:val="single" w:sz="4" w:space="10" w:color="0F4761" w:themeColor="accent1" w:themeShade="bf"/>
+      </w:pBdr>
+      <w:spacing w:lineRule="auto" w:line="278" w:before="360" w:after="360"/>
+      <w:ind w:left="864" w:right="864"/>
+      <w:jc w:val="center"/>
+    </w:pPr>
+    <w:rPr>
+      <w:i/>
+      <w:iCs/>
+      <w:color w:themeColor="accent1" w:themeShade="bf" w:val="0F4761"/>
+      <w:kern w:val="2"/>
+      <w:sz w:val="24"/>
+      <w:szCs w:val="24"/>
+      <w14:ligatures w14:val="standardContextual"/>
+    </w:rPr>
+  </w:style>
+  <w:style w:type="paragraph" w:styleId="Contenidodelmarco">
+    <w:name w:val="Contenido del marco"/>
+    <w:basedOn w:val="Normal"/>
+    <w:qFormat/>
+    <w:pPr/>
+    <w:rPr/>
+  </w:style>
+  <w:style w:type="paragraph" w:styleId="Contenidodelatabla">
+    <w:name w:val="Contenido de la tabla"/>
+    <w:basedOn w:val="Normal"/>
+    <w:qFormat/>
+    <w:pPr>
+      <w:widowControl w:val="false"/>
+      <w:suppressLineNumbers/>
+    </w:pPr>
+    <w:rPr/>
+  </w:style>
+  <w:style w:type="paragraph" w:styleId="Ttulodelatabla">
+    <w:name w:val="Título de la tabla"/>
+    <w:basedOn w:val="Contenidodelatabla"/>
+    <w:qFormat/>
+    <w:pPr>
+      <w:suppressLineNumbers/>
+      <w:jc w:val="center"/>
+    </w:pPr>
+    <w:rPr>
+      <w:b/>
+      <w:bCs/>
+    </w:rPr>
+  </w:style>
+  <w:style w:type="numbering" w:styleId="Ningunalista" w:default="1">
+    <w:name w:val="Ninguna lista"/>
+    <w:uiPriority w:val="99"/>
+    <w:semiHidden/>
+    <w:unhideWhenUsed/>
+    <w:qFormat/>
   </w:style>
   <w:style w:type="table" w:default="1" w:styleId="Tablanormal">
     <w:name w:val="Normal Table"/>
@@ -2472,7 +3145,6 @@
     <w:semiHidden/>
     <w:unhideWhenUsed/>
     <w:tblPr>
-      <w:tblInd w:w="0" w:type="dxa"/>
       <w:tblCellMar>
         <w:top w:w="0" w:type="dxa"/>
         <w:left w:w="108" w:type="dxa"/>
@@ -2481,556 +3153,120 @@
       </w:tblCellMar>
     </w:tblPr>
   </w:style>
-  <w:style w:type="numbering" w:default="1" w:styleId="Sinlista">
-    <w:name w:val="No List"/>
-    <w:uiPriority w:val="99"/>
-    <w:semiHidden/>
-    <w:unhideWhenUsed/>
-  </w:style>
-  <w:style w:type="character" w:customStyle="1" w:styleId="Ttulo1Car">
-    <w:name w:val="Título 1 Car"/>
-    <w:basedOn w:val="Fuentedeprrafopredeter"/>
-    <w:link w:val="Ttulo1"/>
-    <w:uiPriority w:val="9"/>
-    <w:rsid w:val="00890EAB"/>
-    <w:rPr>
-      <w:rFonts w:asciiTheme="majorHAnsi" w:eastAsiaTheme="majorEastAsia" w:hAnsiTheme="majorHAnsi" w:cstheme="majorBidi"/>
-      <w:color w:val="0F4761" w:themeColor="accent1" w:themeShade="BF"/>
-      <w:sz w:val="40"/>
-      <w:szCs w:val="40"/>
-    </w:rPr>
-  </w:style>
-  <w:style w:type="character" w:customStyle="1" w:styleId="Ttulo2Car">
-    <w:name w:val="Título 2 Car"/>
-    <w:basedOn w:val="Fuentedeprrafopredeter"/>
-    <w:link w:val="Ttulo2"/>
-    <w:uiPriority w:val="9"/>
-    <w:semiHidden/>
-    <w:rsid w:val="00890EAB"/>
-    <w:rPr>
-      <w:rFonts w:asciiTheme="majorHAnsi" w:eastAsiaTheme="majorEastAsia" w:hAnsiTheme="majorHAnsi" w:cstheme="majorBidi"/>
-      <w:color w:val="0F4761" w:themeColor="accent1" w:themeShade="BF"/>
-      <w:sz w:val="32"/>
-      <w:szCs w:val="32"/>
-    </w:rPr>
-  </w:style>
-  <w:style w:type="character" w:customStyle="1" w:styleId="Ttulo3Car">
-    <w:name w:val="Título 3 Car"/>
-    <w:basedOn w:val="Fuentedeprrafopredeter"/>
-    <w:link w:val="Ttulo3"/>
-    <w:uiPriority w:val="9"/>
-    <w:semiHidden/>
-    <w:rsid w:val="00890EAB"/>
-    <w:rPr>
-      <w:rFonts w:eastAsiaTheme="majorEastAsia" w:cstheme="majorBidi"/>
-      <w:color w:val="0F4761" w:themeColor="accent1" w:themeShade="BF"/>
-      <w:sz w:val="28"/>
-      <w:szCs w:val="28"/>
-    </w:rPr>
-  </w:style>
-  <w:style w:type="character" w:customStyle="1" w:styleId="Ttulo4Car">
-    <w:name w:val="Título 4 Car"/>
-    <w:basedOn w:val="Fuentedeprrafopredeter"/>
-    <w:link w:val="Ttulo4"/>
-    <w:uiPriority w:val="9"/>
-    <w:semiHidden/>
-    <w:rsid w:val="00890EAB"/>
-    <w:rPr>
-      <w:rFonts w:eastAsiaTheme="majorEastAsia" w:cstheme="majorBidi"/>
-      <w:i/>
-      <w:iCs/>
-      <w:color w:val="0F4761" w:themeColor="accent1" w:themeShade="BF"/>
-    </w:rPr>
-  </w:style>
-  <w:style w:type="character" w:customStyle="1" w:styleId="Ttulo5Car">
-    <w:name w:val="Título 5 Car"/>
-    <w:basedOn w:val="Fuentedeprrafopredeter"/>
-    <w:link w:val="Ttulo5"/>
-    <w:uiPriority w:val="9"/>
-    <w:semiHidden/>
-    <w:rsid w:val="00890EAB"/>
-    <w:rPr>
-      <w:rFonts w:eastAsiaTheme="majorEastAsia" w:cstheme="majorBidi"/>
-      <w:color w:val="0F4761" w:themeColor="accent1" w:themeShade="BF"/>
-    </w:rPr>
-  </w:style>
-  <w:style w:type="character" w:customStyle="1" w:styleId="Ttulo6Car">
-    <w:name w:val="Título 6 Car"/>
-    <w:basedOn w:val="Fuentedeprrafopredeter"/>
-    <w:link w:val="Ttulo6"/>
-    <w:uiPriority w:val="9"/>
-    <w:semiHidden/>
-    <w:rsid w:val="00890EAB"/>
-    <w:rPr>
-      <w:rFonts w:eastAsiaTheme="majorEastAsia" w:cstheme="majorBidi"/>
-      <w:i/>
-      <w:iCs/>
-      <w:color w:val="595959" w:themeColor="text1" w:themeTint="A6"/>
-    </w:rPr>
-  </w:style>
-  <w:style w:type="character" w:customStyle="1" w:styleId="Ttulo7Car">
-    <w:name w:val="Título 7 Car"/>
-    <w:basedOn w:val="Fuentedeprrafopredeter"/>
-    <w:link w:val="Ttulo7"/>
-    <w:uiPriority w:val="9"/>
-    <w:semiHidden/>
-    <w:rsid w:val="00890EAB"/>
-    <w:rPr>
-      <w:rFonts w:eastAsiaTheme="majorEastAsia" w:cstheme="majorBidi"/>
-      <w:color w:val="595959" w:themeColor="text1" w:themeTint="A6"/>
-    </w:rPr>
-  </w:style>
-  <w:style w:type="character" w:customStyle="1" w:styleId="Ttulo8Car">
-    <w:name w:val="Título 8 Car"/>
-    <w:basedOn w:val="Fuentedeprrafopredeter"/>
-    <w:link w:val="Ttulo8"/>
-    <w:uiPriority w:val="9"/>
-    <w:semiHidden/>
-    <w:rsid w:val="00890EAB"/>
-    <w:rPr>
-      <w:rFonts w:eastAsiaTheme="majorEastAsia" w:cstheme="majorBidi"/>
-      <w:i/>
-      <w:iCs/>
-      <w:color w:val="272727" w:themeColor="text1" w:themeTint="D8"/>
-    </w:rPr>
-  </w:style>
-  <w:style w:type="character" w:customStyle="1" w:styleId="Ttulo9Car">
-    <w:name w:val="Título 9 Car"/>
-    <w:basedOn w:val="Fuentedeprrafopredeter"/>
-    <w:link w:val="Ttulo9"/>
-    <w:uiPriority w:val="9"/>
-    <w:semiHidden/>
-    <w:rsid w:val="00890EAB"/>
-    <w:rPr>
-      <w:rFonts w:eastAsiaTheme="majorEastAsia" w:cstheme="majorBidi"/>
-      <w:color w:val="272727" w:themeColor="text1" w:themeTint="D8"/>
-    </w:rPr>
-  </w:style>
-  <w:style w:type="paragraph" w:styleId="Ttulo">
-    <w:name w:val="Title"/>
-    <w:basedOn w:val="Normal"/>
-    <w:next w:val="Normal"/>
-    <w:link w:val="TtuloCar"/>
-    <w:uiPriority w:val="10"/>
-    <w:qFormat/>
-    <w:rsid w:val="00890EAB"/>
-    <w:pPr>
-      <w:spacing w:after="80" w:line="240" w:lineRule="auto"/>
-      <w:contextualSpacing/>
-    </w:pPr>
-    <w:rPr>
-      <w:rFonts w:asciiTheme="majorHAnsi" w:eastAsiaTheme="majorEastAsia" w:hAnsiTheme="majorHAnsi" w:cstheme="majorBidi"/>
-      <w:spacing w:val="-10"/>
-      <w:kern w:val="28"/>
-      <w:sz w:val="56"/>
-      <w:szCs w:val="56"/>
-      <w14:ligatures w14:val="standardContextual"/>
-    </w:rPr>
-  </w:style>
-  <w:style w:type="character" w:customStyle="1" w:styleId="TtuloCar">
-    <w:name w:val="Título Car"/>
-    <w:basedOn w:val="Fuentedeprrafopredeter"/>
-    <w:link w:val="Ttulo"/>
-    <w:uiPriority w:val="10"/>
-    <w:rsid w:val="00890EAB"/>
-    <w:rPr>
-      <w:rFonts w:asciiTheme="majorHAnsi" w:eastAsiaTheme="majorEastAsia" w:hAnsiTheme="majorHAnsi" w:cstheme="majorBidi"/>
-      <w:spacing w:val="-10"/>
-      <w:kern w:val="28"/>
-      <w:sz w:val="56"/>
-      <w:szCs w:val="56"/>
-    </w:rPr>
-  </w:style>
-  <w:style w:type="paragraph" w:styleId="Subttulo">
-    <w:name w:val="Subtitle"/>
-    <w:basedOn w:val="Normal"/>
-    <w:next w:val="Normal"/>
-    <w:link w:val="SubttuloCar"/>
-    <w:uiPriority w:val="11"/>
-    <w:qFormat/>
-    <w:rsid w:val="00890EAB"/>
-    <w:pPr>
-      <w:numPr>
-        <w:ilvl w:val="1"/>
-      </w:numPr>
-      <w:spacing w:line="278" w:lineRule="auto"/>
-    </w:pPr>
-    <w:rPr>
-      <w:rFonts w:eastAsiaTheme="majorEastAsia" w:cstheme="majorBidi"/>
-      <w:color w:val="595959" w:themeColor="text1" w:themeTint="A6"/>
-      <w:spacing w:val="15"/>
-      <w:kern w:val="2"/>
-      <w:sz w:val="28"/>
-      <w:szCs w:val="28"/>
-      <w14:ligatures w14:val="standardContextual"/>
-    </w:rPr>
-  </w:style>
-  <w:style w:type="character" w:customStyle="1" w:styleId="SubttuloCar">
-    <w:name w:val="Subtítulo Car"/>
-    <w:basedOn w:val="Fuentedeprrafopredeter"/>
-    <w:link w:val="Subttulo"/>
-    <w:uiPriority w:val="11"/>
-    <w:rsid w:val="00890EAB"/>
-    <w:rPr>
-      <w:rFonts w:eastAsiaTheme="majorEastAsia" w:cstheme="majorBidi"/>
-      <w:color w:val="595959" w:themeColor="text1" w:themeTint="A6"/>
-      <w:spacing w:val="15"/>
-      <w:sz w:val="28"/>
-      <w:szCs w:val="28"/>
-    </w:rPr>
-  </w:style>
-  <w:style w:type="paragraph" w:styleId="Cita">
-    <w:name w:val="Quote"/>
-    <w:basedOn w:val="Normal"/>
-    <w:next w:val="Normal"/>
-    <w:link w:val="CitaCar"/>
-    <w:uiPriority w:val="29"/>
-    <w:qFormat/>
-    <w:rsid w:val="00890EAB"/>
-    <w:pPr>
-      <w:spacing w:before="160" w:line="278" w:lineRule="auto"/>
-      <w:jc w:val="center"/>
-    </w:pPr>
-    <w:rPr>
-      <w:i/>
-      <w:iCs/>
-      <w:color w:val="404040" w:themeColor="text1" w:themeTint="BF"/>
-      <w:kern w:val="2"/>
-      <w:sz w:val="24"/>
-      <w:szCs w:val="24"/>
-      <w14:ligatures w14:val="standardContextual"/>
-    </w:rPr>
-  </w:style>
-  <w:style w:type="character" w:customStyle="1" w:styleId="CitaCar">
-    <w:name w:val="Cita Car"/>
-    <w:basedOn w:val="Fuentedeprrafopredeter"/>
-    <w:link w:val="Cita"/>
-    <w:uiPriority w:val="29"/>
-    <w:rsid w:val="00890EAB"/>
-    <w:rPr>
-      <w:i/>
-      <w:iCs/>
-      <w:color w:val="404040" w:themeColor="text1" w:themeTint="BF"/>
-    </w:rPr>
-  </w:style>
-  <w:style w:type="paragraph" w:styleId="Prrafodelista">
-    <w:name w:val="List Paragraph"/>
-    <w:basedOn w:val="Normal"/>
-    <w:uiPriority w:val="34"/>
-    <w:qFormat/>
-    <w:rsid w:val="00890EAB"/>
-    <w:pPr>
-      <w:spacing w:line="278" w:lineRule="auto"/>
-      <w:ind w:left="720"/>
-      <w:contextualSpacing/>
-    </w:pPr>
-    <w:rPr>
-      <w:kern w:val="2"/>
-      <w:sz w:val="24"/>
-      <w:szCs w:val="24"/>
-      <w14:ligatures w14:val="standardContextual"/>
-    </w:rPr>
-  </w:style>
-  <w:style w:type="character" w:styleId="nfasisintenso">
-    <w:name w:val="Intense Emphasis"/>
-    <w:basedOn w:val="Fuentedeprrafopredeter"/>
-    <w:uiPriority w:val="21"/>
-    <w:qFormat/>
-    <w:rsid w:val="00890EAB"/>
-    <w:rPr>
-      <w:i/>
-      <w:iCs/>
-      <w:color w:val="0F4761" w:themeColor="accent1" w:themeShade="BF"/>
-    </w:rPr>
-  </w:style>
-  <w:style w:type="paragraph" w:styleId="Citadestacada">
-    <w:name w:val="Intense Quote"/>
-    <w:basedOn w:val="Normal"/>
-    <w:next w:val="Normal"/>
-    <w:link w:val="CitadestacadaCar"/>
-    <w:uiPriority w:val="30"/>
-    <w:qFormat/>
-    <w:rsid w:val="00890EAB"/>
-    <w:pPr>
-      <w:pBdr>
-        <w:top w:val="single" w:sz="4" w:space="10" w:color="0F4761" w:themeColor="accent1" w:themeShade="BF"/>
-        <w:bottom w:val="single" w:sz="4" w:space="10" w:color="0F4761" w:themeColor="accent1" w:themeShade="BF"/>
-      </w:pBdr>
-      <w:spacing w:before="360" w:after="360" w:line="278" w:lineRule="auto"/>
-      <w:ind w:left="864" w:right="864"/>
-      <w:jc w:val="center"/>
-    </w:pPr>
-    <w:rPr>
-      <w:i/>
-      <w:iCs/>
-      <w:color w:val="0F4761" w:themeColor="accent1" w:themeShade="BF"/>
-      <w:kern w:val="2"/>
-      <w:sz w:val="24"/>
-      <w:szCs w:val="24"/>
-      <w14:ligatures w14:val="standardContextual"/>
-    </w:rPr>
-  </w:style>
-  <w:style w:type="character" w:customStyle="1" w:styleId="CitadestacadaCar">
-    <w:name w:val="Cita destacada Car"/>
-    <w:basedOn w:val="Fuentedeprrafopredeter"/>
-    <w:link w:val="Citadestacada"/>
-    <w:uiPriority w:val="30"/>
-    <w:rsid w:val="00890EAB"/>
-    <w:rPr>
-      <w:i/>
-      <w:iCs/>
-      <w:color w:val="0F4761" w:themeColor="accent1" w:themeShade="BF"/>
-    </w:rPr>
-  </w:style>
-  <w:style w:type="character" w:styleId="Referenciaintensa">
-    <w:name w:val="Intense Reference"/>
-    <w:basedOn w:val="Fuentedeprrafopredeter"/>
-    <w:uiPriority w:val="32"/>
-    <w:qFormat/>
-    <w:rsid w:val="00890EAB"/>
-    <w:rPr>
-      <w:b/>
-      <w:bCs/>
-      <w:smallCaps/>
-      <w:color w:val="0F4761" w:themeColor="accent1" w:themeShade="BF"/>
-      <w:spacing w:val="5"/>
-    </w:rPr>
-  </w:style>
   <w:style w:type="table" w:styleId="Tablaconcuadrcula">
     <w:name w:val="Table Grid"/>
     <w:basedOn w:val="Tablanormal"/>
     <w:uiPriority w:val="39"/>
-    <w:rsid w:val="00CE5F23"/>
+    <w:rsid w:val="00ce5f23"/>
     <w:pPr>
       <w:spacing w:after="0" w:line="240" w:lineRule="auto"/>
     </w:pPr>
     <w:tblPr>
       <w:tblBorders>
-        <w:top w:val="single" w:sz="4" w:space="0" w:color="auto"/>
-        <w:left w:val="single" w:sz="4" w:space="0" w:color="auto"/>
-        <w:bottom w:val="single" w:sz="4" w:space="0" w:color="auto"/>
-        <w:right w:val="single" w:sz="4" w:space="0" w:color="auto"/>
-        <w:insideH w:val="single" w:sz="4" w:space="0" w:color="auto"/>
-        <w:insideV w:val="single" w:sz="4" w:space="0" w:color="auto"/>
+        <w:top w:val="single" w:color="auto" w:sz="4" w:space="0"/>
+        <w:left w:val="single" w:color="auto" w:sz="4" w:space="0"/>
+        <w:bottom w:val="single" w:color="auto" w:sz="4" w:space="0"/>
+        <w:right w:val="single" w:color="auto" w:sz="4" w:space="0"/>
+        <w:insideH w:val="single" w:color="auto" w:sz="4" w:space="0"/>
+        <w:insideV w:val="single" w:color="auto" w:sz="4" w:space="0"/>
       </w:tblBorders>
     </w:tblPr>
-  </w:style>
-  <w:style w:type="character" w:styleId="Hipervnculo">
-    <w:name w:val="Hyperlink"/>
-    <w:basedOn w:val="Fuentedeprrafopredeter"/>
-    <w:uiPriority w:val="99"/>
-    <w:unhideWhenUsed/>
-    <w:rsid w:val="003C5ED0"/>
-    <w:rPr>
-      <w:color w:val="467886" w:themeColor="hyperlink"/>
-      <w:u w:val="single"/>
-    </w:rPr>
-  </w:style>
-  <w:style w:type="character" w:styleId="Mencinsinresolver">
-    <w:name w:val="Unresolved Mention"/>
-    <w:basedOn w:val="Fuentedeprrafopredeter"/>
-    <w:uiPriority w:val="99"/>
-    <w:semiHidden/>
-    <w:unhideWhenUsed/>
-    <w:rsid w:val="003C5ED0"/>
-    <w:rPr>
-      <w:color w:val="605E5C"/>
-      <w:shd w:val="clear" w:color="auto" w:fill="E1DFDD"/>
-    </w:rPr>
   </w:style>
 </w:styles>
 </file>
 
 <file path=word/theme/theme1.xml><?xml version="1.0" encoding="utf-8"?>
-<a:theme xmlns:a="http://schemas.openxmlformats.org/drawingml/2006/main" name="Tema de Office">
+<a:theme xmlns:a="http://schemas.openxmlformats.org/drawingml/2006/main" xmlns:r="http://schemas.openxmlformats.org/officeDocument/2006/relationships" name="Tema de Office">
   <a:themeElements>
     <a:clrScheme name="Office">
       <a:dk1>
-        <a:sysClr val="windowText" lastClr="000000"/>
+        <a:srgbClr val="000000"/>
       </a:dk1>
       <a:lt1>
-        <a:sysClr val="window" lastClr="FFFFFF"/>
+        <a:srgbClr val="ffffff"/>
       </a:lt1>
       <a:dk2>
-        <a:srgbClr val="0E2841"/>
+        <a:srgbClr val="0e2841"/>
       </a:dk2>
       <a:lt2>
-        <a:srgbClr val="E8E8E8"/>
+        <a:srgbClr val="e8e8e8"/>
       </a:lt2>
       <a:accent1>
         <a:srgbClr val="156082"/>
       </a:accent1>
       <a:accent2>
-        <a:srgbClr val="E97132"/>
+        <a:srgbClr val="e97132"/>
       </a:accent2>
       <a:accent3>
-        <a:srgbClr val="196B24"/>
+        <a:srgbClr val="196b24"/>
       </a:accent3>
       <a:accent4>
-        <a:srgbClr val="0F9ED5"/>
+        <a:srgbClr val="0f9ed5"/>
       </a:accent4>
       <a:accent5>
-        <a:srgbClr val="A02B93"/>
+        <a:srgbClr val="a02b93"/>
       </a:accent5>
       <a:accent6>
-        <a:srgbClr val="4EA72E"/>
+        <a:srgbClr val="4ea72e"/>
       </a:accent6>
       <a:hlink>
         <a:srgbClr val="467886"/>
       </a:hlink>
       <a:folHlink>
-        <a:srgbClr val="96607D"/>
+        <a:srgbClr val="96607d"/>
       </a:folHlink>
     </a:clrScheme>
     <a:fontScheme name="Office">
       <a:majorFont>
-        <a:latin typeface="Aptos Display" panose="02110004020202020204"/>
+        <a:latin typeface="Aptos Display" panose="02110004020202020204" pitchFamily="0" charset="1"/>
         <a:ea typeface=""/>
         <a:cs typeface=""/>
-        <a:font script="Jpan" typeface="游ゴシック Light"/>
-        <a:font script="Hang" typeface="맑은 고딕"/>
-        <a:font script="Hans" typeface="等线 Light"/>
-        <a:font script="Hant" typeface="新細明體"/>
-        <a:font script="Arab" typeface="Times New Roman"/>
-        <a:font script="Hebr" typeface="Times New Roman"/>
-        <a:font script="Thai" typeface="Angsana New"/>
-        <a:font script="Ethi" typeface="Nyala"/>
-        <a:font script="Beng" typeface="Vrinda"/>
-        <a:font script="Gujr" typeface="Shruti"/>
-        <a:font script="Khmr" typeface="MoolBoran"/>
-        <a:font script="Knda" typeface="Tunga"/>
-        <a:font script="Guru" typeface="Raavi"/>
-        <a:font script="Cans" typeface="Euphemia"/>
-        <a:font script="Cher" typeface="Plantagenet Cherokee"/>
-        <a:font script="Yiii" typeface="Microsoft Yi Baiti"/>
-        <a:font script="Tibt" typeface="Microsoft Himalaya"/>
-        <a:font script="Thaa" typeface="MV Boli"/>
-        <a:font script="Deva" typeface="Mangal"/>
-        <a:font script="Telu" typeface="Gautami"/>
-        <a:font script="Taml" typeface="Latha"/>
-        <a:font script="Syrc" typeface="Estrangelo Edessa"/>
-        <a:font script="Orya" typeface="Kalinga"/>
-        <a:font script="Mlym" typeface="Kartika"/>
-        <a:font script="Laoo" typeface="DokChampa"/>
-        <a:font script="Sinh" typeface="Iskoola Pota"/>
-        <a:font script="Mong" typeface="Mongolian Baiti"/>
-        <a:font script="Viet" typeface="Times New Roman"/>
-        <a:font script="Uigh" typeface="Microsoft Uighur"/>
-        <a:font script="Geor" typeface="Sylfaen"/>
-        <a:font script="Armn" typeface="Arial"/>
-        <a:font script="Bugi" typeface="Leelawadee UI"/>
-        <a:font script="Bopo" typeface="Microsoft JhengHei"/>
-        <a:font script="Java" typeface="Javanese Text"/>
-        <a:font script="Lisu" typeface="Segoe UI"/>
-        <a:font script="Mymr" typeface="Myanmar Text"/>
-        <a:font script="Nkoo" typeface="Ebrima"/>
-        <a:font script="Olck" typeface="Nirmala UI"/>
-        <a:font script="Osma" typeface="Ebrima"/>
-        <a:font script="Phag" typeface="Phagspa"/>
-        <a:font script="Syrn" typeface="Estrangelo Edessa"/>
-        <a:font script="Syrj" typeface="Estrangelo Edessa"/>
-        <a:font script="Syre" typeface="Estrangelo Edessa"/>
-        <a:font script="Sora" typeface="Nirmala UI"/>
-        <a:font script="Tale" typeface="Microsoft Tai Le"/>
-        <a:font script="Talu" typeface="Microsoft New Tai Lue"/>
-        <a:font script="Tfng" typeface="Ebrima"/>
       </a:majorFont>
       <a:minorFont>
-        <a:latin typeface="Aptos" panose="02110004020202020204"/>
+        <a:latin typeface="Aptos" panose="02110004020202020204" pitchFamily="0" charset="1"/>
         <a:ea typeface=""/>
         <a:cs typeface=""/>
-        <a:font script="Jpan" typeface="游ゴシック"/>
-        <a:font script="Hang" typeface="맑은 고딕"/>
-        <a:font script="Hans" typeface="等线"/>
-        <a:font script="Hant" typeface="新細明體"/>
-        <a:font script="Arab" typeface="Arial"/>
-        <a:font script="Hebr" typeface="Arial"/>
-        <a:font script="Thai" typeface="Cordia New"/>
-        <a:font script="Ethi" typeface="Nyala"/>
-        <a:font script="Beng" typeface="Vrinda"/>
-        <a:font script="Gujr" typeface="Shruti"/>
-        <a:font script="Khmr" typeface="DaunPenh"/>
-        <a:font script="Knda" typeface="Tunga"/>
-        <a:font script="Guru" typeface="Raavi"/>
-        <a:font script="Cans" typeface="Euphemia"/>
-        <a:font script="Cher" typeface="Plantagenet Cherokee"/>
-        <a:font script="Yiii" typeface="Microsoft Yi Baiti"/>
-        <a:font script="Tibt" typeface="Microsoft Himalaya"/>
-        <a:font script="Thaa" typeface="MV Boli"/>
-        <a:font script="Deva" typeface="Mangal"/>
-        <a:font script="Telu" typeface="Gautami"/>
-        <a:font script="Taml" typeface="Latha"/>
-        <a:font script="Syrc" typeface="Estrangelo Edessa"/>
-        <a:font script="Orya" typeface="Kalinga"/>
-        <a:font script="Mlym" typeface="Kartika"/>
-        <a:font script="Laoo" typeface="DokChampa"/>
-        <a:font script="Sinh" typeface="Iskoola Pota"/>
-        <a:font script="Mong" typeface="Mongolian Baiti"/>
-        <a:font script="Viet" typeface="Arial"/>
-        <a:font script="Uigh" typeface="Microsoft Uighur"/>
-        <a:font script="Geor" typeface="Sylfaen"/>
-        <a:font script="Armn" typeface="Arial"/>
-        <a:font script="Bugi" typeface="Leelawadee UI"/>
-        <a:font script="Bopo" typeface="Microsoft JhengHei"/>
-        <a:font script="Java" typeface="Javanese Text"/>
-        <a:font script="Lisu" typeface="Segoe UI"/>
-        <a:font script="Mymr" typeface="Myanmar Text"/>
-        <a:font script="Nkoo" typeface="Ebrima"/>
-        <a:font script="Olck" typeface="Nirmala UI"/>
-        <a:font script="Osma" typeface="Ebrima"/>
-        <a:font script="Phag" typeface="Phagspa"/>
-        <a:font script="Syrn" typeface="Estrangelo Edessa"/>
-        <a:font script="Syrj" typeface="Estrangelo Edessa"/>
-        <a:font script="Syre" typeface="Estrangelo Edessa"/>
-        <a:font script="Sora" typeface="Nirmala UI"/>
-        <a:font script="Tale" typeface="Microsoft Tai Le"/>
-        <a:font script="Talu" typeface="Microsoft New Tai Lue"/>
-        <a:font script="Tfng" typeface="Ebrima"/>
       </a:minorFont>
     </a:fontScheme>
-    <a:fmtScheme name="Office">
+    <a:fmtScheme>
       <a:fillStyleLst>
         <a:solidFill>
           <a:schemeClr val="phClr"/>
         </a:solidFill>
-        <a:gradFill rotWithShape="1">
+        <a:gradFill>
           <a:gsLst>
             <a:gs pos="0">
               <a:schemeClr val="phClr">
                 <a:lumMod val="110000"/>
-                <a:satMod val="105000"/>
                 <a:tint val="67000"/>
               </a:schemeClr>
             </a:gs>
             <a:gs pos="50000">
               <a:schemeClr val="phClr">
                 <a:lumMod val="105000"/>
-                <a:satMod val="103000"/>
                 <a:tint val="73000"/>
               </a:schemeClr>
             </a:gs>
             <a:gs pos="100000">
               <a:schemeClr val="phClr">
                 <a:lumMod val="105000"/>
-                <a:satMod val="109000"/>
                 <a:tint val="81000"/>
               </a:schemeClr>
             </a:gs>
           </a:gsLst>
           <a:lin ang="5400000" scaled="0"/>
+          <a:tileRect l="0" t="0" r="0" b="0"/>
         </a:gradFill>
-        <a:gradFill rotWithShape="1">
+        <a:gradFill>
           <a:gsLst>
             <a:gs pos="0">
               <a:schemeClr val="phClr">
-                <a:satMod val="103000"/>
                 <a:lumMod val="102000"/>
                 <a:tint val="94000"/>
               </a:schemeClr>
             </a:gs>
             <a:gs pos="50000">
               <a:schemeClr val="phClr">
-                <a:satMod val="110000"/>
                 <a:lumMod val="100000"/>
                 <a:shade val="100000"/>
               </a:schemeClr>
@@ -3038,33 +3274,24 @@
             <a:gs pos="100000">
               <a:schemeClr val="phClr">
                 <a:lumMod val="99000"/>
-                <a:satMod val="120000"/>
                 <a:shade val="78000"/>
               </a:schemeClr>
             </a:gs>
           </a:gsLst>
           <a:lin ang="5400000" scaled="0"/>
+          <a:tileRect l="0" t="0" r="0" b="0"/>
         </a:gradFill>
       </a:fillStyleLst>
       <a:lnStyleLst>
         <a:ln w="6350" cap="flat" cmpd="sng" algn="ctr">
-          <a:solidFill>
-            <a:schemeClr val="phClr"/>
-          </a:solidFill>
           <a:prstDash val="solid"/>
           <a:miter lim="800000"/>
         </a:ln>
         <a:ln w="12700" cap="flat" cmpd="sng" algn="ctr">
-          <a:solidFill>
-            <a:schemeClr val="phClr"/>
-          </a:solidFill>
           <a:prstDash val="solid"/>
           <a:miter lim="800000"/>
         </a:ln>
         <a:ln w="19050" cap="flat" cmpd="sng" algn="ctr">
-          <a:solidFill>
-            <a:schemeClr val="phClr"/>
-          </a:solidFill>
           <a:prstDash val="solid"/>
           <a:miter lim="800000"/>
         </a:ln>
@@ -3077,13 +3304,7 @@
           <a:effectLst/>
         </a:effectStyle>
         <a:effectStyle>
-          <a:effectLst>
-            <a:outerShdw blurRad="57150" dist="19050" dir="5400000" algn="ctr" rotWithShape="0">
-              <a:srgbClr val="000000">
-                <a:alpha val="63000"/>
-              </a:srgbClr>
-            </a:outerShdw>
-          </a:effectLst>
+          <a:effectLst/>
         </a:effectStyle>
       </a:effectStyleLst>
       <a:bgFillStyleLst>
@@ -3093,15 +3314,13 @@
         <a:solidFill>
           <a:schemeClr val="phClr">
             <a:tint val="95000"/>
-            <a:satMod val="170000"/>
           </a:schemeClr>
         </a:solidFill>
-        <a:gradFill rotWithShape="1">
+        <a:gradFill>
           <a:gsLst>
             <a:gs pos="0">
               <a:schemeClr val="phClr">
                 <a:tint val="93000"/>
-                <a:satMod val="150000"/>
                 <a:shade val="98000"/>
                 <a:lumMod val="102000"/>
               </a:schemeClr>
@@ -3109,7 +3328,6 @@
             <a:gs pos="50000">
               <a:schemeClr val="phClr">
                 <a:tint val="98000"/>
-                <a:satMod val="130000"/>
                 <a:shade val="90000"/>
                 <a:lumMod val="103000"/>
               </a:schemeClr>
@@ -3117,21 +3335,14 @@
             <a:gs pos="100000">
               <a:schemeClr val="phClr">
                 <a:shade val="63000"/>
-                <a:satMod val="120000"/>
               </a:schemeClr>
             </a:gs>
           </a:gsLst>
           <a:lin ang="5400000" scaled="0"/>
+          <a:tileRect l="0" t="0" r="0" b="0"/>
         </a:gradFill>
       </a:bgFillStyleLst>
     </a:fmtScheme>
   </a:themeElements>
-  <a:objectDefaults/>
-  <a:extraClrSchemeLst/>
-  <a:extLst>
-    <a:ext uri="{05A4C25C-085E-4340-85A3-A5531E510DB2}">
-      <thm15:themeFamily xmlns:thm15="http://schemas.microsoft.com/office/thememl/2012/main" name="Office Theme" id="{62F939B6-93AF-4DB8-9C6B-D6C7DFDC589F}" vid="{4A3C46E8-61CC-4603-A589-7422A47A8E4A}"/>
-    </a:ext>
-  </a:extLst>
 </a:theme>
 </file>
--- a/plantillas/ecoems_comprobante_registro.docx
+++ b/plantillas/ecoems_comprobante_registro.docx
@@ -117,7 +117,7 @@
                 <wp:positionV relativeFrom="paragraph">
                   <wp:posOffset>-311150</wp:posOffset>
                 </wp:positionV>
-                <wp:extent cx="5066665" cy="889635"/>
+                <wp:extent cx="5066665" cy="890905"/>
                 <wp:effectExtent l="0" t="0" r="0" b="0"/>
                 <wp:wrapNone/>
                 <wp:docPr id="3" name="Rectangle 4"/>
@@ -128,7 +128,7 @@
                       <wps:spPr>
                         <a:xfrm>
                           <a:off x="0" y="0"/>
-                          <a:ext cx="5066640" cy="889560"/>
+                          <a:ext cx="5066640" cy="891000"/>
                         </a:xfrm>
                         <a:prstGeom prst="rect">
                           <a:avLst/>
@@ -209,7 +209,7 @@
                             </w:r>
                             <w:r>
                               <w:rPr>
-                                <w:rFonts w:eastAsia="Aptos" w:cs="Arial" w:ascii="Aptos" w:hAnsi="Aptos"/>
+                                <w:rFonts w:eastAsia="Aptos" w:cs="Arial"/>
                                 <w:b/>
                                 <w:bCs/>
                                 <w:color w:val="000000"/>
@@ -307,7 +307,7 @@
           </mc:Choice>
           <mc:Fallback>
             <w:pict>
-              <v:rect id="shape_0" ID="Rectangle 4" path="m0,0l-2147483645,0l-2147483645,-2147483646l0,-2147483646xe" stroked="f" o:allowincell="f" style="position:absolute;margin-left:168.35pt;margin-top:-24.5pt;width:398.9pt;height:70pt;mso-wrap-style:square;v-text-anchor:middle" wp14:anchorId="470E15C8">
+              <v:rect id="shape_0" ID="Rectangle 4" path="m0,0l-2147483645,0l-2147483645,-2147483646l0,-2147483646xe" stroked="f" o:allowincell="f" style="position:absolute;margin-left:168.35pt;margin-top:-24.5pt;width:398.9pt;height:70.1pt;mso-wrap-style:square;v-text-anchor:middle" wp14:anchorId="470E15C8">
                 <v:fill o:detectmouseclick="t" on="false"/>
                 <v:stroke color="#3465a4" joinstyle="round" endcap="flat"/>
                 <v:textbox>
@@ -375,7 +375,7 @@
                       </w:r>
                       <w:r>
                         <w:rPr>
-                          <w:rFonts w:eastAsia="Aptos" w:cs="Arial" w:ascii="Aptos" w:hAnsi="Aptos"/>
+                          <w:rFonts w:eastAsia="Aptos" w:cs="Arial"/>
                           <w:b/>
                           <w:bCs/>
                           <w:color w:val="000000"/>
@@ -564,7 +564,7 @@
                             </w:pPr>
                             <w:r>
                               <w:rPr>
-                                <w:rFonts w:eastAsia="Aptos" w:cs="Arial" w:ascii="Aptos" w:hAnsi="Aptos"/>
+                                <w:rFonts w:eastAsia="Aptos" w:cs="Arial"/>
                                 <w:b/>
                                 <w:bCs/>
                                 <w:i/>
@@ -590,7 +590,7 @@
                             </w:r>
                             <w:r>
                               <w:rPr>
-                                <w:rFonts w:eastAsia="Aptos" w:cs="Arial" w:ascii="Aptos" w:hAnsi="Aptos"/>
+                                <w:rFonts w:eastAsia="Aptos" w:cs="Arial"/>
                                 <w:b/>
                                 <w:bCs/>
                                 <w:color w:val="000000"/>
@@ -642,7 +642,7 @@
                       </w:pPr>
                       <w:r>
                         <w:rPr>
-                          <w:rFonts w:eastAsia="Aptos" w:cs="Arial" w:ascii="Aptos" w:hAnsi="Aptos"/>
+                          <w:rFonts w:eastAsia="Aptos" w:cs="Arial"/>
                           <w:b/>
                           <w:bCs/>
                           <w:i/>
@@ -668,7 +668,7 @@
                       </w:r>
                       <w:r>
                         <w:rPr>
-                          <w:rFonts w:eastAsia="Aptos" w:cs="Arial" w:ascii="Aptos" w:hAnsi="Aptos"/>
+                          <w:rFonts w:eastAsia="Aptos" w:cs="Arial"/>
                           <w:b/>
                           <w:bCs/>
                           <w:color w:val="000000"/>
@@ -740,6 +740,7 @@
             <w:pPr>
               <w:pStyle w:val="Normal"/>
               <w:widowControl/>
+              <w:suppressAutoHyphens w:val="true"/>
               <w:spacing w:lineRule="auto" w:line="240" w:before="0" w:after="0"/>
               <w:jc w:val="center"/>
               <w:rPr>
@@ -860,6 +861,7 @@
             <w:pPr>
               <w:pStyle w:val="Normal"/>
               <w:widowControl/>
+              <w:suppressAutoHyphens w:val="true"/>
               <w:spacing w:lineRule="auto" w:line="276" w:before="0" w:after="0"/>
               <w:jc w:val="left"/>
               <w:rPr>
@@ -893,6 +895,7 @@
             <w:pPr>
               <w:pStyle w:val="Normal"/>
               <w:widowControl/>
+              <w:suppressAutoHyphens w:val="true"/>
               <w:spacing w:lineRule="auto" w:line="276" w:before="0" w:after="0"/>
               <w:jc w:val="left"/>
               <w:rPr>
@@ -934,6 +937,7 @@
             <w:pPr>
               <w:pStyle w:val="Normal"/>
               <w:widowControl/>
+              <w:suppressAutoHyphens w:val="true"/>
               <w:spacing w:lineRule="auto" w:line="276" w:before="0" w:after="0"/>
               <w:jc w:val="left"/>
               <w:rPr>
@@ -967,6 +971,7 @@
             <w:pPr>
               <w:pStyle w:val="Normal"/>
               <w:widowControl/>
+              <w:suppressAutoHyphens w:val="true"/>
               <w:spacing w:lineRule="auto" w:line="276" w:before="0" w:after="0"/>
               <w:jc w:val="left"/>
               <w:rPr>
@@ -1007,6 +1012,7 @@
             <w:pPr>
               <w:pStyle w:val="Normal"/>
               <w:widowControl/>
+              <w:suppressAutoHyphens w:val="true"/>
               <w:spacing w:lineRule="auto" w:line="240" w:before="0" w:after="0"/>
               <w:jc w:val="left"/>
               <w:rPr>
@@ -1017,10 +1023,9 @@
             </w:pPr>
             <w:r>
               <w:rPr>
-                <w:rFonts w:eastAsia="Aptos" w:cs="" w:ascii="Avenir Next" w:hAnsi="Avenir Next"/>
+                <w:rFonts w:ascii="Avenir Next" w:hAnsi="Avenir Next"/>
                 <w:sz w:val="10"/>
                 <w:szCs w:val="10"/>
-                <w:lang w:val="es-MX" w:eastAsia="en-US" w:bidi="ar-SA"/>
               </w:rPr>
             </w:r>
           </w:p>
@@ -1039,6 +1044,7 @@
             <w:pPr>
               <w:pStyle w:val="Normal"/>
               <w:widowControl/>
+              <w:suppressAutoHyphens w:val="true"/>
               <w:spacing w:lineRule="auto" w:line="240" w:before="0" w:after="0"/>
               <w:jc w:val="left"/>
               <w:rPr>
@@ -1051,12 +1057,11 @@
             </w:pPr>
             <w:r>
               <w:rPr>
-                <w:rFonts w:eastAsia="Aptos" w:cs="" w:ascii="Avenir Next" w:hAnsi="Avenir Next"/>
+                <w:rFonts w:ascii="Avenir Next" w:hAnsi="Avenir Next"/>
                 <w:b/>
                 <w:bCs/>
                 <w:sz w:val="10"/>
                 <w:szCs w:val="10"/>
-                <w:lang w:val="es-MX" w:eastAsia="en-US" w:bidi="ar-SA"/>
               </w:rPr>
             </w:r>
           </w:p>
@@ -1078,6 +1083,7 @@
             <w:pPr>
               <w:pStyle w:val="Normal"/>
               <w:widowControl/>
+              <w:suppressAutoHyphens w:val="true"/>
               <w:spacing w:lineRule="auto" w:line="276" w:before="0" w:after="0"/>
               <w:jc w:val="left"/>
               <w:rPr>
@@ -1111,6 +1117,7 @@
             <w:pPr>
               <w:pStyle w:val="Normal"/>
               <w:widowControl/>
+              <w:suppressAutoHyphens w:val="true"/>
               <w:spacing w:lineRule="auto" w:line="276" w:before="0" w:after="0"/>
               <w:jc w:val="left"/>
               <w:rPr>
@@ -1151,6 +1158,7 @@
             <w:pPr>
               <w:pStyle w:val="Normal"/>
               <w:widowControl/>
+              <w:suppressAutoHyphens w:val="true"/>
               <w:spacing w:lineRule="auto" w:line="276" w:before="0" w:after="0"/>
               <w:jc w:val="left"/>
               <w:rPr>
@@ -1184,6 +1192,7 @@
             <w:pPr>
               <w:pStyle w:val="Normal"/>
               <w:widowControl/>
+              <w:suppressAutoHyphens w:val="true"/>
               <w:spacing w:lineRule="auto" w:line="276" w:before="0" w:after="0"/>
               <w:jc w:val="left"/>
               <w:rPr>
@@ -1261,6 +1270,7 @@
             <w:pPr>
               <w:pStyle w:val="Normal"/>
               <w:widowControl/>
+              <w:suppressAutoHyphens w:val="true"/>
               <w:spacing w:lineRule="auto" w:line="240" w:before="0" w:after="0"/>
               <w:jc w:val="center"/>
               <w:rPr>
@@ -1332,15 +1342,7 @@
           <w:sz w:val="20"/>
           <w:szCs w:val="20"/>
         </w:rPr>
-        <w:t xml:space="preserve"> con sistema operativo Windows 11 o superior, macOS 26 o superior, de igual modo se admite Linux en cualquiera de sus distribuciones, 4GB de RAM, 10GB de espacio disponible de almacenamiento, conexión a red Wi-Fi, indispensable cámara o micrófono. (Preferentemente</w:t>
-      </w:r>
-      <w:r>
-        <w:rPr>
-          <w:rFonts w:ascii="Avenir Next" w:hAnsi="Avenir Next"/>
-          <w:sz w:val="20"/>
-          <w:szCs w:val="20"/>
-        </w:rPr>
-        <w:t xml:space="preserve"> una laptop, ya que en el examen verdadero solo se admiten estos y no puedes acceder desde algún dispositivo móvil como una tablet o celular).</w:t>
+        <w:t xml:space="preserve"> con sistema operativo Windows 11 o superior, macOS 26 o superior, de igual modo se admite Linux en cualquiera de sus distribuciones, 4GB de RAM, 10GB de espacio disponible de almacenamiento, conexión a red Wi-Fi, indispensable cámara o micrófono. (Preferentemente una laptop, ya que en el examen verdadero solo se admiten estos y no puedes acceder desde algún dispositivo móvil como una tablet o celular).</w:t>
       </w:r>
     </w:p>
     <w:p>
@@ -1579,7 +1581,7 @@
           <w:sz w:val="20"/>
           <w:szCs w:val="20"/>
         </w:rPr>
-        <w:t>Apartir del mes de febrero se irán subiendo en la plataforma los exámenes de cada materia que constan con 128 preguntas cada materia, y finalizando el 6 de junio de 2026 con el exámen simulador con todas las tecnologías identicas al real.</w:t>
+        <w:t>A partir del mes de febrero se irán subiendo en la plataforma los exámenes de cada materia que constan con 128 preguntas cada materia, y finalizando el 6 de junio de 2026 con el examen simulador con todas las tecnologías idénticas al real.</w:t>
       </w:r>
     </w:p>
     <w:p>
@@ -1780,7 +1782,7 @@
           <w:sz w:val="20"/>
           <w:szCs w:val="20"/>
         </w:rPr>
-        <w:t>Es importante que estés al pendiente dentro de la plataforma y que consultes los avisos o indicaciones que se hagan, dicha plataforma es exclusivamente visible dentro de las instalaciones, por ende se exorta traer algún dispositivo con cámara o micrófono para poder realizar los exámenes simuladores, ya que por el momento se cuenta con poco equipo de cómputo a préstamo dentro de la institución.</w:t>
+        <w:t>Es importante que estés al pendiente dentro de la plataforma y que consultes los avisos o indicaciones que se hagan, dicha plataforma es exclusivamente visible dentro de las instalaciones, por ende se exhorta traer algún dispositivo con cámara o micrófono para poder realizar los exámenes simuladores, ya que por el momento se cuenta con poco equipo de cómputo a préstamo dentro de la institución.</w:t>
       </w:r>
     </w:p>
     <w:sectPr>
@@ -2466,6 +2468,7 @@
     <w:rsid w:val="00890eab"/>
     <w:pPr>
       <w:widowControl/>
+      <w:suppressAutoHyphens w:val="true"/>
       <w:bidi w:val="0"/>
       <w:spacing w:lineRule="auto" w:line="259" w:before="0" w:after="160"/>
       <w:jc w:val="left"/>
@@ -2986,6 +2989,30 @@
   </w:style>
   <w:style w:type="paragraph" w:styleId="ndice">
     <w:name w:val="Índice"/>
+    <w:basedOn w:val="Normal"/>
+    <w:qFormat/>
+    <w:pPr>
+      <w:suppressLineNumbers/>
+    </w:pPr>
+    <w:rPr/>
+  </w:style>
+  <w:style w:type="paragraph" w:styleId="Ttulouser">
+    <w:name w:val="Título (user)"/>
+    <w:basedOn w:val="Normal"/>
+    <w:next w:val="BodyText"/>
+    <w:qFormat/>
+    <w:pPr>
+      <w:keepNext w:val="true"/>
+      <w:spacing w:before="240" w:after="120"/>
+    </w:pPr>
+    <w:rPr>
+      <w:rFonts w:ascii="Liberation Sans" w:hAnsi="Liberation Sans" w:eastAsia="DejaVu Sans" w:cs="DejaVu Sans"/>
+      <w:sz w:val="28"/>
+      <w:szCs w:val="28"/>
+    </w:rPr>
+  </w:style>
+  <w:style w:type="paragraph" w:styleId="ndiceuser">
+    <w:name w:val="Índice (user)"/>
     <w:basedOn w:val="Normal"/>
     <w:qFormat/>
     <w:pPr>
@@ -3131,6 +3158,13 @@
       <w:b/>
       <w:bCs/>
     </w:rPr>
+  </w:style>
+  <w:style w:type="paragraph" w:styleId="Contenidodelmarcouser">
+    <w:name w:val="Contenido del marco (user)"/>
+    <w:basedOn w:val="Normal"/>
+    <w:qFormat/>
+    <w:pPr/>
+    <w:rPr/>
   </w:style>
   <w:style w:type="numbering" w:styleId="Ningunalista" w:default="1">
     <w:name w:val="Ninguna lista"/>

--- a/plantillas/ecoems_comprobante_registro.docx
+++ b/plantillas/ecoems_comprobante_registro.docx
@@ -148,8 +148,8 @@
                         <w:txbxContent>
                           <w:p>
                             <w:pPr>
-                              <w:pStyle w:val="Contenidodelmarco"/>
-                              <w:overflowPunct w:val="true"/>
+                              <w:pStyle w:val="Contenidodelmarcouser"/>
+                              <w:overflowPunct w:val="false"/>
                               <w:spacing w:lineRule="auto" w:line="240" w:before="0" w:after="0"/>
                               <w:ind w:firstLine="706"/>
                               <w:jc w:val="center"/>
@@ -179,8 +179,8 @@
                           </w:p>
                           <w:p>
                             <w:pPr>
-                              <w:pStyle w:val="Contenidodelmarco"/>
-                              <w:overflowPunct w:val="true"/>
+                              <w:pStyle w:val="Contenidodelmarcouser"/>
+                              <w:overflowPunct w:val="false"/>
                               <w:spacing w:lineRule="auto" w:line="240" w:before="0" w:after="0"/>
                               <w:ind w:firstLine="706"/>
                               <w:jc w:val="center"/>
@@ -234,8 +234,8 @@
                           </w:p>
                           <w:p>
                             <w:pPr>
-                              <w:pStyle w:val="Contenidodelmarco"/>
-                              <w:overflowPunct w:val="true"/>
+                              <w:pStyle w:val="Contenidodelmarcouser"/>
+                              <w:overflowPunct w:val="false"/>
                               <w:spacing w:lineRule="auto" w:line="240" w:before="0" w:after="0"/>
                               <w:ind w:firstLine="706"/>
                               <w:jc w:val="center"/>
@@ -264,20 +264,14 @@
                           </w:p>
                           <w:p>
                             <w:pPr>
-                              <w:pStyle w:val="Contenidodelmarco"/>
-                              <w:overflowPunct w:val="true"/>
+                              <w:pStyle w:val="Contenidodelmarcouser"/>
+                              <w:overflowPunct w:val="false"/>
                               <w:spacing w:lineRule="auto" w:line="240" w:before="0" w:after="0"/>
                               <w:ind w:firstLine="706"/>
                               <w:jc w:val="center"/>
                               <w:textAlignment w:val="baseline"/>
                               <w:rPr>
-                                <w:rFonts w:ascii="Avenir Next" w:hAnsi="Avenir Next" w:eastAsia="Aptos" w:cs="Arial"/>
-                                <w:b/>
-                                <w:bCs/>
-                                <w:color w:val="00B0F0"/>
-                                <w:kern w:val="2"/>
-                                <w:sz w:val="24"/>
-                                <w:szCs w:val="24"/>
+                                <w:color w:val="EA7500"/>
                               </w:rPr>
                             </w:pPr>
                             <w:r>
@@ -285,12 +279,24 @@
                                 <w:rFonts w:eastAsia="Aptos" w:cs="Arial" w:ascii="Avenir Next" w:hAnsi="Avenir Next"/>
                                 <w:b/>
                                 <w:bCs/>
-                                <w:color w:val="00B0F0"/>
+                                <w:color w:val="EA7500"/>
                                 <w:kern w:val="2"/>
                                 <w:sz w:val="24"/>
                                 <w:szCs w:val="24"/>
                               </w:rPr>
-                              <w:t>CURSO ECOEMS 2026</w:t>
+                              <w:t>CURSO ECOEMS 202</w:t>
+                            </w:r>
+                            <w:r>
+                              <w:rPr>
+                                <w:rFonts w:eastAsia="Aptos" w:cs="Arial" w:ascii="Avenir Next" w:hAnsi="Avenir Next"/>
+                                <w:b/>
+                                <w:bCs/>
+                                <w:color w:val="EA7500"/>
+                                <w:kern w:val="2"/>
+                                <w:sz w:val="24"/>
+                                <w:szCs w:val="24"/>
+                              </w:rPr>
+                              <w:t>7</w:t>
                             </w:r>
                           </w:p>
                         </w:txbxContent>
@@ -314,8 +320,8 @@
                   <w:txbxContent>
                     <w:p>
                       <w:pPr>
-                        <w:pStyle w:val="Contenidodelmarco"/>
-                        <w:overflowPunct w:val="true"/>
+                        <w:pStyle w:val="Contenidodelmarcouser"/>
+                        <w:overflowPunct w:val="false"/>
                         <w:spacing w:lineRule="auto" w:line="240" w:before="0" w:after="0"/>
                         <w:ind w:firstLine="706"/>
                         <w:jc w:val="center"/>
@@ -345,8 +351,8 @@
                     </w:p>
                     <w:p>
                       <w:pPr>
-                        <w:pStyle w:val="Contenidodelmarco"/>
-                        <w:overflowPunct w:val="true"/>
+                        <w:pStyle w:val="Contenidodelmarcouser"/>
+                        <w:overflowPunct w:val="false"/>
                         <w:spacing w:lineRule="auto" w:line="240" w:before="0" w:after="0"/>
                         <w:ind w:firstLine="706"/>
                         <w:jc w:val="center"/>
@@ -400,8 +406,8 @@
                     </w:p>
                     <w:p>
                       <w:pPr>
-                        <w:pStyle w:val="Contenidodelmarco"/>
-                        <w:overflowPunct w:val="true"/>
+                        <w:pStyle w:val="Contenidodelmarcouser"/>
+                        <w:overflowPunct w:val="false"/>
                         <w:spacing w:lineRule="auto" w:line="240" w:before="0" w:after="0"/>
                         <w:ind w:firstLine="706"/>
                         <w:jc w:val="center"/>
@@ -430,20 +436,14 @@
                     </w:p>
                     <w:p>
                       <w:pPr>
-                        <w:pStyle w:val="Contenidodelmarco"/>
-                        <w:overflowPunct w:val="true"/>
+                        <w:pStyle w:val="Contenidodelmarcouser"/>
+                        <w:overflowPunct w:val="false"/>
                         <w:spacing w:lineRule="auto" w:line="240" w:before="0" w:after="0"/>
                         <w:ind w:firstLine="706"/>
                         <w:jc w:val="center"/>
                         <w:textAlignment w:val="baseline"/>
                         <w:rPr>
-                          <w:rFonts w:ascii="Avenir Next" w:hAnsi="Avenir Next" w:eastAsia="Aptos" w:cs="Arial"/>
-                          <w:b/>
-                          <w:bCs/>
-                          <w:color w:val="00B0F0"/>
-                          <w:kern w:val="2"/>
-                          <w:sz w:val="24"/>
-                          <w:szCs w:val="24"/>
+                          <w:color w:val="EA7500"/>
                         </w:rPr>
                       </w:pPr>
                       <w:r>
@@ -451,12 +451,24 @@
                           <w:rFonts w:eastAsia="Aptos" w:cs="Arial" w:ascii="Avenir Next" w:hAnsi="Avenir Next"/>
                           <w:b/>
                           <w:bCs/>
-                          <w:color w:val="00B0F0"/>
+                          <w:color w:val="EA7500"/>
                           <w:kern w:val="2"/>
                           <w:sz w:val="24"/>
                           <w:szCs w:val="24"/>
                         </w:rPr>
-                        <w:t>CURSO ECOEMS 2026</w:t>
+                        <w:t>CURSO ECOEMS 202</w:t>
+                      </w:r>
+                      <w:r>
+                        <w:rPr>
+                          <w:rFonts w:eastAsia="Aptos" w:cs="Arial" w:ascii="Avenir Next" w:hAnsi="Avenir Next"/>
+                          <w:b/>
+                          <w:bCs/>
+                          <w:color w:val="EA7500"/>
+                          <w:kern w:val="2"/>
+                          <w:sz w:val="24"/>
+                          <w:szCs w:val="24"/>
+                        </w:rPr>
+                        <w:t>7</w:t>
                       </w:r>
                     </w:p>
                   </w:txbxContent>
@@ -544,8 +556,8 @@
                         <w:txbxContent>
                           <w:p>
                             <w:pPr>
-                              <w:pStyle w:val="Contenidodelmarco"/>
-                              <w:overflowPunct w:val="true"/>
+                              <w:pStyle w:val="Contenidodelmarcouser"/>
+                              <w:overflowPunct w:val="false"/>
                               <w:spacing w:before="0" w:after="160"/>
                               <w:ind w:firstLine="706"/>
                               <w:textAlignment w:val="baseline"/>
@@ -622,8 +634,8 @@
                   <w:txbxContent>
                     <w:p>
                       <w:pPr>
-                        <w:pStyle w:val="Contenidodelmarco"/>
-                        <w:overflowPunct w:val="true"/>
+                        <w:pStyle w:val="Contenidodelmarcouser"/>
+                        <w:overflowPunct w:val="false"/>
                         <w:spacing w:before="0" w:after="160"/>
                         <w:ind w:firstLine="706"/>
                         <w:textAlignment w:val="baseline"/>
@@ -1342,7 +1354,39 @@
           <w:sz w:val="20"/>
           <w:szCs w:val="20"/>
         </w:rPr>
-        <w:t xml:space="preserve"> con sistema operativo Windows 11 o superior, macOS 26 o superior, de igual modo se admite Linux en cualquiera de sus distribuciones, 4GB de RAM, 10GB de espacio disponible de almacenamiento, conexión a red Wi-Fi, indispensable cámara o micrófono. (Preferentemente una laptop, ya que en el examen verdadero solo se admiten estos y no puedes acceder desde algún dispositivo móvil como una tablet o celular).</w:t>
+        <w:t xml:space="preserve"> con sistema operativo Windows 1</w:t>
+      </w:r>
+      <w:r>
+        <w:rPr>
+          <w:rFonts w:ascii="Avenir Next" w:hAnsi="Avenir Next"/>
+          <w:sz w:val="20"/>
+          <w:szCs w:val="20"/>
+        </w:rPr>
+        <w:t>0</w:t>
+      </w:r>
+      <w:r>
+        <w:rPr>
+          <w:rFonts w:ascii="Avenir Next" w:hAnsi="Avenir Next"/>
+          <w:sz w:val="20"/>
+          <w:szCs w:val="20"/>
+        </w:rPr>
+        <w:t xml:space="preserve"> o superior, macOS </w:t>
+      </w:r>
+      <w:r>
+        <w:rPr>
+          <w:rFonts w:ascii="Avenir Next" w:hAnsi="Avenir Next"/>
+          <w:sz w:val="20"/>
+          <w:szCs w:val="20"/>
+        </w:rPr>
+        <w:t>12</w:t>
+      </w:r>
+      <w:r>
+        <w:rPr>
+          <w:rFonts w:ascii="Avenir Next" w:hAnsi="Avenir Next"/>
+          <w:sz w:val="20"/>
+          <w:szCs w:val="20"/>
+        </w:rPr>
+        <w:t xml:space="preserve"> o superior, de igual modo se admite Linux en cualquiera de sus distribuciones, 4GB de RAM, 10GB de espacio disponible de almacenamiento, conexión a red Wi-Fi, indispensable cámara o micrófono. (Preferentemente una laptop, ya que en el examen verdadero solo se admiten estos y no puedes acceder desde algún dispositivo móvil como una tablet o celular).</w:t>
       </w:r>
     </w:p>
     <w:p>
@@ -1391,7 +1435,39 @@
           <w:sz w:val="20"/>
           <w:szCs w:val="20"/>
         </w:rPr>
-        <w:t xml:space="preserve"> deberá de contar con sistema operativo Android 15 o superior, iOS 26 o superior, cámara frontal y micrófono funcionales.</w:t>
+        <w:t xml:space="preserve"> deberá de contar con sistema operativo Android 1</w:t>
+      </w:r>
+      <w:r>
+        <w:rPr>
+          <w:rFonts w:ascii="Avenir Next" w:hAnsi="Avenir Next"/>
+          <w:sz w:val="20"/>
+          <w:szCs w:val="20"/>
+        </w:rPr>
+        <w:t>2</w:t>
+      </w:r>
+      <w:r>
+        <w:rPr>
+          <w:rFonts w:ascii="Avenir Next" w:hAnsi="Avenir Next"/>
+          <w:sz w:val="20"/>
+          <w:szCs w:val="20"/>
+        </w:rPr>
+        <w:t xml:space="preserve"> o superior, iOS </w:t>
+      </w:r>
+      <w:r>
+        <w:rPr>
+          <w:rFonts w:ascii="Avenir Next" w:hAnsi="Avenir Next"/>
+          <w:sz w:val="20"/>
+          <w:szCs w:val="20"/>
+        </w:rPr>
+        <w:t>16</w:t>
+      </w:r>
+      <w:r>
+        <w:rPr>
+          <w:rFonts w:ascii="Avenir Next" w:hAnsi="Avenir Next"/>
+          <w:sz w:val="20"/>
+          <w:szCs w:val="20"/>
+        </w:rPr>
+        <w:t xml:space="preserve"> o superior, cámara frontal y micrófono funcionales.</w:t>
       </w:r>
     </w:p>
     <w:p>
@@ -1432,7 +1508,37 @@
           <w:sz w:val="20"/>
           <w:szCs w:val="20"/>
         </w:rPr>
-        <w:t>El curso tiene como fecha de inicio el sábado 3 de enero de 2026</w:t>
+        <w:t xml:space="preserve">El curso tiene como fecha de inicio el sábado </w:t>
+      </w:r>
+      <w:r>
+        <w:rPr>
+          <w:rFonts w:ascii="Avenir Next" w:hAnsi="Avenir Next"/>
+          <w:b/>
+          <w:bCs/>
+          <w:sz w:val="20"/>
+          <w:szCs w:val="20"/>
+        </w:rPr>
+        <w:t>2</w:t>
+      </w:r>
+      <w:r>
+        <w:rPr>
+          <w:rFonts w:ascii="Avenir Next" w:hAnsi="Avenir Next"/>
+          <w:b/>
+          <w:bCs/>
+          <w:sz w:val="20"/>
+          <w:szCs w:val="20"/>
+        </w:rPr>
+        <w:t xml:space="preserve"> de enero de 202</w:t>
+      </w:r>
+      <w:r>
+        <w:rPr>
+          <w:rFonts w:ascii="Avenir Next" w:hAnsi="Avenir Next"/>
+          <w:b/>
+          <w:bCs/>
+          <w:sz w:val="20"/>
+          <w:szCs w:val="20"/>
+        </w:rPr>
+        <w:t>7</w:t>
       </w:r>
       <w:r>
         <w:rPr>
@@ -1581,7 +1687,47 @@
           <w:sz w:val="20"/>
           <w:szCs w:val="20"/>
         </w:rPr>
-        <w:t>A partir del mes de febrero se irán subiendo en la plataforma los exámenes de cada materia que constan con 128 preguntas cada materia, y finalizando el 6 de junio de 2026 con el examen simulador con todas las tecnologías idénticas al real.</w:t>
+        <w:t xml:space="preserve">A partir del mes de febrero se irán subiendo en la plataforma los exámenes de cada materia que constan con 128 preguntas cada materia, y finalizando el </w:t>
+      </w:r>
+      <w:r>
+        <w:rPr>
+          <w:rFonts w:ascii="Avenir Next" w:hAnsi="Avenir Next"/>
+          <w:b/>
+          <w:bCs/>
+          <w:sz w:val="20"/>
+          <w:szCs w:val="20"/>
+        </w:rPr>
+        <w:t>12</w:t>
+      </w:r>
+      <w:r>
+        <w:rPr>
+          <w:rFonts w:ascii="Avenir Next" w:hAnsi="Avenir Next"/>
+          <w:b/>
+          <w:bCs/>
+          <w:sz w:val="20"/>
+          <w:szCs w:val="20"/>
+        </w:rPr>
+        <w:t xml:space="preserve"> de junio de 202</w:t>
+      </w:r>
+      <w:r>
+        <w:rPr>
+          <w:rFonts w:ascii="Avenir Next" w:hAnsi="Avenir Next"/>
+          <w:b/>
+          <w:bCs/>
+          <w:sz w:val="20"/>
+          <w:szCs w:val="20"/>
+        </w:rPr>
+        <w:t>7</w:t>
+      </w:r>
+      <w:r>
+        <w:rPr>
+          <w:rFonts w:ascii="Avenir Next" w:hAnsi="Avenir Next"/>
+          <w:b/>
+          <w:bCs/>
+          <w:sz w:val="20"/>
+          <w:szCs w:val="20"/>
+        </w:rPr>
+        <w:t xml:space="preserve"> con el examen simulador con todas las tecnologías idénticas al real.</w:t>
       </w:r>
     </w:p>
     <w:p>
@@ -3129,15 +3275,15 @@
       <w14:ligatures w14:val="standardContextual"/>
     </w:rPr>
   </w:style>
-  <w:style w:type="paragraph" w:styleId="Contenidodelmarco">
-    <w:name w:val="Contenido del marco"/>
+  <w:style w:type="paragraph" w:styleId="Contenidodelmarcouser">
+    <w:name w:val="Contenido del marco (user)"/>
     <w:basedOn w:val="Normal"/>
     <w:qFormat/>
     <w:pPr/>
     <w:rPr/>
   </w:style>
-  <w:style w:type="paragraph" w:styleId="Contenidodelatabla">
-    <w:name w:val="Contenido de la tabla"/>
+  <w:style w:type="paragraph" w:styleId="Contenidodelatablauser">
+    <w:name w:val="Contenido de la tabla (user)"/>
     <w:basedOn w:val="Normal"/>
     <w:qFormat/>
     <w:pPr>
@@ -3146,9 +3292,9 @@
     </w:pPr>
     <w:rPr/>
   </w:style>
-  <w:style w:type="paragraph" w:styleId="Ttulodelatabla">
-    <w:name w:val="Título de la tabla"/>
-    <w:basedOn w:val="Contenidodelatabla"/>
+  <w:style w:type="paragraph" w:styleId="Ttulodelatablauser">
+    <w:name w:val="Título de la tabla (user)"/>
+    <w:basedOn w:val="Contenidodelatablauser"/>
     <w:qFormat/>
     <w:pPr>
       <w:suppressLineNumbers/>
@@ -3159,15 +3305,15 @@
       <w:bCs/>
     </w:rPr>
   </w:style>
-  <w:style w:type="paragraph" w:styleId="Contenidodelmarcouser">
-    <w:name w:val="Contenido del marco (user)"/>
+  <w:style w:type="paragraph" w:styleId="Contenidodelmarco">
+    <w:name w:val="Contenido del marco"/>
     <w:basedOn w:val="Normal"/>
     <w:qFormat/>
     <w:pPr/>
     <w:rPr/>
   </w:style>
-  <w:style w:type="numbering" w:styleId="Ningunalista" w:default="1">
-    <w:name w:val="Ninguna lista"/>
+  <w:style w:type="numbering" w:styleId="Ningunalistauser" w:default="1">
+    <w:name w:val="Ninguna lista (user)"/>
     <w:uiPriority w:val="99"/>
     <w:semiHidden/>
     <w:unhideWhenUsed/>
